--- a/first/report.docx
+++ b/first/report.docx
@@ -4781,16 +4781,179 @@
         <w:rPr>
           <w:rFonts w:ascii="Courier New" w:eastAsia="Courier New" w:hAnsi="Courier New"/>
           <w:sz w:val="16"/>
-        </w:rPr>
-      </w:pPr>
-      <w:r>
-        <w:rPr>
-          <w:rFonts w:ascii="Courier New" w:eastAsia="Courier New" w:hAnsi="Courier New"/>
-          <w:sz w:val="16"/>
           <w:lang w:val="ru-RU"/>
         </w:rPr>
+      </w:pPr>
+      <w:r>
+        <w:rPr>
+          <w:rFonts w:ascii="Courier New" w:eastAsia="Courier New" w:hAnsi="Courier New"/>
+          <w:sz w:val="16"/>
+          <w:lang w:val="ru-RU"/>
+        </w:rPr>
         <w:t>};</w:t>
       </w:r>
+    </w:p>
+    <w:p>
+      <w:pPr>
+        <w:spacing w:after="0" w:line="360" w:lineRule="auto"/>
+        <w:ind w:left="283" w:right="283" w:firstLine="568"/>
+        <w:jc w:val="both"/>
+        <w:rPr>
+          <w:rFonts w:eastAsia="Courier New" w:cs="Times New Roman"/>
+          <w:szCs w:val="28"/>
+          <w:lang w:val="ru-RU"/>
+        </w:rPr>
+      </w:pPr>
+      <w:r>
+        <w:rPr>
+          <w:rFonts w:eastAsia="Courier New" w:cs="Times New Roman"/>
+          <w:szCs w:val="28"/>
+          <w:lang w:val="ru-RU"/>
+        </w:rPr>
+        <w:t xml:space="preserve">Освобождение ресурсов в перемещающем операторе присваивания реализовано через явный вызов </w:t>
+      </w:r>
+      <w:proofErr w:type="gramStart"/>
+      <w:r>
+        <w:rPr>
+          <w:rFonts w:eastAsia="Courier New" w:cs="Times New Roman"/>
+          <w:szCs w:val="28"/>
+        </w:rPr>
+        <w:t>release</w:t>
+      </w:r>
+      <w:r>
+        <w:rPr>
+          <w:rFonts w:eastAsia="Courier New" w:cs="Times New Roman"/>
+          <w:szCs w:val="28"/>
+          <w:lang w:val="ru-RU"/>
+        </w:rPr>
+        <w:t>(</w:t>
+      </w:r>
+      <w:proofErr w:type="gramEnd"/>
+      <w:r>
+        <w:rPr>
+          <w:rFonts w:eastAsia="Courier New" w:cs="Times New Roman"/>
+          <w:szCs w:val="28"/>
+          <w:lang w:val="ru-RU"/>
+        </w:rPr>
+        <w:t xml:space="preserve">). Для предотвращения генерации исключений и нарушения спецификации </w:t>
+      </w:r>
+      <w:proofErr w:type="spellStart"/>
+      <w:r>
+        <w:rPr>
+          <w:rFonts w:eastAsia="Courier New" w:cs="Times New Roman"/>
+          <w:szCs w:val="28"/>
+        </w:rPr>
+        <w:t>noexcept</w:t>
+      </w:r>
+      <w:proofErr w:type="spellEnd"/>
+      <w:r>
+        <w:rPr>
+          <w:rFonts w:eastAsia="Courier New" w:cs="Times New Roman"/>
+          <w:szCs w:val="28"/>
+          <w:lang w:val="ru-RU"/>
+        </w:rPr>
+        <w:t xml:space="preserve"> в случае сбоя </w:t>
+      </w:r>
+      <w:r>
+        <w:rPr>
+          <w:rFonts w:eastAsia="Courier New" w:cs="Times New Roman"/>
+          <w:szCs w:val="28"/>
+        </w:rPr>
+        <w:t>CUDA</w:t>
+      </w:r>
+      <w:r>
+        <w:rPr>
+          <w:rFonts w:eastAsia="Courier New" w:cs="Times New Roman"/>
+          <w:szCs w:val="28"/>
+          <w:lang w:val="ru-RU"/>
+        </w:rPr>
+        <w:t>-</w:t>
+      </w:r>
+      <w:proofErr w:type="spellStart"/>
+      <w:r>
+        <w:rPr>
+          <w:rFonts w:eastAsia="Courier New" w:cs="Times New Roman"/>
+          <w:szCs w:val="28"/>
+          <w:lang w:val="ru-RU"/>
+        </w:rPr>
+        <w:t>рантайма</w:t>
+      </w:r>
+      <w:proofErr w:type="spellEnd"/>
+      <w:r>
+        <w:rPr>
+          <w:rFonts w:eastAsia="Courier New" w:cs="Times New Roman"/>
+          <w:szCs w:val="28"/>
+          <w:lang w:val="ru-RU"/>
+        </w:rPr>
+        <w:t xml:space="preserve">, метод </w:t>
+      </w:r>
+      <w:proofErr w:type="gramStart"/>
+      <w:r>
+        <w:rPr>
+          <w:rFonts w:eastAsia="Courier New" w:cs="Times New Roman"/>
+          <w:szCs w:val="28"/>
+        </w:rPr>
+        <w:t>release</w:t>
+      </w:r>
+      <w:r>
+        <w:rPr>
+          <w:rFonts w:eastAsia="Courier New" w:cs="Times New Roman"/>
+          <w:szCs w:val="28"/>
+          <w:lang w:val="ru-RU"/>
+        </w:rPr>
+        <w:t>(</w:t>
+      </w:r>
+      <w:proofErr w:type="gramEnd"/>
+      <w:r>
+        <w:rPr>
+          <w:rFonts w:eastAsia="Courier New" w:cs="Times New Roman"/>
+          <w:szCs w:val="28"/>
+          <w:lang w:val="ru-RU"/>
+        </w:rPr>
+        <w:t xml:space="preserve">) намеренно не использует макрос </w:t>
+      </w:r>
+      <w:r>
+        <w:rPr>
+          <w:rFonts w:eastAsia="Courier New" w:cs="Times New Roman"/>
+          <w:szCs w:val="28"/>
+        </w:rPr>
+        <w:t>CUDA</w:t>
+      </w:r>
+      <w:r>
+        <w:rPr>
+          <w:rFonts w:eastAsia="Courier New" w:cs="Times New Roman"/>
+          <w:szCs w:val="28"/>
+          <w:lang w:val="ru-RU"/>
+        </w:rPr>
+        <w:t>_</w:t>
+      </w:r>
+      <w:r>
+        <w:rPr>
+          <w:rFonts w:eastAsia="Courier New" w:cs="Times New Roman"/>
+          <w:szCs w:val="28"/>
+        </w:rPr>
+        <w:t>CHECK</w:t>
+      </w:r>
+      <w:r>
+        <w:rPr>
+          <w:rFonts w:eastAsia="Courier New" w:cs="Times New Roman"/>
+          <w:szCs w:val="28"/>
+          <w:lang w:val="ru-RU"/>
+        </w:rPr>
+        <w:t>.</w:t>
+      </w:r>
+    </w:p>
+    <w:p>
+      <w:pPr>
+        <w:spacing w:after="0" w:line="360" w:lineRule="auto"/>
+        <w:ind w:left="283" w:right="283" w:firstLine="568"/>
+        <w:jc w:val="both"/>
+        <w:rPr>
+          <w:rFonts w:eastAsia="Courier New" w:cs="Times New Roman"/>
+          <w:szCs w:val="28"/>
+          <w:lang w:val="ru-RU"/>
+        </w:rPr>
+      </w:pPr>
     </w:p>
     <w:p>
       <w:pPr>
@@ -5871,6 +6034,7 @@
           <w:rFonts w:ascii="Courier New" w:eastAsia="Courier New" w:hAnsi="Courier New"/>
           <w:sz w:val="16"/>
         </w:rPr>
+        <w:lastRenderedPageBreak/>
         <w:t>        return data_;</w:t>
       </w:r>
     </w:p>
@@ -6148,7 +6312,6 @@
           <w:b/>
           <w:lang w:val="ru-RU"/>
         </w:rPr>
-        <w:lastRenderedPageBreak/>
         <w:t xml:space="preserve">1.3 Класс </w:t>
       </w:r>
       <w:r>
@@ -7522,6 +7685,7 @@
           <w:rFonts w:ascii="Courier New" w:eastAsia="Courier New" w:hAnsi="Courier New"/>
           <w:sz w:val="16"/>
         </w:rPr>
+        <w:lastRenderedPageBreak/>
         <w:t>        return;</w:t>
       </w:r>
     </w:p>
@@ -7838,7 +8002,3318 @@
           <w:rFonts w:ascii="Courier New" w:eastAsia="Courier New" w:hAnsi="Courier New"/>
           <w:sz w:val="16"/>
         </w:rPr>
+        <w:t>    CUDA_</w:t>
+      </w:r>
+      <w:proofErr w:type="gramStart"/>
+      <w:r>
+        <w:rPr>
+          <w:rFonts w:ascii="Courier New" w:eastAsia="Courier New" w:hAnsi="Courier New"/>
+          <w:sz w:val="16"/>
+        </w:rPr>
+        <w:t>CHECK(</w:t>
+      </w:r>
+      <w:proofErr w:type="spellStart"/>
+      <w:r>
+        <w:rPr>
+          <w:rFonts w:ascii="Courier New" w:eastAsia="Courier New" w:hAnsi="Courier New"/>
+          <w:sz w:val="16"/>
+        </w:rPr>
+        <w:t>cudaGetLastError</w:t>
+      </w:r>
+      <w:proofErr w:type="spellEnd"/>
+      <w:r>
+        <w:rPr>
+          <w:rFonts w:ascii="Courier New" w:eastAsia="Courier New" w:hAnsi="Courier New"/>
+          <w:sz w:val="16"/>
+        </w:rPr>
+        <w:t>(</w:t>
+      </w:r>
+      <w:proofErr w:type="gramEnd"/>
+      <w:r>
+        <w:rPr>
+          <w:rFonts w:ascii="Courier New" w:eastAsia="Courier New" w:hAnsi="Courier New"/>
+          <w:sz w:val="16"/>
+        </w:rPr>
+        <w:t>));</w:t>
+      </w:r>
+    </w:p>
+    <w:p>
+      <w:pPr>
+        <w:spacing w:after="0" w:line="360" w:lineRule="auto"/>
+        <w:ind w:left="283" w:right="283"/>
+        <w:rPr>
+          <w:rFonts w:ascii="Courier New" w:eastAsia="Courier New" w:hAnsi="Courier New"/>
+          <w:sz w:val="16"/>
+        </w:rPr>
+      </w:pPr>
+      <w:r>
+        <w:rPr>
+          <w:rFonts w:ascii="Courier New" w:eastAsia="Courier New" w:hAnsi="Courier New"/>
+          <w:sz w:val="16"/>
+        </w:rPr>
+        <w:t>}</w:t>
+      </w:r>
+    </w:p>
+    <w:p>
+      <w:pPr>
+        <w:spacing w:after="0" w:line="360" w:lineRule="auto"/>
+        <w:ind w:left="283" w:right="283"/>
+        <w:rPr>
+          <w:rFonts w:ascii="Courier New" w:eastAsia="Courier New" w:hAnsi="Courier New"/>
+          <w:sz w:val="16"/>
+        </w:rPr>
+      </w:pPr>
+      <w:r>
+        <w:rPr>
+          <w:rFonts w:ascii="Courier New" w:eastAsia="Courier New" w:hAnsi="Courier New"/>
+          <w:sz w:val="16"/>
+        </w:rPr>
+        <w:t>template &lt;</w:t>
+      </w:r>
+      <w:proofErr w:type="spellStart"/>
+      <w:r>
+        <w:rPr>
+          <w:rFonts w:ascii="Courier New" w:eastAsia="Courier New" w:hAnsi="Courier New"/>
+          <w:sz w:val="16"/>
+        </w:rPr>
+        <w:t>typename</w:t>
+      </w:r>
+      <w:proofErr w:type="spellEnd"/>
+      <w:r>
+        <w:rPr>
+          <w:rFonts w:ascii="Courier New" w:eastAsia="Courier New" w:hAnsi="Courier New"/>
+          <w:sz w:val="16"/>
+        </w:rPr>
+        <w:t xml:space="preserve"> </w:t>
+      </w:r>
+      <w:proofErr w:type="spellStart"/>
+      <w:r>
+        <w:rPr>
+          <w:rFonts w:ascii="Courier New" w:eastAsia="Courier New" w:hAnsi="Courier New"/>
+          <w:sz w:val="16"/>
+        </w:rPr>
+        <w:t>AtomT</w:t>
+      </w:r>
+      <w:proofErr w:type="spellEnd"/>
+      <w:r>
+        <w:rPr>
+          <w:rFonts w:ascii="Courier New" w:eastAsia="Courier New" w:hAnsi="Courier New"/>
+          <w:sz w:val="16"/>
+        </w:rPr>
+        <w:t>&gt;</w:t>
+      </w:r>
+    </w:p>
+    <w:p>
+      <w:pPr>
+        <w:spacing w:after="0" w:line="360" w:lineRule="auto"/>
+        <w:ind w:left="283" w:right="283"/>
+        <w:rPr>
+          <w:rFonts w:ascii="Courier New" w:eastAsia="Courier New" w:hAnsi="Courier New"/>
+          <w:sz w:val="16"/>
+        </w:rPr>
+      </w:pPr>
+      <w:r>
+        <w:rPr>
+          <w:rFonts w:ascii="Courier New" w:eastAsia="Courier New" w:hAnsi="Courier New"/>
+          <w:sz w:val="16"/>
+        </w:rPr>
+        <w:t>class Vector {</w:t>
+      </w:r>
+    </w:p>
+    <w:p>
+      <w:pPr>
+        <w:spacing w:after="0" w:line="360" w:lineRule="auto"/>
+        <w:ind w:left="283" w:right="283"/>
+        <w:rPr>
+          <w:rFonts w:ascii="Courier New" w:eastAsia="Courier New" w:hAnsi="Courier New"/>
+          <w:sz w:val="16"/>
+        </w:rPr>
+      </w:pPr>
+      <w:r>
+        <w:rPr>
+          <w:rFonts w:ascii="Courier New" w:eastAsia="Courier New" w:hAnsi="Courier New"/>
+          <w:sz w:val="16"/>
+        </w:rPr>
+        <w:t>public:</w:t>
+      </w:r>
+    </w:p>
+    <w:p>
+      <w:pPr>
+        <w:spacing w:after="0" w:line="360" w:lineRule="auto"/>
+        <w:ind w:left="283" w:right="283"/>
+        <w:rPr>
+          <w:rFonts w:ascii="Courier New" w:eastAsia="Courier New" w:hAnsi="Courier New"/>
+          <w:sz w:val="16"/>
+        </w:rPr>
+      </w:pPr>
+      <w:r>
+        <w:rPr>
+          <w:rFonts w:ascii="Courier New" w:eastAsia="Courier New" w:hAnsi="Courier New"/>
+          <w:sz w:val="16"/>
+        </w:rPr>
+        <w:t xml:space="preserve">    </w:t>
+      </w:r>
+      <w:proofErr w:type="gramStart"/>
+      <w:r>
+        <w:rPr>
+          <w:rFonts w:ascii="Courier New" w:eastAsia="Courier New" w:hAnsi="Courier New"/>
+          <w:sz w:val="16"/>
+        </w:rPr>
+        <w:t>Vector() :</w:t>
+      </w:r>
+      <w:proofErr w:type="gramEnd"/>
+      <w:r>
+        <w:rPr>
+          <w:rFonts w:ascii="Courier New" w:eastAsia="Courier New" w:hAnsi="Courier New"/>
+          <w:sz w:val="16"/>
+        </w:rPr>
+        <w:t xml:space="preserve"> data_(</w:t>
+      </w:r>
+      <w:proofErr w:type="gramStart"/>
+      <w:r>
+        <w:rPr>
+          <w:rFonts w:ascii="Courier New" w:eastAsia="Courier New" w:hAnsi="Courier New"/>
+          <w:sz w:val="16"/>
+        </w:rPr>
+        <w:t>std::</w:t>
+      </w:r>
+      <w:proofErr w:type="spellStart"/>
+      <w:proofErr w:type="gramEnd"/>
+      <w:r>
+        <w:rPr>
+          <w:rFonts w:ascii="Courier New" w:eastAsia="Courier New" w:hAnsi="Courier New"/>
+          <w:sz w:val="16"/>
+        </w:rPr>
+        <w:t>make_shared</w:t>
+      </w:r>
+      <w:proofErr w:type="spellEnd"/>
+      <w:r>
+        <w:rPr>
+          <w:rFonts w:ascii="Courier New" w:eastAsia="Courier New" w:hAnsi="Courier New"/>
+          <w:sz w:val="16"/>
+        </w:rPr>
+        <w:t>&lt;Data&lt;</w:t>
+      </w:r>
+      <w:proofErr w:type="spellStart"/>
+      <w:r>
+        <w:rPr>
+          <w:rFonts w:ascii="Courier New" w:eastAsia="Courier New" w:hAnsi="Courier New"/>
+          <w:sz w:val="16"/>
+        </w:rPr>
+        <w:t>AtomT</w:t>
+      </w:r>
+      <w:proofErr w:type="spellEnd"/>
+      <w:r>
+        <w:rPr>
+          <w:rFonts w:ascii="Courier New" w:eastAsia="Courier New" w:hAnsi="Courier New"/>
+          <w:sz w:val="16"/>
+        </w:rPr>
+        <w:t>&gt;</w:t>
+      </w:r>
+      <w:proofErr w:type="gramStart"/>
+      <w:r>
+        <w:rPr>
+          <w:rFonts w:ascii="Courier New" w:eastAsia="Courier New" w:hAnsi="Courier New"/>
+          <w:sz w:val="16"/>
+        </w:rPr>
+        <w:t>&gt;(</w:t>
+      </w:r>
+      <w:proofErr w:type="gramEnd"/>
+      <w:r>
+        <w:rPr>
+          <w:rFonts w:ascii="Courier New" w:eastAsia="Courier New" w:hAnsi="Courier New"/>
+          <w:sz w:val="16"/>
+        </w:rPr>
+        <w:t>)), view</w:t>
+      </w:r>
+      <w:proofErr w:type="gramStart"/>
+      <w:r>
+        <w:rPr>
+          <w:rFonts w:ascii="Courier New" w:eastAsia="Courier New" w:hAnsi="Courier New"/>
+          <w:sz w:val="16"/>
+        </w:rPr>
+        <w:t>_(</w:t>
+      </w:r>
+      <w:proofErr w:type="gramEnd"/>
+      <w:r>
+        <w:rPr>
+          <w:rFonts w:ascii="Courier New" w:eastAsia="Courier New" w:hAnsi="Courier New"/>
+          <w:sz w:val="16"/>
+        </w:rPr>
+        <w:t>) {}</w:t>
+      </w:r>
+    </w:p>
+    <w:p>
+      <w:pPr>
+        <w:spacing w:after="0" w:line="360" w:lineRule="auto"/>
+        <w:ind w:left="283" w:right="283"/>
+        <w:rPr>
+          <w:rFonts w:ascii="Courier New" w:eastAsia="Courier New" w:hAnsi="Courier New"/>
+          <w:sz w:val="16"/>
+        </w:rPr>
+      </w:pPr>
+      <w:r>
+        <w:rPr>
+          <w:rFonts w:ascii="Courier New" w:eastAsia="Courier New" w:hAnsi="Courier New"/>
+          <w:sz w:val="16"/>
+        </w:rPr>
+        <w:t xml:space="preserve">    explicit </w:t>
+      </w:r>
+      <w:proofErr w:type="gramStart"/>
+      <w:r>
+        <w:rPr>
+          <w:rFonts w:ascii="Courier New" w:eastAsia="Courier New" w:hAnsi="Courier New"/>
+          <w:sz w:val="16"/>
+        </w:rPr>
+        <w:t>Vector(std::</w:t>
+      </w:r>
+      <w:proofErr w:type="spellStart"/>
+      <w:proofErr w:type="gramEnd"/>
+      <w:r>
+        <w:rPr>
+          <w:rFonts w:ascii="Courier New" w:eastAsia="Courier New" w:hAnsi="Courier New"/>
+          <w:sz w:val="16"/>
+        </w:rPr>
+        <w:t>size_t</w:t>
+      </w:r>
+      <w:proofErr w:type="spellEnd"/>
+      <w:r>
+        <w:rPr>
+          <w:rFonts w:ascii="Courier New" w:eastAsia="Courier New" w:hAnsi="Courier New"/>
+          <w:sz w:val="16"/>
+        </w:rPr>
+        <w:t xml:space="preserve"> size)</w:t>
+      </w:r>
+    </w:p>
+    <w:p>
+      <w:pPr>
+        <w:spacing w:after="0" w:line="360" w:lineRule="auto"/>
+        <w:ind w:left="283" w:right="283"/>
+        <w:rPr>
+          <w:rFonts w:ascii="Courier New" w:eastAsia="Courier New" w:hAnsi="Courier New"/>
+          <w:sz w:val="16"/>
+        </w:rPr>
+      </w:pPr>
+      <w:r>
+        <w:rPr>
+          <w:rFonts w:ascii="Courier New" w:eastAsia="Courier New" w:hAnsi="Courier New"/>
+          <w:sz w:val="16"/>
+        </w:rPr>
+        <w:t>        : data_(</w:t>
+      </w:r>
+      <w:proofErr w:type="gramStart"/>
+      <w:r>
+        <w:rPr>
+          <w:rFonts w:ascii="Courier New" w:eastAsia="Courier New" w:hAnsi="Courier New"/>
+          <w:sz w:val="16"/>
+        </w:rPr>
+        <w:t>std::</w:t>
+      </w:r>
+      <w:proofErr w:type="spellStart"/>
+      <w:proofErr w:type="gramEnd"/>
+      <w:r>
+        <w:rPr>
+          <w:rFonts w:ascii="Courier New" w:eastAsia="Courier New" w:hAnsi="Courier New"/>
+          <w:sz w:val="16"/>
+        </w:rPr>
+        <w:t>make_shared</w:t>
+      </w:r>
+      <w:proofErr w:type="spellEnd"/>
+      <w:r>
+        <w:rPr>
+          <w:rFonts w:ascii="Courier New" w:eastAsia="Courier New" w:hAnsi="Courier New"/>
+          <w:sz w:val="16"/>
+        </w:rPr>
+        <w:t>&lt;Data&lt;</w:t>
+      </w:r>
+      <w:proofErr w:type="spellStart"/>
+      <w:r>
+        <w:rPr>
+          <w:rFonts w:ascii="Courier New" w:eastAsia="Courier New" w:hAnsi="Courier New"/>
+          <w:sz w:val="16"/>
+        </w:rPr>
+        <w:t>AtomT</w:t>
+      </w:r>
+      <w:proofErr w:type="spellEnd"/>
+      <w:r>
+        <w:rPr>
+          <w:rFonts w:ascii="Courier New" w:eastAsia="Courier New" w:hAnsi="Courier New"/>
+          <w:sz w:val="16"/>
+        </w:rPr>
+        <w:t>&gt;&gt;(size)),</w:t>
+      </w:r>
+    </w:p>
+    <w:p>
+      <w:pPr>
+        <w:spacing w:after="0" w:line="360" w:lineRule="auto"/>
+        <w:ind w:left="283" w:right="283"/>
+        <w:rPr>
+          <w:rFonts w:ascii="Courier New" w:eastAsia="Courier New" w:hAnsi="Courier New"/>
+          <w:sz w:val="16"/>
+        </w:rPr>
+      </w:pPr>
+      <w:r>
+        <w:rPr>
+          <w:rFonts w:ascii="Courier New" w:eastAsia="Courier New" w:hAnsi="Courier New"/>
+          <w:sz w:val="16"/>
+        </w:rPr>
+        <w:t>          view_(data_-&gt;</w:t>
+      </w:r>
+      <w:proofErr w:type="gramStart"/>
+      <w:r>
+        <w:rPr>
+          <w:rFonts w:ascii="Courier New" w:eastAsia="Courier New" w:hAnsi="Courier New"/>
+          <w:sz w:val="16"/>
+        </w:rPr>
+        <w:t>data(</w:t>
+      </w:r>
+      <w:proofErr w:type="gramEnd"/>
+      <w:r>
+        <w:rPr>
+          <w:rFonts w:ascii="Courier New" w:eastAsia="Courier New" w:hAnsi="Courier New"/>
+          <w:sz w:val="16"/>
+        </w:rPr>
+        <w:t>), size) {}</w:t>
+      </w:r>
+    </w:p>
+    <w:p>
+      <w:pPr>
+        <w:spacing w:after="0" w:line="360" w:lineRule="auto"/>
+        <w:ind w:left="283" w:right="283"/>
+        <w:rPr>
+          <w:rFonts w:ascii="Courier New" w:eastAsia="Courier New" w:hAnsi="Courier New"/>
+          <w:sz w:val="16"/>
+        </w:rPr>
+      </w:pPr>
+      <w:r>
+        <w:rPr>
+          <w:rFonts w:ascii="Courier New" w:eastAsia="Courier New" w:hAnsi="Courier New"/>
+          <w:sz w:val="16"/>
+        </w:rPr>
+        <w:t xml:space="preserve">    </w:t>
+      </w:r>
+      <w:proofErr w:type="gramStart"/>
+      <w:r>
+        <w:rPr>
+          <w:rFonts w:ascii="Courier New" w:eastAsia="Courier New" w:hAnsi="Courier New"/>
+          <w:sz w:val="16"/>
+        </w:rPr>
+        <w:t>Vector(</w:t>
+      </w:r>
+      <w:proofErr w:type="gramEnd"/>
+      <w:r>
+        <w:rPr>
+          <w:rFonts w:ascii="Courier New" w:eastAsia="Courier New" w:hAnsi="Courier New"/>
+          <w:sz w:val="16"/>
+        </w:rPr>
+        <w:t>const Vector&amp; other)</w:t>
+      </w:r>
+    </w:p>
+    <w:p>
+      <w:pPr>
+        <w:spacing w:after="0" w:line="360" w:lineRule="auto"/>
+        <w:ind w:left="283" w:right="283"/>
+        <w:rPr>
+          <w:rFonts w:ascii="Courier New" w:eastAsia="Courier New" w:hAnsi="Courier New"/>
+          <w:sz w:val="16"/>
+        </w:rPr>
+      </w:pPr>
+      <w:r>
+        <w:rPr>
+          <w:rFonts w:ascii="Courier New" w:eastAsia="Courier New" w:hAnsi="Courier New"/>
+          <w:sz w:val="16"/>
+        </w:rPr>
+        <w:t>        : data_(</w:t>
+      </w:r>
+      <w:proofErr w:type="spellStart"/>
+      <w:r>
+        <w:rPr>
+          <w:rFonts w:ascii="Courier New" w:eastAsia="Courier New" w:hAnsi="Courier New"/>
+          <w:sz w:val="16"/>
+        </w:rPr>
+        <w:t>other.data</w:t>
+      </w:r>
+      <w:proofErr w:type="spellEnd"/>
+      <w:r>
+        <w:rPr>
+          <w:rFonts w:ascii="Courier New" w:eastAsia="Courier New" w:hAnsi="Courier New"/>
+          <w:sz w:val="16"/>
+        </w:rPr>
+        <w:t>_), view_(data_-&gt;</w:t>
+      </w:r>
+      <w:proofErr w:type="gramStart"/>
+      <w:r>
+        <w:rPr>
+          <w:rFonts w:ascii="Courier New" w:eastAsia="Courier New" w:hAnsi="Courier New"/>
+          <w:sz w:val="16"/>
+        </w:rPr>
+        <w:t>data(</w:t>
+      </w:r>
+      <w:proofErr w:type="gramEnd"/>
+      <w:r>
+        <w:rPr>
+          <w:rFonts w:ascii="Courier New" w:eastAsia="Courier New" w:hAnsi="Courier New"/>
+          <w:sz w:val="16"/>
+        </w:rPr>
+        <w:t>), data_-&gt;</w:t>
+      </w:r>
+      <w:proofErr w:type="gramStart"/>
+      <w:r>
+        <w:rPr>
+          <w:rFonts w:ascii="Courier New" w:eastAsia="Courier New" w:hAnsi="Courier New"/>
+          <w:sz w:val="16"/>
+        </w:rPr>
+        <w:t>size(</w:t>
+      </w:r>
+      <w:proofErr w:type="gramEnd"/>
+      <w:r>
+        <w:rPr>
+          <w:rFonts w:ascii="Courier New" w:eastAsia="Courier New" w:hAnsi="Courier New"/>
+          <w:sz w:val="16"/>
+        </w:rPr>
+        <w:t>)) {}</w:t>
+      </w:r>
+    </w:p>
+    <w:p>
+      <w:pPr>
+        <w:spacing w:after="0" w:line="360" w:lineRule="auto"/>
+        <w:ind w:left="283" w:right="283"/>
+        <w:rPr>
+          <w:rFonts w:ascii="Courier New" w:eastAsia="Courier New" w:hAnsi="Courier New"/>
+          <w:sz w:val="16"/>
+        </w:rPr>
+      </w:pPr>
+      <w:r>
+        <w:rPr>
+          <w:rFonts w:ascii="Courier New" w:eastAsia="Courier New" w:hAnsi="Courier New"/>
+          <w:sz w:val="16"/>
+        </w:rPr>
+        <w:t xml:space="preserve">    </w:t>
+      </w:r>
+      <w:proofErr w:type="gramStart"/>
+      <w:r>
+        <w:rPr>
+          <w:rFonts w:ascii="Courier New" w:eastAsia="Courier New" w:hAnsi="Courier New"/>
+          <w:sz w:val="16"/>
+        </w:rPr>
+        <w:t>Vector(</w:t>
+      </w:r>
+      <w:proofErr w:type="gramEnd"/>
+      <w:r>
+        <w:rPr>
+          <w:rFonts w:ascii="Courier New" w:eastAsia="Courier New" w:hAnsi="Courier New"/>
+          <w:sz w:val="16"/>
+        </w:rPr>
+        <w:t xml:space="preserve">Vector&amp;&amp; other) </w:t>
+      </w:r>
+      <w:proofErr w:type="spellStart"/>
+      <w:r>
+        <w:rPr>
+          <w:rFonts w:ascii="Courier New" w:eastAsia="Courier New" w:hAnsi="Courier New"/>
+          <w:sz w:val="16"/>
+        </w:rPr>
+        <w:t>noexcept</w:t>
+      </w:r>
+      <w:proofErr w:type="spellEnd"/>
+    </w:p>
+    <w:p>
+      <w:pPr>
+        <w:spacing w:after="0" w:line="360" w:lineRule="auto"/>
+        <w:ind w:left="283" w:right="283"/>
+        <w:rPr>
+          <w:rFonts w:ascii="Courier New" w:eastAsia="Courier New" w:hAnsi="Courier New"/>
+          <w:sz w:val="16"/>
+        </w:rPr>
+      </w:pPr>
+      <w:r>
+        <w:rPr>
+          <w:rFonts w:ascii="Courier New" w:eastAsia="Courier New" w:hAnsi="Courier New"/>
+          <w:sz w:val="16"/>
+        </w:rPr>
+        <w:t>        : data_(</w:t>
+      </w:r>
+      <w:proofErr w:type="gramStart"/>
+      <w:r>
+        <w:rPr>
+          <w:rFonts w:ascii="Courier New" w:eastAsia="Courier New" w:hAnsi="Courier New"/>
+          <w:sz w:val="16"/>
+        </w:rPr>
+        <w:t>std::</w:t>
+      </w:r>
+      <w:proofErr w:type="gramEnd"/>
+      <w:r>
+        <w:rPr>
+          <w:rFonts w:ascii="Courier New" w:eastAsia="Courier New" w:hAnsi="Courier New"/>
+          <w:sz w:val="16"/>
+        </w:rPr>
+        <w:t>move(</w:t>
+      </w:r>
+      <w:proofErr w:type="spellStart"/>
+      <w:r>
+        <w:rPr>
+          <w:rFonts w:ascii="Courier New" w:eastAsia="Courier New" w:hAnsi="Courier New"/>
+          <w:sz w:val="16"/>
+        </w:rPr>
+        <w:t>other.data</w:t>
+      </w:r>
+      <w:proofErr w:type="spellEnd"/>
+      <w:r>
+        <w:rPr>
+          <w:rFonts w:ascii="Courier New" w:eastAsia="Courier New" w:hAnsi="Courier New"/>
+          <w:sz w:val="16"/>
+        </w:rPr>
+        <w:t>_)),</w:t>
+      </w:r>
+    </w:p>
+    <w:p>
+      <w:pPr>
+        <w:spacing w:after="0" w:line="360" w:lineRule="auto"/>
+        <w:ind w:left="283" w:right="283"/>
+        <w:rPr>
+          <w:rFonts w:ascii="Courier New" w:eastAsia="Courier New" w:hAnsi="Courier New"/>
+          <w:sz w:val="16"/>
+        </w:rPr>
+      </w:pPr>
+      <w:r>
+        <w:rPr>
+          <w:rFonts w:ascii="Courier New" w:eastAsia="Courier New" w:hAnsi="Courier New"/>
+          <w:sz w:val="16"/>
+        </w:rPr>
+        <w:t>          view</w:t>
+      </w:r>
+      <w:proofErr w:type="gramStart"/>
+      <w:r>
+        <w:rPr>
+          <w:rFonts w:ascii="Courier New" w:eastAsia="Courier New" w:hAnsi="Courier New"/>
+          <w:sz w:val="16"/>
+        </w:rPr>
+        <w:t>_(</w:t>
+      </w:r>
+      <w:proofErr w:type="gramEnd"/>
+      <w:r>
+        <w:rPr>
+          <w:rFonts w:ascii="Courier New" w:eastAsia="Courier New" w:hAnsi="Courier New"/>
+          <w:sz w:val="16"/>
+        </w:rPr>
+        <w:t>data</w:t>
+      </w:r>
+      <w:proofErr w:type="gramStart"/>
+      <w:r>
+        <w:rPr>
+          <w:rFonts w:ascii="Courier New" w:eastAsia="Courier New" w:hAnsi="Courier New"/>
+          <w:sz w:val="16"/>
+        </w:rPr>
+        <w:t>_ ?</w:t>
+      </w:r>
+      <w:proofErr w:type="gramEnd"/>
+      <w:r>
+        <w:rPr>
+          <w:rFonts w:ascii="Courier New" w:eastAsia="Courier New" w:hAnsi="Courier New"/>
+          <w:sz w:val="16"/>
+        </w:rPr>
+        <w:t xml:space="preserve"> </w:t>
+      </w:r>
+      <w:proofErr w:type="spellStart"/>
+      <w:r>
+        <w:rPr>
+          <w:rFonts w:ascii="Courier New" w:eastAsia="Courier New" w:hAnsi="Courier New"/>
+          <w:sz w:val="16"/>
+        </w:rPr>
+        <w:t>VectorView</w:t>
+      </w:r>
+      <w:proofErr w:type="spellEnd"/>
+      <w:r>
+        <w:rPr>
+          <w:rFonts w:ascii="Courier New" w:eastAsia="Courier New" w:hAnsi="Courier New"/>
+          <w:sz w:val="16"/>
+        </w:rPr>
+        <w:t>&lt;</w:t>
+      </w:r>
+      <w:proofErr w:type="spellStart"/>
+      <w:r>
+        <w:rPr>
+          <w:rFonts w:ascii="Courier New" w:eastAsia="Courier New" w:hAnsi="Courier New"/>
+          <w:sz w:val="16"/>
+        </w:rPr>
+        <w:t>AtomT</w:t>
+      </w:r>
+      <w:proofErr w:type="spellEnd"/>
+      <w:r>
+        <w:rPr>
+          <w:rFonts w:ascii="Courier New" w:eastAsia="Courier New" w:hAnsi="Courier New"/>
+          <w:sz w:val="16"/>
+        </w:rPr>
+        <w:t>&gt;(data_-&gt;</w:t>
+      </w:r>
+      <w:proofErr w:type="gramStart"/>
+      <w:r>
+        <w:rPr>
+          <w:rFonts w:ascii="Courier New" w:eastAsia="Courier New" w:hAnsi="Courier New"/>
+          <w:sz w:val="16"/>
+        </w:rPr>
+        <w:t>data(</w:t>
+      </w:r>
+      <w:proofErr w:type="gramEnd"/>
+      <w:r>
+        <w:rPr>
+          <w:rFonts w:ascii="Courier New" w:eastAsia="Courier New" w:hAnsi="Courier New"/>
+          <w:sz w:val="16"/>
+        </w:rPr>
+        <w:t>), data_-&gt;</w:t>
+      </w:r>
+      <w:proofErr w:type="gramStart"/>
+      <w:r>
+        <w:rPr>
+          <w:rFonts w:ascii="Courier New" w:eastAsia="Courier New" w:hAnsi="Courier New"/>
+          <w:sz w:val="16"/>
+        </w:rPr>
+        <w:t>size(</w:t>
+      </w:r>
+      <w:proofErr w:type="gramEnd"/>
+      <w:r>
+        <w:rPr>
+          <w:rFonts w:ascii="Courier New" w:eastAsia="Courier New" w:hAnsi="Courier New"/>
+          <w:sz w:val="16"/>
+        </w:rPr>
+        <w:t>))</w:t>
+      </w:r>
+    </w:p>
+    <w:p>
+      <w:pPr>
+        <w:spacing w:after="0" w:line="360" w:lineRule="auto"/>
+        <w:ind w:left="283" w:right="283"/>
+        <w:rPr>
+          <w:rFonts w:ascii="Courier New" w:eastAsia="Courier New" w:hAnsi="Courier New"/>
+          <w:sz w:val="16"/>
+        </w:rPr>
+      </w:pPr>
+      <w:r>
+        <w:rPr>
+          <w:rFonts w:ascii="Courier New" w:eastAsia="Courier New" w:hAnsi="Courier New"/>
+          <w:sz w:val="16"/>
+        </w:rPr>
+        <w:t xml:space="preserve">                      : </w:t>
+      </w:r>
+      <w:proofErr w:type="spellStart"/>
+      <w:r>
+        <w:rPr>
+          <w:rFonts w:ascii="Courier New" w:eastAsia="Courier New" w:hAnsi="Courier New"/>
+          <w:sz w:val="16"/>
+        </w:rPr>
+        <w:t>VectorView</w:t>
+      </w:r>
+      <w:proofErr w:type="spellEnd"/>
+      <w:r>
+        <w:rPr>
+          <w:rFonts w:ascii="Courier New" w:eastAsia="Courier New" w:hAnsi="Courier New"/>
+          <w:sz w:val="16"/>
+        </w:rPr>
+        <w:t>&lt;</w:t>
+      </w:r>
+      <w:proofErr w:type="spellStart"/>
+      <w:r>
+        <w:rPr>
+          <w:rFonts w:ascii="Courier New" w:eastAsia="Courier New" w:hAnsi="Courier New"/>
+          <w:sz w:val="16"/>
+        </w:rPr>
+        <w:t>AtomT</w:t>
+      </w:r>
+      <w:proofErr w:type="spellEnd"/>
+      <w:proofErr w:type="gramStart"/>
+      <w:r>
+        <w:rPr>
+          <w:rFonts w:ascii="Courier New" w:eastAsia="Courier New" w:hAnsi="Courier New"/>
+          <w:sz w:val="16"/>
+        </w:rPr>
+        <w:t>&gt;(</w:t>
+      </w:r>
+      <w:proofErr w:type="gramEnd"/>
+      <w:r>
+        <w:rPr>
+          <w:rFonts w:ascii="Courier New" w:eastAsia="Courier New" w:hAnsi="Courier New"/>
+          <w:sz w:val="16"/>
+        </w:rPr>
+        <w:t>)) {</w:t>
+      </w:r>
+    </w:p>
+    <w:p>
+      <w:pPr>
+        <w:spacing w:after="0" w:line="360" w:lineRule="auto"/>
+        <w:ind w:left="283" w:right="283"/>
+        <w:rPr>
+          <w:rFonts w:ascii="Courier New" w:eastAsia="Courier New" w:hAnsi="Courier New"/>
+          <w:sz w:val="16"/>
+        </w:rPr>
+      </w:pPr>
+      <w:r>
+        <w:rPr>
+          <w:rFonts w:ascii="Courier New" w:eastAsia="Courier New" w:hAnsi="Courier New"/>
+          <w:sz w:val="16"/>
+        </w:rPr>
+        <w:t xml:space="preserve">        </w:t>
+      </w:r>
+      <w:proofErr w:type="spellStart"/>
+      <w:proofErr w:type="gramStart"/>
+      <w:r>
+        <w:rPr>
+          <w:rFonts w:ascii="Courier New" w:eastAsia="Courier New" w:hAnsi="Courier New"/>
+          <w:sz w:val="16"/>
+        </w:rPr>
+        <w:t>other.view</w:t>
+      </w:r>
+      <w:proofErr w:type="spellEnd"/>
+      <w:proofErr w:type="gramEnd"/>
+      <w:r>
+        <w:rPr>
+          <w:rFonts w:ascii="Courier New" w:eastAsia="Courier New" w:hAnsi="Courier New"/>
+          <w:sz w:val="16"/>
+        </w:rPr>
+        <w:t xml:space="preserve">_ = </w:t>
+      </w:r>
+      <w:proofErr w:type="spellStart"/>
+      <w:r>
+        <w:rPr>
+          <w:rFonts w:ascii="Courier New" w:eastAsia="Courier New" w:hAnsi="Courier New"/>
+          <w:sz w:val="16"/>
+        </w:rPr>
+        <w:t>VectorView</w:t>
+      </w:r>
+      <w:proofErr w:type="spellEnd"/>
+      <w:r>
+        <w:rPr>
+          <w:rFonts w:ascii="Courier New" w:eastAsia="Courier New" w:hAnsi="Courier New"/>
+          <w:sz w:val="16"/>
+        </w:rPr>
+        <w:t>&lt;</w:t>
+      </w:r>
+      <w:proofErr w:type="spellStart"/>
+      <w:r>
+        <w:rPr>
+          <w:rFonts w:ascii="Courier New" w:eastAsia="Courier New" w:hAnsi="Courier New"/>
+          <w:sz w:val="16"/>
+        </w:rPr>
+        <w:t>AtomT</w:t>
+      </w:r>
+      <w:proofErr w:type="spellEnd"/>
+      <w:proofErr w:type="gramStart"/>
+      <w:r>
+        <w:rPr>
+          <w:rFonts w:ascii="Courier New" w:eastAsia="Courier New" w:hAnsi="Courier New"/>
+          <w:sz w:val="16"/>
+        </w:rPr>
+        <w:t>&gt;(</w:t>
+      </w:r>
+      <w:proofErr w:type="gramEnd"/>
+      <w:r>
+        <w:rPr>
+          <w:rFonts w:ascii="Courier New" w:eastAsia="Courier New" w:hAnsi="Courier New"/>
+          <w:sz w:val="16"/>
+        </w:rPr>
+        <w:t>);</w:t>
+      </w:r>
+    </w:p>
+    <w:p>
+      <w:pPr>
+        <w:spacing w:after="0" w:line="360" w:lineRule="auto"/>
+        <w:ind w:left="283" w:right="283"/>
+        <w:rPr>
+          <w:rFonts w:ascii="Courier New" w:eastAsia="Courier New" w:hAnsi="Courier New"/>
+          <w:sz w:val="16"/>
+        </w:rPr>
+      </w:pPr>
+      <w:r>
+        <w:rPr>
+          <w:rFonts w:ascii="Courier New" w:eastAsia="Courier New" w:hAnsi="Courier New"/>
+          <w:sz w:val="16"/>
+        </w:rPr>
+        <w:t>    }</w:t>
+      </w:r>
+    </w:p>
+    <w:p>
+      <w:pPr>
+        <w:spacing w:after="0" w:line="360" w:lineRule="auto"/>
+        <w:ind w:left="283" w:right="283"/>
+        <w:rPr>
+          <w:rFonts w:ascii="Courier New" w:eastAsia="Courier New" w:hAnsi="Courier New"/>
+          <w:sz w:val="16"/>
+        </w:rPr>
+      </w:pPr>
+      <w:r>
+        <w:rPr>
+          <w:rFonts w:ascii="Courier New" w:eastAsia="Courier New" w:hAnsi="Courier New"/>
+          <w:sz w:val="16"/>
+        </w:rPr>
+        <w:t>    Vector&amp; operator</w:t>
+      </w:r>
+      <w:proofErr w:type="gramStart"/>
+      <w:r>
+        <w:rPr>
+          <w:rFonts w:ascii="Courier New" w:eastAsia="Courier New" w:hAnsi="Courier New"/>
+          <w:sz w:val="16"/>
+        </w:rPr>
+        <w:t>=(</w:t>
+      </w:r>
+      <w:proofErr w:type="gramEnd"/>
+      <w:r>
+        <w:rPr>
+          <w:rFonts w:ascii="Courier New" w:eastAsia="Courier New" w:hAnsi="Courier New"/>
+          <w:sz w:val="16"/>
+        </w:rPr>
+        <w:t>const Vector&amp; other) {</w:t>
+      </w:r>
+    </w:p>
+    <w:p>
+      <w:pPr>
+        <w:spacing w:after="0" w:line="360" w:lineRule="auto"/>
+        <w:ind w:left="283" w:right="283"/>
+        <w:rPr>
+          <w:rFonts w:ascii="Courier New" w:eastAsia="Courier New" w:hAnsi="Courier New"/>
+          <w:sz w:val="16"/>
+        </w:rPr>
+      </w:pPr>
+      <w:r>
+        <w:rPr>
+          <w:rFonts w:ascii="Courier New" w:eastAsia="Courier New" w:hAnsi="Courier New"/>
+          <w:sz w:val="16"/>
+        </w:rPr>
+        <w:t>        if (</w:t>
+      </w:r>
+      <w:proofErr w:type="gramStart"/>
+      <w:r>
+        <w:rPr>
+          <w:rFonts w:ascii="Courier New" w:eastAsia="Courier New" w:hAnsi="Courier New"/>
+          <w:sz w:val="16"/>
+        </w:rPr>
+        <w:t>this !</w:t>
+      </w:r>
+      <w:proofErr w:type="gramEnd"/>
+      <w:r>
+        <w:rPr>
+          <w:rFonts w:ascii="Courier New" w:eastAsia="Courier New" w:hAnsi="Courier New"/>
+          <w:sz w:val="16"/>
+        </w:rPr>
+        <w:t>= &amp;other) {</w:t>
+      </w:r>
+    </w:p>
+    <w:p>
+      <w:pPr>
+        <w:spacing w:after="0" w:line="360" w:lineRule="auto"/>
+        <w:ind w:left="283" w:right="283"/>
+        <w:rPr>
+          <w:rFonts w:ascii="Courier New" w:eastAsia="Courier New" w:hAnsi="Courier New"/>
+          <w:sz w:val="16"/>
+        </w:rPr>
+      </w:pPr>
+      <w:r>
+        <w:rPr>
+          <w:rFonts w:ascii="Courier New" w:eastAsia="Courier New" w:hAnsi="Courier New"/>
+          <w:sz w:val="16"/>
+        </w:rPr>
+        <w:t xml:space="preserve">            data_ = </w:t>
+      </w:r>
+      <w:proofErr w:type="spellStart"/>
+      <w:r>
+        <w:rPr>
+          <w:rFonts w:ascii="Courier New" w:eastAsia="Courier New" w:hAnsi="Courier New"/>
+          <w:sz w:val="16"/>
+        </w:rPr>
+        <w:t>other.data</w:t>
+      </w:r>
+      <w:proofErr w:type="spellEnd"/>
+      <w:r>
+        <w:rPr>
+          <w:rFonts w:ascii="Courier New" w:eastAsia="Courier New" w:hAnsi="Courier New"/>
+          <w:sz w:val="16"/>
+        </w:rPr>
+        <w:t>_;</w:t>
+      </w:r>
+    </w:p>
+    <w:p>
+      <w:pPr>
+        <w:spacing w:after="0" w:line="360" w:lineRule="auto"/>
+        <w:ind w:left="283" w:right="283"/>
+        <w:rPr>
+          <w:rFonts w:ascii="Courier New" w:eastAsia="Courier New" w:hAnsi="Courier New"/>
+          <w:sz w:val="16"/>
+        </w:rPr>
+      </w:pPr>
+      <w:r>
+        <w:rPr>
+          <w:rFonts w:ascii="Courier New" w:eastAsia="Courier New" w:hAnsi="Courier New"/>
+          <w:sz w:val="16"/>
+        </w:rPr>
+        <w:t xml:space="preserve">            view_ = </w:t>
+      </w:r>
+      <w:proofErr w:type="spellStart"/>
+      <w:r>
+        <w:rPr>
+          <w:rFonts w:ascii="Courier New" w:eastAsia="Courier New" w:hAnsi="Courier New"/>
+          <w:sz w:val="16"/>
+        </w:rPr>
+        <w:t>VectorView</w:t>
+      </w:r>
+      <w:proofErr w:type="spellEnd"/>
+      <w:r>
+        <w:rPr>
+          <w:rFonts w:ascii="Courier New" w:eastAsia="Courier New" w:hAnsi="Courier New"/>
+          <w:sz w:val="16"/>
+        </w:rPr>
+        <w:t>&lt;</w:t>
+      </w:r>
+      <w:proofErr w:type="spellStart"/>
+      <w:r>
+        <w:rPr>
+          <w:rFonts w:ascii="Courier New" w:eastAsia="Courier New" w:hAnsi="Courier New"/>
+          <w:sz w:val="16"/>
+        </w:rPr>
+        <w:t>AtomT</w:t>
+      </w:r>
+      <w:proofErr w:type="spellEnd"/>
+      <w:r>
+        <w:rPr>
+          <w:rFonts w:ascii="Courier New" w:eastAsia="Courier New" w:hAnsi="Courier New"/>
+          <w:sz w:val="16"/>
+        </w:rPr>
+        <w:t>&gt;(data_-&gt;</w:t>
+      </w:r>
+      <w:proofErr w:type="gramStart"/>
+      <w:r>
+        <w:rPr>
+          <w:rFonts w:ascii="Courier New" w:eastAsia="Courier New" w:hAnsi="Courier New"/>
+          <w:sz w:val="16"/>
+        </w:rPr>
+        <w:t>data(</w:t>
+      </w:r>
+      <w:proofErr w:type="gramEnd"/>
+      <w:r>
+        <w:rPr>
+          <w:rFonts w:ascii="Courier New" w:eastAsia="Courier New" w:hAnsi="Courier New"/>
+          <w:sz w:val="16"/>
+        </w:rPr>
+        <w:t>), data_-&gt;</w:t>
+      </w:r>
+      <w:proofErr w:type="gramStart"/>
+      <w:r>
+        <w:rPr>
+          <w:rFonts w:ascii="Courier New" w:eastAsia="Courier New" w:hAnsi="Courier New"/>
+          <w:sz w:val="16"/>
+        </w:rPr>
+        <w:t>size(</w:t>
+      </w:r>
+      <w:proofErr w:type="gramEnd"/>
+      <w:r>
+        <w:rPr>
+          <w:rFonts w:ascii="Courier New" w:eastAsia="Courier New" w:hAnsi="Courier New"/>
+          <w:sz w:val="16"/>
+        </w:rPr>
+        <w:t>));</w:t>
+      </w:r>
+    </w:p>
+    <w:p>
+      <w:pPr>
+        <w:spacing w:after="0" w:line="360" w:lineRule="auto"/>
+        <w:ind w:left="283" w:right="283"/>
+        <w:rPr>
+          <w:rFonts w:ascii="Courier New" w:eastAsia="Courier New" w:hAnsi="Courier New"/>
+          <w:sz w:val="16"/>
+        </w:rPr>
+      </w:pPr>
+      <w:r>
+        <w:rPr>
+          <w:rFonts w:ascii="Courier New" w:eastAsia="Courier New" w:hAnsi="Courier New"/>
+          <w:sz w:val="16"/>
+        </w:rPr>
+        <w:t>        }</w:t>
+      </w:r>
+    </w:p>
+    <w:p>
+      <w:pPr>
+        <w:spacing w:after="0" w:line="360" w:lineRule="auto"/>
+        <w:ind w:left="283" w:right="283"/>
+        <w:rPr>
+          <w:rFonts w:ascii="Courier New" w:eastAsia="Courier New" w:hAnsi="Courier New"/>
+          <w:sz w:val="16"/>
+        </w:rPr>
+      </w:pPr>
+      <w:r>
+        <w:rPr>
+          <w:rFonts w:ascii="Courier New" w:eastAsia="Courier New" w:hAnsi="Courier New"/>
+          <w:sz w:val="16"/>
+        </w:rPr>
+        <w:t>        return *this;</w:t>
+      </w:r>
+    </w:p>
+    <w:p>
+      <w:pPr>
+        <w:spacing w:after="0" w:line="360" w:lineRule="auto"/>
+        <w:ind w:left="283" w:right="283"/>
+        <w:rPr>
+          <w:rFonts w:ascii="Courier New" w:eastAsia="Courier New" w:hAnsi="Courier New"/>
+          <w:sz w:val="16"/>
+        </w:rPr>
+      </w:pPr>
+      <w:r>
+        <w:rPr>
+          <w:rFonts w:ascii="Courier New" w:eastAsia="Courier New" w:hAnsi="Courier New"/>
+          <w:sz w:val="16"/>
+        </w:rPr>
+        <w:t>    }</w:t>
+      </w:r>
+    </w:p>
+    <w:p>
+      <w:pPr>
+        <w:spacing w:after="0" w:line="360" w:lineRule="auto"/>
+        <w:ind w:left="283" w:right="283"/>
+        <w:rPr>
+          <w:rFonts w:ascii="Courier New" w:eastAsia="Courier New" w:hAnsi="Courier New"/>
+          <w:sz w:val="16"/>
+        </w:rPr>
+      </w:pPr>
+      <w:r>
+        <w:rPr>
+          <w:rFonts w:ascii="Courier New" w:eastAsia="Courier New" w:hAnsi="Courier New"/>
+          <w:sz w:val="16"/>
+        </w:rPr>
+        <w:t>    Vector&amp; operator</w:t>
+      </w:r>
+      <w:proofErr w:type="gramStart"/>
+      <w:r>
+        <w:rPr>
+          <w:rFonts w:ascii="Courier New" w:eastAsia="Courier New" w:hAnsi="Courier New"/>
+          <w:sz w:val="16"/>
+        </w:rPr>
+        <w:t>=(</w:t>
+      </w:r>
+      <w:proofErr w:type="gramEnd"/>
+      <w:r>
+        <w:rPr>
+          <w:rFonts w:ascii="Courier New" w:eastAsia="Courier New" w:hAnsi="Courier New"/>
+          <w:sz w:val="16"/>
+        </w:rPr>
+        <w:t xml:space="preserve">Vector&amp;&amp; other) </w:t>
+      </w:r>
+      <w:proofErr w:type="spellStart"/>
+      <w:r>
+        <w:rPr>
+          <w:rFonts w:ascii="Courier New" w:eastAsia="Courier New" w:hAnsi="Courier New"/>
+          <w:sz w:val="16"/>
+        </w:rPr>
+        <w:t>noexcept</w:t>
+      </w:r>
+      <w:proofErr w:type="spellEnd"/>
+      <w:r>
+        <w:rPr>
+          <w:rFonts w:ascii="Courier New" w:eastAsia="Courier New" w:hAnsi="Courier New"/>
+          <w:sz w:val="16"/>
+        </w:rPr>
+        <w:t xml:space="preserve"> {</w:t>
+      </w:r>
+    </w:p>
+    <w:p>
+      <w:pPr>
+        <w:spacing w:after="0" w:line="360" w:lineRule="auto"/>
+        <w:ind w:left="283" w:right="283"/>
+        <w:rPr>
+          <w:rFonts w:ascii="Courier New" w:eastAsia="Courier New" w:hAnsi="Courier New"/>
+          <w:sz w:val="16"/>
+        </w:rPr>
+      </w:pPr>
+      <w:r>
+        <w:rPr>
+          <w:rFonts w:ascii="Courier New" w:eastAsia="Courier New" w:hAnsi="Courier New"/>
+          <w:sz w:val="16"/>
+        </w:rPr>
+        <w:t>        if (</w:t>
+      </w:r>
+      <w:proofErr w:type="gramStart"/>
+      <w:r>
+        <w:rPr>
+          <w:rFonts w:ascii="Courier New" w:eastAsia="Courier New" w:hAnsi="Courier New"/>
+          <w:sz w:val="16"/>
+        </w:rPr>
+        <w:t>this !</w:t>
+      </w:r>
+      <w:proofErr w:type="gramEnd"/>
+      <w:r>
+        <w:rPr>
+          <w:rFonts w:ascii="Courier New" w:eastAsia="Courier New" w:hAnsi="Courier New"/>
+          <w:sz w:val="16"/>
+        </w:rPr>
+        <w:t>= &amp;other) {</w:t>
+      </w:r>
+    </w:p>
+    <w:p>
+      <w:pPr>
+        <w:spacing w:after="0" w:line="360" w:lineRule="auto"/>
+        <w:ind w:left="283" w:right="283"/>
+        <w:rPr>
+          <w:rFonts w:ascii="Courier New" w:eastAsia="Courier New" w:hAnsi="Courier New"/>
+          <w:sz w:val="16"/>
+        </w:rPr>
+      </w:pPr>
+      <w:r>
+        <w:rPr>
+          <w:rFonts w:ascii="Courier New" w:eastAsia="Courier New" w:hAnsi="Courier New"/>
+          <w:sz w:val="16"/>
+        </w:rPr>
+        <w:t xml:space="preserve">            data_ = </w:t>
+      </w:r>
+      <w:proofErr w:type="gramStart"/>
+      <w:r>
+        <w:rPr>
+          <w:rFonts w:ascii="Courier New" w:eastAsia="Courier New" w:hAnsi="Courier New"/>
+          <w:sz w:val="16"/>
+        </w:rPr>
+        <w:t>std::</w:t>
+      </w:r>
+      <w:proofErr w:type="gramEnd"/>
+      <w:r>
+        <w:rPr>
+          <w:rFonts w:ascii="Courier New" w:eastAsia="Courier New" w:hAnsi="Courier New"/>
+          <w:sz w:val="16"/>
+        </w:rPr>
+        <w:t>move(</w:t>
+      </w:r>
+      <w:proofErr w:type="spellStart"/>
+      <w:r>
+        <w:rPr>
+          <w:rFonts w:ascii="Courier New" w:eastAsia="Courier New" w:hAnsi="Courier New"/>
+          <w:sz w:val="16"/>
+        </w:rPr>
+        <w:t>other.data</w:t>
+      </w:r>
+      <w:proofErr w:type="spellEnd"/>
+      <w:r>
+        <w:rPr>
+          <w:rFonts w:ascii="Courier New" w:eastAsia="Courier New" w:hAnsi="Courier New"/>
+          <w:sz w:val="16"/>
+        </w:rPr>
+        <w:t>_);</w:t>
+      </w:r>
+    </w:p>
+    <w:p>
+      <w:pPr>
+        <w:spacing w:after="0" w:line="360" w:lineRule="auto"/>
+        <w:ind w:left="283" w:right="283"/>
+        <w:rPr>
+          <w:rFonts w:ascii="Courier New" w:eastAsia="Courier New" w:hAnsi="Courier New"/>
+          <w:sz w:val="16"/>
+        </w:rPr>
+      </w:pPr>
+      <w:r>
+        <w:rPr>
+          <w:rFonts w:ascii="Courier New" w:eastAsia="Courier New" w:hAnsi="Courier New"/>
+          <w:sz w:val="16"/>
+        </w:rPr>
+        <w:t>            view_ = data_</w:t>
+      </w:r>
+    </w:p>
+    <w:p>
+      <w:pPr>
+        <w:spacing w:after="0" w:line="360" w:lineRule="auto"/>
+        <w:ind w:left="283" w:right="283"/>
+        <w:rPr>
+          <w:rFonts w:ascii="Courier New" w:eastAsia="Courier New" w:hAnsi="Courier New"/>
+          <w:sz w:val="16"/>
+        </w:rPr>
+      </w:pPr>
+      <w:r>
+        <w:rPr>
+          <w:rFonts w:ascii="Courier New" w:eastAsia="Courier New" w:hAnsi="Courier New"/>
+          <w:sz w:val="16"/>
+        </w:rPr>
+        <w:t xml:space="preserve">                ? </w:t>
+      </w:r>
+      <w:proofErr w:type="spellStart"/>
+      <w:r>
+        <w:rPr>
+          <w:rFonts w:ascii="Courier New" w:eastAsia="Courier New" w:hAnsi="Courier New"/>
+          <w:sz w:val="16"/>
+        </w:rPr>
+        <w:t>VectorView</w:t>
+      </w:r>
+      <w:proofErr w:type="spellEnd"/>
+      <w:r>
+        <w:rPr>
+          <w:rFonts w:ascii="Courier New" w:eastAsia="Courier New" w:hAnsi="Courier New"/>
+          <w:sz w:val="16"/>
+        </w:rPr>
+        <w:t>&lt;</w:t>
+      </w:r>
+      <w:proofErr w:type="spellStart"/>
+      <w:r>
+        <w:rPr>
+          <w:rFonts w:ascii="Courier New" w:eastAsia="Courier New" w:hAnsi="Courier New"/>
+          <w:sz w:val="16"/>
+        </w:rPr>
+        <w:t>AtomT</w:t>
+      </w:r>
+      <w:proofErr w:type="spellEnd"/>
+      <w:r>
+        <w:rPr>
+          <w:rFonts w:ascii="Courier New" w:eastAsia="Courier New" w:hAnsi="Courier New"/>
+          <w:sz w:val="16"/>
+        </w:rPr>
+        <w:t>&gt;(data_-&gt;</w:t>
+      </w:r>
+      <w:proofErr w:type="gramStart"/>
+      <w:r>
+        <w:rPr>
+          <w:rFonts w:ascii="Courier New" w:eastAsia="Courier New" w:hAnsi="Courier New"/>
+          <w:sz w:val="16"/>
+        </w:rPr>
+        <w:t>data(</w:t>
+      </w:r>
+      <w:proofErr w:type="gramEnd"/>
+      <w:r>
+        <w:rPr>
+          <w:rFonts w:ascii="Courier New" w:eastAsia="Courier New" w:hAnsi="Courier New"/>
+          <w:sz w:val="16"/>
+        </w:rPr>
+        <w:t>), data_-&gt;</w:t>
+      </w:r>
+      <w:proofErr w:type="gramStart"/>
+      <w:r>
+        <w:rPr>
+          <w:rFonts w:ascii="Courier New" w:eastAsia="Courier New" w:hAnsi="Courier New"/>
+          <w:sz w:val="16"/>
+        </w:rPr>
+        <w:t>size(</w:t>
+      </w:r>
+      <w:proofErr w:type="gramEnd"/>
+      <w:r>
+        <w:rPr>
+          <w:rFonts w:ascii="Courier New" w:eastAsia="Courier New" w:hAnsi="Courier New"/>
+          <w:sz w:val="16"/>
+        </w:rPr>
+        <w:t>))</w:t>
+      </w:r>
+    </w:p>
+    <w:p>
+      <w:pPr>
+        <w:spacing w:after="0" w:line="360" w:lineRule="auto"/>
+        <w:ind w:left="283" w:right="283"/>
+        <w:rPr>
+          <w:rFonts w:ascii="Courier New" w:eastAsia="Courier New" w:hAnsi="Courier New"/>
+          <w:sz w:val="16"/>
+        </w:rPr>
+      </w:pPr>
+      <w:r>
+        <w:rPr>
+          <w:rFonts w:ascii="Courier New" w:eastAsia="Courier New" w:hAnsi="Courier New"/>
+          <w:sz w:val="16"/>
+        </w:rPr>
+        <w:t xml:space="preserve">                : </w:t>
+      </w:r>
+      <w:proofErr w:type="spellStart"/>
+      <w:r>
+        <w:rPr>
+          <w:rFonts w:ascii="Courier New" w:eastAsia="Courier New" w:hAnsi="Courier New"/>
+          <w:sz w:val="16"/>
+        </w:rPr>
+        <w:t>VectorView</w:t>
+      </w:r>
+      <w:proofErr w:type="spellEnd"/>
+      <w:r>
+        <w:rPr>
+          <w:rFonts w:ascii="Courier New" w:eastAsia="Courier New" w:hAnsi="Courier New"/>
+          <w:sz w:val="16"/>
+        </w:rPr>
+        <w:t>&lt;</w:t>
+      </w:r>
+      <w:proofErr w:type="spellStart"/>
+      <w:r>
+        <w:rPr>
+          <w:rFonts w:ascii="Courier New" w:eastAsia="Courier New" w:hAnsi="Courier New"/>
+          <w:sz w:val="16"/>
+        </w:rPr>
+        <w:t>AtomT</w:t>
+      </w:r>
+      <w:proofErr w:type="spellEnd"/>
+      <w:proofErr w:type="gramStart"/>
+      <w:r>
+        <w:rPr>
+          <w:rFonts w:ascii="Courier New" w:eastAsia="Courier New" w:hAnsi="Courier New"/>
+          <w:sz w:val="16"/>
+        </w:rPr>
+        <w:t>&gt;(</w:t>
+      </w:r>
+      <w:proofErr w:type="gramEnd"/>
+      <w:r>
+        <w:rPr>
+          <w:rFonts w:ascii="Courier New" w:eastAsia="Courier New" w:hAnsi="Courier New"/>
+          <w:sz w:val="16"/>
+        </w:rPr>
+        <w:t>);</w:t>
+      </w:r>
+    </w:p>
+    <w:p>
+      <w:pPr>
+        <w:spacing w:after="0" w:line="360" w:lineRule="auto"/>
+        <w:ind w:left="283" w:right="283"/>
+        <w:rPr>
+          <w:rFonts w:ascii="Courier New" w:eastAsia="Courier New" w:hAnsi="Courier New"/>
+          <w:sz w:val="16"/>
+        </w:rPr>
+      </w:pPr>
+      <w:r>
+        <w:rPr>
+          <w:rFonts w:ascii="Courier New" w:eastAsia="Courier New" w:hAnsi="Courier New"/>
+          <w:sz w:val="16"/>
+        </w:rPr>
+        <w:t xml:space="preserve">            </w:t>
+      </w:r>
+      <w:proofErr w:type="spellStart"/>
+      <w:proofErr w:type="gramStart"/>
+      <w:r>
+        <w:rPr>
+          <w:rFonts w:ascii="Courier New" w:eastAsia="Courier New" w:hAnsi="Courier New"/>
+          <w:sz w:val="16"/>
+        </w:rPr>
+        <w:t>other.view</w:t>
+      </w:r>
+      <w:proofErr w:type="spellEnd"/>
+      <w:proofErr w:type="gramEnd"/>
+      <w:r>
+        <w:rPr>
+          <w:rFonts w:ascii="Courier New" w:eastAsia="Courier New" w:hAnsi="Courier New"/>
+          <w:sz w:val="16"/>
+        </w:rPr>
+        <w:t xml:space="preserve">_ = </w:t>
+      </w:r>
+      <w:proofErr w:type="spellStart"/>
+      <w:r>
+        <w:rPr>
+          <w:rFonts w:ascii="Courier New" w:eastAsia="Courier New" w:hAnsi="Courier New"/>
+          <w:sz w:val="16"/>
+        </w:rPr>
+        <w:t>VectorView</w:t>
+      </w:r>
+      <w:proofErr w:type="spellEnd"/>
+      <w:r>
+        <w:rPr>
+          <w:rFonts w:ascii="Courier New" w:eastAsia="Courier New" w:hAnsi="Courier New"/>
+          <w:sz w:val="16"/>
+        </w:rPr>
+        <w:t>&lt;</w:t>
+      </w:r>
+      <w:proofErr w:type="spellStart"/>
+      <w:r>
+        <w:rPr>
+          <w:rFonts w:ascii="Courier New" w:eastAsia="Courier New" w:hAnsi="Courier New"/>
+          <w:sz w:val="16"/>
+        </w:rPr>
+        <w:t>AtomT</w:t>
+      </w:r>
+      <w:proofErr w:type="spellEnd"/>
+      <w:proofErr w:type="gramStart"/>
+      <w:r>
+        <w:rPr>
+          <w:rFonts w:ascii="Courier New" w:eastAsia="Courier New" w:hAnsi="Courier New"/>
+          <w:sz w:val="16"/>
+        </w:rPr>
+        <w:t>&gt;(</w:t>
+      </w:r>
+      <w:proofErr w:type="gramEnd"/>
+      <w:r>
+        <w:rPr>
+          <w:rFonts w:ascii="Courier New" w:eastAsia="Courier New" w:hAnsi="Courier New"/>
+          <w:sz w:val="16"/>
+        </w:rPr>
+        <w:t>);</w:t>
+      </w:r>
+    </w:p>
+    <w:p>
+      <w:pPr>
+        <w:spacing w:after="0" w:line="360" w:lineRule="auto"/>
+        <w:ind w:left="283" w:right="283"/>
+        <w:rPr>
+          <w:rFonts w:ascii="Courier New" w:eastAsia="Courier New" w:hAnsi="Courier New"/>
+          <w:sz w:val="16"/>
+        </w:rPr>
+      </w:pPr>
+      <w:r>
+        <w:rPr>
+          <w:rFonts w:ascii="Courier New" w:eastAsia="Courier New" w:hAnsi="Courier New"/>
+          <w:sz w:val="16"/>
+        </w:rPr>
+        <w:t>        }</w:t>
+      </w:r>
+    </w:p>
+    <w:p>
+      <w:pPr>
+        <w:spacing w:after="0" w:line="360" w:lineRule="auto"/>
+        <w:ind w:left="283" w:right="283"/>
+        <w:rPr>
+          <w:rFonts w:ascii="Courier New" w:eastAsia="Courier New" w:hAnsi="Courier New"/>
+          <w:sz w:val="16"/>
+        </w:rPr>
+      </w:pPr>
+      <w:r>
+        <w:rPr>
+          <w:rFonts w:ascii="Courier New" w:eastAsia="Courier New" w:hAnsi="Courier New"/>
+          <w:sz w:val="16"/>
+        </w:rPr>
+        <w:t>        return *this;</w:t>
+      </w:r>
+    </w:p>
+    <w:p>
+      <w:pPr>
+        <w:spacing w:after="0" w:line="360" w:lineRule="auto"/>
+        <w:ind w:left="283" w:right="283"/>
+        <w:rPr>
+          <w:rFonts w:ascii="Courier New" w:eastAsia="Courier New" w:hAnsi="Courier New"/>
+          <w:sz w:val="16"/>
+        </w:rPr>
+      </w:pPr>
+      <w:r>
+        <w:rPr>
+          <w:rFonts w:ascii="Courier New" w:eastAsia="Courier New" w:hAnsi="Courier New"/>
+          <w:sz w:val="16"/>
+        </w:rPr>
+        <w:t>    }</w:t>
+      </w:r>
+    </w:p>
+    <w:p>
+      <w:pPr>
+        <w:spacing w:after="0" w:line="360" w:lineRule="auto"/>
+        <w:ind w:left="283" w:right="283"/>
+        <w:rPr>
+          <w:rFonts w:ascii="Courier New" w:eastAsia="Courier New" w:hAnsi="Courier New"/>
+          <w:sz w:val="16"/>
+        </w:rPr>
+      </w:pPr>
+      <w:r>
+        <w:rPr>
+          <w:rFonts w:ascii="Courier New" w:eastAsia="Courier New" w:hAnsi="Courier New"/>
+          <w:sz w:val="16"/>
+        </w:rPr>
+        <w:t xml:space="preserve">    </w:t>
+      </w:r>
+      <w:proofErr w:type="gramStart"/>
+      <w:r>
+        <w:rPr>
+          <w:rFonts w:ascii="Courier New" w:eastAsia="Courier New" w:hAnsi="Courier New"/>
+          <w:sz w:val="16"/>
+        </w:rPr>
+        <w:t>std::</w:t>
+      </w:r>
+      <w:proofErr w:type="spellStart"/>
+      <w:proofErr w:type="gramEnd"/>
+      <w:r>
+        <w:rPr>
+          <w:rFonts w:ascii="Courier New" w:eastAsia="Courier New" w:hAnsi="Courier New"/>
+          <w:sz w:val="16"/>
+        </w:rPr>
+        <w:t>size_t</w:t>
+      </w:r>
+      <w:proofErr w:type="spellEnd"/>
+      <w:r>
+        <w:rPr>
+          <w:rFonts w:ascii="Courier New" w:eastAsia="Courier New" w:hAnsi="Courier New"/>
+          <w:sz w:val="16"/>
+        </w:rPr>
+        <w:t xml:space="preserve"> </w:t>
+      </w:r>
+      <w:proofErr w:type="gramStart"/>
+      <w:r>
+        <w:rPr>
+          <w:rFonts w:ascii="Courier New" w:eastAsia="Courier New" w:hAnsi="Courier New"/>
+          <w:sz w:val="16"/>
+        </w:rPr>
+        <w:t>size(</w:t>
+      </w:r>
+      <w:proofErr w:type="gramEnd"/>
+      <w:r>
+        <w:rPr>
+          <w:rFonts w:ascii="Courier New" w:eastAsia="Courier New" w:hAnsi="Courier New"/>
+          <w:sz w:val="16"/>
+        </w:rPr>
+        <w:t xml:space="preserve">) const </w:t>
+      </w:r>
+      <w:proofErr w:type="spellStart"/>
+      <w:r>
+        <w:rPr>
+          <w:rFonts w:ascii="Courier New" w:eastAsia="Courier New" w:hAnsi="Courier New"/>
+          <w:sz w:val="16"/>
+        </w:rPr>
+        <w:t>noexcept</w:t>
+      </w:r>
+      <w:proofErr w:type="spellEnd"/>
+      <w:r>
+        <w:rPr>
+          <w:rFonts w:ascii="Courier New" w:eastAsia="Courier New" w:hAnsi="Courier New"/>
+          <w:sz w:val="16"/>
+        </w:rPr>
+        <w:t xml:space="preserve"> {</w:t>
+      </w:r>
+    </w:p>
+    <w:p>
+      <w:pPr>
+        <w:spacing w:after="0" w:line="360" w:lineRule="auto"/>
+        <w:ind w:left="283" w:right="283"/>
+        <w:rPr>
+          <w:rFonts w:ascii="Courier New" w:eastAsia="Courier New" w:hAnsi="Courier New"/>
+          <w:sz w:val="16"/>
+        </w:rPr>
+      </w:pPr>
+      <w:r>
+        <w:rPr>
+          <w:rFonts w:ascii="Courier New" w:eastAsia="Courier New" w:hAnsi="Courier New"/>
+          <w:sz w:val="16"/>
+        </w:rPr>
+        <w:t>        return data_-&gt;</w:t>
+      </w:r>
+      <w:proofErr w:type="gramStart"/>
+      <w:r>
+        <w:rPr>
+          <w:rFonts w:ascii="Courier New" w:eastAsia="Courier New" w:hAnsi="Courier New"/>
+          <w:sz w:val="16"/>
+        </w:rPr>
+        <w:t>size(</w:t>
+      </w:r>
+      <w:proofErr w:type="gramEnd"/>
+      <w:r>
+        <w:rPr>
+          <w:rFonts w:ascii="Courier New" w:eastAsia="Courier New" w:hAnsi="Courier New"/>
+          <w:sz w:val="16"/>
+        </w:rPr>
+        <w:t>);</w:t>
+      </w:r>
+    </w:p>
+    <w:p>
+      <w:pPr>
+        <w:spacing w:after="0" w:line="360" w:lineRule="auto"/>
+        <w:ind w:left="283" w:right="283"/>
+        <w:rPr>
+          <w:rFonts w:ascii="Courier New" w:eastAsia="Courier New" w:hAnsi="Courier New"/>
+          <w:sz w:val="16"/>
+        </w:rPr>
+      </w:pPr>
+      <w:r>
+        <w:rPr>
+          <w:rFonts w:ascii="Courier New" w:eastAsia="Courier New" w:hAnsi="Courier New"/>
+          <w:sz w:val="16"/>
+        </w:rPr>
+        <w:t>    }</w:t>
+      </w:r>
+    </w:p>
+    <w:p>
+      <w:pPr>
+        <w:spacing w:after="0" w:line="360" w:lineRule="auto"/>
+        <w:ind w:left="283" w:right="283"/>
+        <w:rPr>
+          <w:rFonts w:ascii="Courier New" w:eastAsia="Courier New" w:hAnsi="Courier New"/>
+          <w:sz w:val="16"/>
+        </w:rPr>
+      </w:pPr>
+      <w:r>
+        <w:rPr>
+          <w:rFonts w:ascii="Courier New" w:eastAsia="Courier New" w:hAnsi="Courier New"/>
+          <w:sz w:val="16"/>
+        </w:rPr>
+        <w:t xml:space="preserve">    </w:t>
+      </w:r>
+      <w:proofErr w:type="spellStart"/>
+      <w:r>
+        <w:rPr>
+          <w:rFonts w:ascii="Courier New" w:eastAsia="Courier New" w:hAnsi="Courier New"/>
+          <w:sz w:val="16"/>
+        </w:rPr>
+        <w:t>AtomT</w:t>
+      </w:r>
+      <w:proofErr w:type="spellEnd"/>
+      <w:r>
+        <w:rPr>
+          <w:rFonts w:ascii="Courier New" w:eastAsia="Courier New" w:hAnsi="Courier New"/>
+          <w:sz w:val="16"/>
+        </w:rPr>
+        <w:t xml:space="preserve">* </w:t>
+      </w:r>
+      <w:proofErr w:type="gramStart"/>
+      <w:r>
+        <w:rPr>
+          <w:rFonts w:ascii="Courier New" w:eastAsia="Courier New" w:hAnsi="Courier New"/>
+          <w:sz w:val="16"/>
+        </w:rPr>
+        <w:t>data(</w:t>
+      </w:r>
+      <w:proofErr w:type="gramEnd"/>
+      <w:r>
+        <w:rPr>
+          <w:rFonts w:ascii="Courier New" w:eastAsia="Courier New" w:hAnsi="Courier New"/>
+          <w:sz w:val="16"/>
+        </w:rPr>
+        <w:t xml:space="preserve">) </w:t>
+      </w:r>
+      <w:proofErr w:type="spellStart"/>
+      <w:r>
+        <w:rPr>
+          <w:rFonts w:ascii="Courier New" w:eastAsia="Courier New" w:hAnsi="Courier New"/>
+          <w:sz w:val="16"/>
+        </w:rPr>
+        <w:t>noexcept</w:t>
+      </w:r>
+      <w:proofErr w:type="spellEnd"/>
+      <w:r>
+        <w:rPr>
+          <w:rFonts w:ascii="Courier New" w:eastAsia="Courier New" w:hAnsi="Courier New"/>
+          <w:sz w:val="16"/>
+        </w:rPr>
+        <w:t xml:space="preserve"> {</w:t>
+      </w:r>
+    </w:p>
+    <w:p>
+      <w:pPr>
+        <w:spacing w:after="0" w:line="360" w:lineRule="auto"/>
+        <w:ind w:left="283" w:right="283"/>
+        <w:rPr>
+          <w:rFonts w:ascii="Courier New" w:eastAsia="Courier New" w:hAnsi="Courier New"/>
+          <w:sz w:val="16"/>
+        </w:rPr>
+      </w:pPr>
+      <w:r>
+        <w:rPr>
+          <w:rFonts w:ascii="Courier New" w:eastAsia="Courier New" w:hAnsi="Courier New"/>
+          <w:sz w:val="16"/>
+        </w:rPr>
+        <w:t>        return data_-&gt;</w:t>
+      </w:r>
+      <w:proofErr w:type="gramStart"/>
+      <w:r>
+        <w:rPr>
+          <w:rFonts w:ascii="Courier New" w:eastAsia="Courier New" w:hAnsi="Courier New"/>
+          <w:sz w:val="16"/>
+        </w:rPr>
+        <w:t>data(</w:t>
+      </w:r>
+      <w:proofErr w:type="gramEnd"/>
+      <w:r>
+        <w:rPr>
+          <w:rFonts w:ascii="Courier New" w:eastAsia="Courier New" w:hAnsi="Courier New"/>
+          <w:sz w:val="16"/>
+        </w:rPr>
+        <w:t>);</w:t>
+      </w:r>
+    </w:p>
+    <w:p>
+      <w:pPr>
+        <w:spacing w:after="0" w:line="360" w:lineRule="auto"/>
+        <w:ind w:left="283" w:right="283"/>
+        <w:rPr>
+          <w:rFonts w:ascii="Courier New" w:eastAsia="Courier New" w:hAnsi="Courier New"/>
+          <w:sz w:val="16"/>
+        </w:rPr>
+      </w:pPr>
+      <w:r>
+        <w:rPr>
+          <w:rFonts w:ascii="Courier New" w:eastAsia="Courier New" w:hAnsi="Courier New"/>
+          <w:sz w:val="16"/>
+        </w:rPr>
+        <w:t>    }</w:t>
+      </w:r>
+    </w:p>
+    <w:p>
+      <w:pPr>
+        <w:spacing w:after="0" w:line="360" w:lineRule="auto"/>
+        <w:ind w:left="283" w:right="283"/>
+        <w:rPr>
+          <w:rFonts w:ascii="Courier New" w:eastAsia="Courier New" w:hAnsi="Courier New"/>
+          <w:sz w:val="16"/>
+        </w:rPr>
+      </w:pPr>
+      <w:r>
+        <w:rPr>
+          <w:rFonts w:ascii="Courier New" w:eastAsia="Courier New" w:hAnsi="Courier New"/>
+          <w:sz w:val="16"/>
+        </w:rPr>
+        <w:t xml:space="preserve">    const </w:t>
+      </w:r>
+      <w:proofErr w:type="spellStart"/>
+      <w:r>
+        <w:rPr>
+          <w:rFonts w:ascii="Courier New" w:eastAsia="Courier New" w:hAnsi="Courier New"/>
+          <w:sz w:val="16"/>
+        </w:rPr>
+        <w:t>AtomT</w:t>
+      </w:r>
+      <w:proofErr w:type="spellEnd"/>
+      <w:r>
+        <w:rPr>
+          <w:rFonts w:ascii="Courier New" w:eastAsia="Courier New" w:hAnsi="Courier New"/>
+          <w:sz w:val="16"/>
+        </w:rPr>
+        <w:t xml:space="preserve">* </w:t>
+      </w:r>
+      <w:proofErr w:type="gramStart"/>
+      <w:r>
+        <w:rPr>
+          <w:rFonts w:ascii="Courier New" w:eastAsia="Courier New" w:hAnsi="Courier New"/>
+          <w:sz w:val="16"/>
+        </w:rPr>
+        <w:t>data(</w:t>
+      </w:r>
+      <w:proofErr w:type="gramEnd"/>
+      <w:r>
+        <w:rPr>
+          <w:rFonts w:ascii="Courier New" w:eastAsia="Courier New" w:hAnsi="Courier New"/>
+          <w:sz w:val="16"/>
+        </w:rPr>
+        <w:t xml:space="preserve">) const </w:t>
+      </w:r>
+      <w:proofErr w:type="spellStart"/>
+      <w:r>
+        <w:rPr>
+          <w:rFonts w:ascii="Courier New" w:eastAsia="Courier New" w:hAnsi="Courier New"/>
+          <w:sz w:val="16"/>
+        </w:rPr>
+        <w:t>noexcept</w:t>
+      </w:r>
+      <w:proofErr w:type="spellEnd"/>
+      <w:r>
+        <w:rPr>
+          <w:rFonts w:ascii="Courier New" w:eastAsia="Courier New" w:hAnsi="Courier New"/>
+          <w:sz w:val="16"/>
+        </w:rPr>
+        <w:t xml:space="preserve"> {</w:t>
+      </w:r>
+    </w:p>
+    <w:p>
+      <w:pPr>
+        <w:spacing w:after="0" w:line="360" w:lineRule="auto"/>
+        <w:ind w:left="283" w:right="283"/>
+        <w:rPr>
+          <w:rFonts w:ascii="Courier New" w:eastAsia="Courier New" w:hAnsi="Courier New"/>
+          <w:sz w:val="16"/>
+        </w:rPr>
+      </w:pPr>
+      <w:r>
+        <w:rPr>
+          <w:rFonts w:ascii="Courier New" w:eastAsia="Courier New" w:hAnsi="Courier New"/>
+          <w:sz w:val="16"/>
+        </w:rPr>
         <w:lastRenderedPageBreak/>
+        <w:t>        return data_-&gt;</w:t>
+      </w:r>
+      <w:proofErr w:type="gramStart"/>
+      <w:r>
+        <w:rPr>
+          <w:rFonts w:ascii="Courier New" w:eastAsia="Courier New" w:hAnsi="Courier New"/>
+          <w:sz w:val="16"/>
+        </w:rPr>
+        <w:t>data(</w:t>
+      </w:r>
+      <w:proofErr w:type="gramEnd"/>
+      <w:r>
+        <w:rPr>
+          <w:rFonts w:ascii="Courier New" w:eastAsia="Courier New" w:hAnsi="Courier New"/>
+          <w:sz w:val="16"/>
+        </w:rPr>
+        <w:t>);</w:t>
+      </w:r>
+    </w:p>
+    <w:p>
+      <w:pPr>
+        <w:spacing w:after="0" w:line="360" w:lineRule="auto"/>
+        <w:ind w:left="283" w:right="283"/>
+        <w:rPr>
+          <w:rFonts w:ascii="Courier New" w:eastAsia="Courier New" w:hAnsi="Courier New"/>
+          <w:sz w:val="16"/>
+        </w:rPr>
+      </w:pPr>
+      <w:r>
+        <w:rPr>
+          <w:rFonts w:ascii="Courier New" w:eastAsia="Courier New" w:hAnsi="Courier New"/>
+          <w:sz w:val="16"/>
+        </w:rPr>
+        <w:t>    }</w:t>
+      </w:r>
+    </w:p>
+    <w:p>
+      <w:pPr>
+        <w:spacing w:after="0" w:line="360" w:lineRule="auto"/>
+        <w:ind w:left="283" w:right="283"/>
+        <w:rPr>
+          <w:rFonts w:ascii="Courier New" w:eastAsia="Courier New" w:hAnsi="Courier New"/>
+          <w:sz w:val="16"/>
+        </w:rPr>
+      </w:pPr>
+      <w:r>
+        <w:rPr>
+          <w:rFonts w:ascii="Courier New" w:eastAsia="Courier New" w:hAnsi="Courier New"/>
+          <w:sz w:val="16"/>
+        </w:rPr>
+        <w:t xml:space="preserve">    </w:t>
+      </w:r>
+      <w:proofErr w:type="spellStart"/>
+      <w:r>
+        <w:rPr>
+          <w:rFonts w:ascii="Courier New" w:eastAsia="Courier New" w:hAnsi="Courier New"/>
+          <w:sz w:val="16"/>
+        </w:rPr>
+        <w:t>VectorView</w:t>
+      </w:r>
+      <w:proofErr w:type="spellEnd"/>
+      <w:r>
+        <w:rPr>
+          <w:rFonts w:ascii="Courier New" w:eastAsia="Courier New" w:hAnsi="Courier New"/>
+          <w:sz w:val="16"/>
+        </w:rPr>
+        <w:t>&lt;</w:t>
+      </w:r>
+      <w:proofErr w:type="spellStart"/>
+      <w:r>
+        <w:rPr>
+          <w:rFonts w:ascii="Courier New" w:eastAsia="Courier New" w:hAnsi="Courier New"/>
+          <w:sz w:val="16"/>
+        </w:rPr>
+        <w:t>AtomT</w:t>
+      </w:r>
+      <w:proofErr w:type="spellEnd"/>
+      <w:r>
+        <w:rPr>
+          <w:rFonts w:ascii="Courier New" w:eastAsia="Courier New" w:hAnsi="Courier New"/>
+          <w:sz w:val="16"/>
+        </w:rPr>
+        <w:t xml:space="preserve">&gt; </w:t>
+      </w:r>
+      <w:proofErr w:type="gramStart"/>
+      <w:r>
+        <w:rPr>
+          <w:rFonts w:ascii="Courier New" w:eastAsia="Courier New" w:hAnsi="Courier New"/>
+          <w:sz w:val="16"/>
+        </w:rPr>
+        <w:t>view(</w:t>
+      </w:r>
+      <w:proofErr w:type="gramEnd"/>
+      <w:r>
+        <w:rPr>
+          <w:rFonts w:ascii="Courier New" w:eastAsia="Courier New" w:hAnsi="Courier New"/>
+          <w:sz w:val="16"/>
+        </w:rPr>
+        <w:t xml:space="preserve">) </w:t>
+      </w:r>
+      <w:proofErr w:type="spellStart"/>
+      <w:r>
+        <w:rPr>
+          <w:rFonts w:ascii="Courier New" w:eastAsia="Courier New" w:hAnsi="Courier New"/>
+          <w:sz w:val="16"/>
+        </w:rPr>
+        <w:t>noexcept</w:t>
+      </w:r>
+      <w:proofErr w:type="spellEnd"/>
+      <w:r>
+        <w:rPr>
+          <w:rFonts w:ascii="Courier New" w:eastAsia="Courier New" w:hAnsi="Courier New"/>
+          <w:sz w:val="16"/>
+        </w:rPr>
+        <w:t xml:space="preserve"> {</w:t>
+      </w:r>
+    </w:p>
+    <w:p>
+      <w:pPr>
+        <w:spacing w:after="0" w:line="360" w:lineRule="auto"/>
+        <w:ind w:left="283" w:right="283"/>
+        <w:rPr>
+          <w:rFonts w:ascii="Courier New" w:eastAsia="Courier New" w:hAnsi="Courier New"/>
+          <w:sz w:val="16"/>
+        </w:rPr>
+      </w:pPr>
+      <w:r>
+        <w:rPr>
+          <w:rFonts w:ascii="Courier New" w:eastAsia="Courier New" w:hAnsi="Courier New"/>
+          <w:sz w:val="16"/>
+        </w:rPr>
+        <w:t>        return view_;</w:t>
+      </w:r>
+    </w:p>
+    <w:p>
+      <w:pPr>
+        <w:spacing w:after="0" w:line="360" w:lineRule="auto"/>
+        <w:ind w:left="283" w:right="283"/>
+        <w:rPr>
+          <w:rFonts w:ascii="Courier New" w:eastAsia="Courier New" w:hAnsi="Courier New"/>
+          <w:sz w:val="16"/>
+        </w:rPr>
+      </w:pPr>
+      <w:r>
+        <w:rPr>
+          <w:rFonts w:ascii="Courier New" w:eastAsia="Courier New" w:hAnsi="Courier New"/>
+          <w:sz w:val="16"/>
+        </w:rPr>
+        <w:t>    }</w:t>
+      </w:r>
+    </w:p>
+    <w:p>
+      <w:pPr>
+        <w:spacing w:after="0" w:line="360" w:lineRule="auto"/>
+        <w:ind w:left="283" w:right="283"/>
+        <w:rPr>
+          <w:rFonts w:ascii="Courier New" w:eastAsia="Courier New" w:hAnsi="Courier New"/>
+          <w:sz w:val="16"/>
+        </w:rPr>
+      </w:pPr>
+      <w:r>
+        <w:rPr>
+          <w:rFonts w:ascii="Courier New" w:eastAsia="Courier New" w:hAnsi="Courier New"/>
+          <w:sz w:val="16"/>
+        </w:rPr>
+        <w:t xml:space="preserve">    </w:t>
+      </w:r>
+      <w:proofErr w:type="spellStart"/>
+      <w:r>
+        <w:rPr>
+          <w:rFonts w:ascii="Courier New" w:eastAsia="Courier New" w:hAnsi="Courier New"/>
+          <w:sz w:val="16"/>
+        </w:rPr>
+        <w:t>VectorView</w:t>
+      </w:r>
+      <w:proofErr w:type="spellEnd"/>
+      <w:r>
+        <w:rPr>
+          <w:rFonts w:ascii="Courier New" w:eastAsia="Courier New" w:hAnsi="Courier New"/>
+          <w:sz w:val="16"/>
+        </w:rPr>
+        <w:t xml:space="preserve">&lt;const </w:t>
+      </w:r>
+      <w:proofErr w:type="spellStart"/>
+      <w:r>
+        <w:rPr>
+          <w:rFonts w:ascii="Courier New" w:eastAsia="Courier New" w:hAnsi="Courier New"/>
+          <w:sz w:val="16"/>
+        </w:rPr>
+        <w:t>AtomT</w:t>
+      </w:r>
+      <w:proofErr w:type="spellEnd"/>
+      <w:r>
+        <w:rPr>
+          <w:rFonts w:ascii="Courier New" w:eastAsia="Courier New" w:hAnsi="Courier New"/>
+          <w:sz w:val="16"/>
+        </w:rPr>
+        <w:t xml:space="preserve">&gt; </w:t>
+      </w:r>
+      <w:proofErr w:type="gramStart"/>
+      <w:r>
+        <w:rPr>
+          <w:rFonts w:ascii="Courier New" w:eastAsia="Courier New" w:hAnsi="Courier New"/>
+          <w:sz w:val="16"/>
+        </w:rPr>
+        <w:t>view(</w:t>
+      </w:r>
+      <w:proofErr w:type="gramEnd"/>
+      <w:r>
+        <w:rPr>
+          <w:rFonts w:ascii="Courier New" w:eastAsia="Courier New" w:hAnsi="Courier New"/>
+          <w:sz w:val="16"/>
+        </w:rPr>
+        <w:t xml:space="preserve">) const </w:t>
+      </w:r>
+      <w:proofErr w:type="spellStart"/>
+      <w:r>
+        <w:rPr>
+          <w:rFonts w:ascii="Courier New" w:eastAsia="Courier New" w:hAnsi="Courier New"/>
+          <w:sz w:val="16"/>
+        </w:rPr>
+        <w:t>noexcept</w:t>
+      </w:r>
+      <w:proofErr w:type="spellEnd"/>
+      <w:r>
+        <w:rPr>
+          <w:rFonts w:ascii="Courier New" w:eastAsia="Courier New" w:hAnsi="Courier New"/>
+          <w:sz w:val="16"/>
+        </w:rPr>
+        <w:t xml:space="preserve"> {</w:t>
+      </w:r>
+    </w:p>
+    <w:p>
+      <w:pPr>
+        <w:spacing w:after="0" w:line="360" w:lineRule="auto"/>
+        <w:ind w:left="283" w:right="283"/>
+        <w:rPr>
+          <w:rFonts w:ascii="Courier New" w:eastAsia="Courier New" w:hAnsi="Courier New"/>
+          <w:sz w:val="16"/>
+        </w:rPr>
+      </w:pPr>
+      <w:r>
+        <w:rPr>
+          <w:rFonts w:ascii="Courier New" w:eastAsia="Courier New" w:hAnsi="Courier New"/>
+          <w:sz w:val="16"/>
+        </w:rPr>
+        <w:t xml:space="preserve">        return </w:t>
+      </w:r>
+      <w:proofErr w:type="spellStart"/>
+      <w:r>
+        <w:rPr>
+          <w:rFonts w:ascii="Courier New" w:eastAsia="Courier New" w:hAnsi="Courier New"/>
+          <w:sz w:val="16"/>
+        </w:rPr>
+        <w:t>VectorView</w:t>
+      </w:r>
+      <w:proofErr w:type="spellEnd"/>
+      <w:r>
+        <w:rPr>
+          <w:rFonts w:ascii="Courier New" w:eastAsia="Courier New" w:hAnsi="Courier New"/>
+          <w:sz w:val="16"/>
+        </w:rPr>
+        <w:t xml:space="preserve">&lt;const </w:t>
+      </w:r>
+      <w:proofErr w:type="spellStart"/>
+      <w:r>
+        <w:rPr>
+          <w:rFonts w:ascii="Courier New" w:eastAsia="Courier New" w:hAnsi="Courier New"/>
+          <w:sz w:val="16"/>
+        </w:rPr>
+        <w:t>AtomT</w:t>
+      </w:r>
+      <w:proofErr w:type="spellEnd"/>
+      <w:proofErr w:type="gramStart"/>
+      <w:r>
+        <w:rPr>
+          <w:rFonts w:ascii="Courier New" w:eastAsia="Courier New" w:hAnsi="Courier New"/>
+          <w:sz w:val="16"/>
+        </w:rPr>
+        <w:t>&gt;(</w:t>
+      </w:r>
+      <w:proofErr w:type="gramEnd"/>
+    </w:p>
+    <w:p>
+      <w:pPr>
+        <w:spacing w:after="0" w:line="360" w:lineRule="auto"/>
+        <w:ind w:left="283" w:right="283"/>
+        <w:rPr>
+          <w:rFonts w:ascii="Courier New" w:eastAsia="Courier New" w:hAnsi="Courier New"/>
+          <w:sz w:val="16"/>
+        </w:rPr>
+      </w:pPr>
+      <w:r>
+        <w:rPr>
+          <w:rFonts w:ascii="Courier New" w:eastAsia="Courier New" w:hAnsi="Courier New"/>
+          <w:sz w:val="16"/>
+        </w:rPr>
+        <w:t xml:space="preserve">            </w:t>
+      </w:r>
+      <w:proofErr w:type="spellStart"/>
+      <w:r>
+        <w:rPr>
+          <w:rFonts w:ascii="Courier New" w:eastAsia="Courier New" w:hAnsi="Courier New"/>
+          <w:sz w:val="16"/>
+        </w:rPr>
+        <w:t>const_cast</w:t>
+      </w:r>
+      <w:proofErr w:type="spellEnd"/>
+      <w:r>
+        <w:rPr>
+          <w:rFonts w:ascii="Courier New" w:eastAsia="Courier New" w:hAnsi="Courier New"/>
+          <w:sz w:val="16"/>
+        </w:rPr>
+        <w:t>&lt;</w:t>
+      </w:r>
+      <w:proofErr w:type="spellStart"/>
+      <w:r>
+        <w:rPr>
+          <w:rFonts w:ascii="Courier New" w:eastAsia="Courier New" w:hAnsi="Courier New"/>
+          <w:sz w:val="16"/>
+        </w:rPr>
+        <w:t>AtomT</w:t>
+      </w:r>
+      <w:proofErr w:type="spellEnd"/>
+      <w:r>
+        <w:rPr>
+          <w:rFonts w:ascii="Courier New" w:eastAsia="Courier New" w:hAnsi="Courier New"/>
+          <w:sz w:val="16"/>
+        </w:rPr>
+        <w:t>*&gt;(data_-&gt;</w:t>
+      </w:r>
+      <w:proofErr w:type="gramStart"/>
+      <w:r>
+        <w:rPr>
+          <w:rFonts w:ascii="Courier New" w:eastAsia="Courier New" w:hAnsi="Courier New"/>
+          <w:sz w:val="16"/>
+        </w:rPr>
+        <w:t>data(</w:t>
+      </w:r>
+      <w:proofErr w:type="gramEnd"/>
+      <w:r>
+        <w:rPr>
+          <w:rFonts w:ascii="Courier New" w:eastAsia="Courier New" w:hAnsi="Courier New"/>
+          <w:sz w:val="16"/>
+        </w:rPr>
+        <w:t>)), data_-&gt;</w:t>
+      </w:r>
+      <w:proofErr w:type="gramStart"/>
+      <w:r>
+        <w:rPr>
+          <w:rFonts w:ascii="Courier New" w:eastAsia="Courier New" w:hAnsi="Courier New"/>
+          <w:sz w:val="16"/>
+        </w:rPr>
+        <w:t>size(</w:t>
+      </w:r>
+      <w:proofErr w:type="gramEnd"/>
+      <w:r>
+        <w:rPr>
+          <w:rFonts w:ascii="Courier New" w:eastAsia="Courier New" w:hAnsi="Courier New"/>
+          <w:sz w:val="16"/>
+        </w:rPr>
+        <w:t>)</w:t>
+      </w:r>
+    </w:p>
+    <w:p>
+      <w:pPr>
+        <w:spacing w:after="0" w:line="360" w:lineRule="auto"/>
+        <w:ind w:left="283" w:right="283"/>
+        <w:rPr>
+          <w:rFonts w:ascii="Courier New" w:eastAsia="Courier New" w:hAnsi="Courier New"/>
+          <w:sz w:val="16"/>
+        </w:rPr>
+      </w:pPr>
+      <w:r>
+        <w:rPr>
+          <w:rFonts w:ascii="Courier New" w:eastAsia="Courier New" w:hAnsi="Courier New"/>
+          <w:sz w:val="16"/>
+        </w:rPr>
+        <w:t>        );</w:t>
+      </w:r>
+    </w:p>
+    <w:p>
+      <w:pPr>
+        <w:spacing w:after="0" w:line="360" w:lineRule="auto"/>
+        <w:ind w:left="283" w:right="283"/>
+        <w:rPr>
+          <w:rFonts w:ascii="Courier New" w:eastAsia="Courier New" w:hAnsi="Courier New"/>
+          <w:sz w:val="16"/>
+        </w:rPr>
+      </w:pPr>
+      <w:r>
+        <w:rPr>
+          <w:rFonts w:ascii="Courier New" w:eastAsia="Courier New" w:hAnsi="Courier New"/>
+          <w:sz w:val="16"/>
+        </w:rPr>
+        <w:t>    }</w:t>
+      </w:r>
+    </w:p>
+    <w:p>
+      <w:pPr>
+        <w:spacing w:after="0" w:line="360" w:lineRule="auto"/>
+        <w:ind w:left="283" w:right="283"/>
+        <w:rPr>
+          <w:rFonts w:ascii="Courier New" w:eastAsia="Courier New" w:hAnsi="Courier New"/>
+          <w:sz w:val="16"/>
+        </w:rPr>
+      </w:pPr>
+      <w:r>
+        <w:rPr>
+          <w:rFonts w:ascii="Courier New" w:eastAsia="Courier New" w:hAnsi="Courier New"/>
+          <w:sz w:val="16"/>
+        </w:rPr>
+        <w:t xml:space="preserve">    void </w:t>
+      </w:r>
+      <w:proofErr w:type="spellStart"/>
+      <w:r>
+        <w:rPr>
+          <w:rFonts w:ascii="Courier New" w:eastAsia="Courier New" w:hAnsi="Courier New"/>
+          <w:sz w:val="16"/>
+        </w:rPr>
+        <w:t>copy_from_</w:t>
+      </w:r>
+      <w:proofErr w:type="gramStart"/>
+      <w:r>
+        <w:rPr>
+          <w:rFonts w:ascii="Courier New" w:eastAsia="Courier New" w:hAnsi="Courier New"/>
+          <w:sz w:val="16"/>
+        </w:rPr>
+        <w:t>host</w:t>
+      </w:r>
+      <w:proofErr w:type="spellEnd"/>
+      <w:r>
+        <w:rPr>
+          <w:rFonts w:ascii="Courier New" w:eastAsia="Courier New" w:hAnsi="Courier New"/>
+          <w:sz w:val="16"/>
+        </w:rPr>
+        <w:t>(</w:t>
+      </w:r>
+      <w:proofErr w:type="gramEnd"/>
+      <w:r>
+        <w:rPr>
+          <w:rFonts w:ascii="Courier New" w:eastAsia="Courier New" w:hAnsi="Courier New"/>
+          <w:sz w:val="16"/>
+        </w:rPr>
+        <w:t xml:space="preserve">const </w:t>
+      </w:r>
+      <w:proofErr w:type="spellStart"/>
+      <w:r>
+        <w:rPr>
+          <w:rFonts w:ascii="Courier New" w:eastAsia="Courier New" w:hAnsi="Courier New"/>
+          <w:sz w:val="16"/>
+        </w:rPr>
+        <w:t>AtomT</w:t>
+      </w:r>
+      <w:proofErr w:type="spellEnd"/>
+      <w:r>
+        <w:rPr>
+          <w:rFonts w:ascii="Courier New" w:eastAsia="Courier New" w:hAnsi="Courier New"/>
+          <w:sz w:val="16"/>
+        </w:rPr>
+        <w:t xml:space="preserve">* </w:t>
+      </w:r>
+      <w:proofErr w:type="spellStart"/>
+      <w:r>
+        <w:rPr>
+          <w:rFonts w:ascii="Courier New" w:eastAsia="Courier New" w:hAnsi="Courier New"/>
+          <w:sz w:val="16"/>
+        </w:rPr>
+        <w:t>host_data</w:t>
+      </w:r>
+      <w:proofErr w:type="spellEnd"/>
+      <w:r>
+        <w:rPr>
+          <w:rFonts w:ascii="Courier New" w:eastAsia="Courier New" w:hAnsi="Courier New"/>
+          <w:sz w:val="16"/>
+        </w:rPr>
+        <w:t>) {</w:t>
+      </w:r>
+    </w:p>
+    <w:p>
+      <w:pPr>
+        <w:spacing w:after="0" w:line="360" w:lineRule="auto"/>
+        <w:ind w:left="283" w:right="283"/>
+        <w:rPr>
+          <w:rFonts w:ascii="Courier New" w:eastAsia="Courier New" w:hAnsi="Courier New"/>
+          <w:sz w:val="16"/>
+        </w:rPr>
+      </w:pPr>
+      <w:r>
+        <w:rPr>
+          <w:rFonts w:ascii="Courier New" w:eastAsia="Courier New" w:hAnsi="Courier New"/>
+          <w:sz w:val="16"/>
+        </w:rPr>
+        <w:t>        data_-&gt;</w:t>
+      </w:r>
+      <w:proofErr w:type="spellStart"/>
+      <w:r>
+        <w:rPr>
+          <w:rFonts w:ascii="Courier New" w:eastAsia="Courier New" w:hAnsi="Courier New"/>
+          <w:sz w:val="16"/>
+        </w:rPr>
+        <w:t>copy_from_host</w:t>
+      </w:r>
+      <w:proofErr w:type="spellEnd"/>
+      <w:r>
+        <w:rPr>
+          <w:rFonts w:ascii="Courier New" w:eastAsia="Courier New" w:hAnsi="Courier New"/>
+          <w:sz w:val="16"/>
+        </w:rPr>
+        <w:t>(</w:t>
+      </w:r>
+      <w:proofErr w:type="spellStart"/>
+      <w:r>
+        <w:rPr>
+          <w:rFonts w:ascii="Courier New" w:eastAsia="Courier New" w:hAnsi="Courier New"/>
+          <w:sz w:val="16"/>
+        </w:rPr>
+        <w:t>host_data</w:t>
+      </w:r>
+      <w:proofErr w:type="spellEnd"/>
+      <w:r>
+        <w:rPr>
+          <w:rFonts w:ascii="Courier New" w:eastAsia="Courier New" w:hAnsi="Courier New"/>
+          <w:sz w:val="16"/>
+        </w:rPr>
+        <w:t>);</w:t>
+      </w:r>
+    </w:p>
+    <w:p>
+      <w:pPr>
+        <w:spacing w:after="0" w:line="360" w:lineRule="auto"/>
+        <w:ind w:left="283" w:right="283"/>
+        <w:rPr>
+          <w:rFonts w:ascii="Courier New" w:eastAsia="Courier New" w:hAnsi="Courier New"/>
+          <w:sz w:val="16"/>
+        </w:rPr>
+      </w:pPr>
+      <w:r>
+        <w:rPr>
+          <w:rFonts w:ascii="Courier New" w:eastAsia="Courier New" w:hAnsi="Courier New"/>
+          <w:sz w:val="16"/>
+        </w:rPr>
+        <w:t>    }</w:t>
+      </w:r>
+    </w:p>
+    <w:p>
+      <w:pPr>
+        <w:spacing w:after="0" w:line="360" w:lineRule="auto"/>
+        <w:ind w:left="283" w:right="283"/>
+        <w:rPr>
+          <w:rFonts w:ascii="Courier New" w:eastAsia="Courier New" w:hAnsi="Courier New"/>
+          <w:sz w:val="16"/>
+        </w:rPr>
+      </w:pPr>
+      <w:r>
+        <w:rPr>
+          <w:rFonts w:ascii="Courier New" w:eastAsia="Courier New" w:hAnsi="Courier New"/>
+          <w:sz w:val="16"/>
+        </w:rPr>
+        <w:t xml:space="preserve">    void </w:t>
+      </w:r>
+      <w:proofErr w:type="spellStart"/>
+      <w:r>
+        <w:rPr>
+          <w:rFonts w:ascii="Courier New" w:eastAsia="Courier New" w:hAnsi="Courier New"/>
+          <w:sz w:val="16"/>
+        </w:rPr>
+        <w:t>copy_to_</w:t>
+      </w:r>
+      <w:proofErr w:type="gramStart"/>
+      <w:r>
+        <w:rPr>
+          <w:rFonts w:ascii="Courier New" w:eastAsia="Courier New" w:hAnsi="Courier New"/>
+          <w:sz w:val="16"/>
+        </w:rPr>
+        <w:t>host</w:t>
+      </w:r>
+      <w:proofErr w:type="spellEnd"/>
+      <w:r>
+        <w:rPr>
+          <w:rFonts w:ascii="Courier New" w:eastAsia="Courier New" w:hAnsi="Courier New"/>
+          <w:sz w:val="16"/>
+        </w:rPr>
+        <w:t>(</w:t>
+      </w:r>
+      <w:proofErr w:type="spellStart"/>
+      <w:proofErr w:type="gramEnd"/>
+      <w:r>
+        <w:rPr>
+          <w:rFonts w:ascii="Courier New" w:eastAsia="Courier New" w:hAnsi="Courier New"/>
+          <w:sz w:val="16"/>
+        </w:rPr>
+        <w:t>AtomT</w:t>
+      </w:r>
+      <w:proofErr w:type="spellEnd"/>
+      <w:r>
+        <w:rPr>
+          <w:rFonts w:ascii="Courier New" w:eastAsia="Courier New" w:hAnsi="Courier New"/>
+          <w:sz w:val="16"/>
+        </w:rPr>
+        <w:t xml:space="preserve">* </w:t>
+      </w:r>
+      <w:proofErr w:type="spellStart"/>
+      <w:r>
+        <w:rPr>
+          <w:rFonts w:ascii="Courier New" w:eastAsia="Courier New" w:hAnsi="Courier New"/>
+          <w:sz w:val="16"/>
+        </w:rPr>
+        <w:t>host_data</w:t>
+      </w:r>
+      <w:proofErr w:type="spellEnd"/>
+      <w:r>
+        <w:rPr>
+          <w:rFonts w:ascii="Courier New" w:eastAsia="Courier New" w:hAnsi="Courier New"/>
+          <w:sz w:val="16"/>
+        </w:rPr>
+        <w:t>) const {</w:t>
+      </w:r>
+    </w:p>
+    <w:p>
+      <w:pPr>
+        <w:spacing w:after="0" w:line="360" w:lineRule="auto"/>
+        <w:ind w:left="283" w:right="283"/>
+        <w:rPr>
+          <w:rFonts w:ascii="Courier New" w:eastAsia="Courier New" w:hAnsi="Courier New"/>
+          <w:sz w:val="16"/>
+        </w:rPr>
+      </w:pPr>
+      <w:r>
+        <w:rPr>
+          <w:rFonts w:ascii="Courier New" w:eastAsia="Courier New" w:hAnsi="Courier New"/>
+          <w:sz w:val="16"/>
+        </w:rPr>
+        <w:t>        data_-&gt;</w:t>
+      </w:r>
+      <w:proofErr w:type="spellStart"/>
+      <w:r>
+        <w:rPr>
+          <w:rFonts w:ascii="Courier New" w:eastAsia="Courier New" w:hAnsi="Courier New"/>
+          <w:sz w:val="16"/>
+        </w:rPr>
+        <w:t>copy_to_host</w:t>
+      </w:r>
+      <w:proofErr w:type="spellEnd"/>
+      <w:r>
+        <w:rPr>
+          <w:rFonts w:ascii="Courier New" w:eastAsia="Courier New" w:hAnsi="Courier New"/>
+          <w:sz w:val="16"/>
+        </w:rPr>
+        <w:t>(</w:t>
+      </w:r>
+      <w:proofErr w:type="spellStart"/>
+      <w:r>
+        <w:rPr>
+          <w:rFonts w:ascii="Courier New" w:eastAsia="Courier New" w:hAnsi="Courier New"/>
+          <w:sz w:val="16"/>
+        </w:rPr>
+        <w:t>host_data</w:t>
+      </w:r>
+      <w:proofErr w:type="spellEnd"/>
+      <w:r>
+        <w:rPr>
+          <w:rFonts w:ascii="Courier New" w:eastAsia="Courier New" w:hAnsi="Courier New"/>
+          <w:sz w:val="16"/>
+        </w:rPr>
+        <w:t>);</w:t>
+      </w:r>
+    </w:p>
+    <w:p>
+      <w:pPr>
+        <w:spacing w:after="0" w:line="360" w:lineRule="auto"/>
+        <w:ind w:left="283" w:right="283"/>
+        <w:rPr>
+          <w:rFonts w:ascii="Courier New" w:eastAsia="Courier New" w:hAnsi="Courier New"/>
+          <w:sz w:val="16"/>
+        </w:rPr>
+      </w:pPr>
+      <w:r>
+        <w:rPr>
+          <w:rFonts w:ascii="Courier New" w:eastAsia="Courier New" w:hAnsi="Courier New"/>
+          <w:sz w:val="16"/>
+        </w:rPr>
+        <w:t>    }</w:t>
+      </w:r>
+    </w:p>
+    <w:p>
+      <w:pPr>
+        <w:spacing w:after="0" w:line="360" w:lineRule="auto"/>
+        <w:ind w:left="283" w:right="283"/>
+        <w:rPr>
+          <w:rFonts w:ascii="Courier New" w:eastAsia="Courier New" w:hAnsi="Courier New"/>
+          <w:sz w:val="16"/>
+        </w:rPr>
+      </w:pPr>
+      <w:r>
+        <w:rPr>
+          <w:rFonts w:ascii="Courier New" w:eastAsia="Courier New" w:hAnsi="Courier New"/>
+          <w:sz w:val="16"/>
+        </w:rPr>
+        <w:t>private:</w:t>
+      </w:r>
+    </w:p>
+    <w:p>
+      <w:pPr>
+        <w:spacing w:after="0" w:line="360" w:lineRule="auto"/>
+        <w:ind w:left="283" w:right="283"/>
+        <w:rPr>
+          <w:rFonts w:ascii="Courier New" w:eastAsia="Courier New" w:hAnsi="Courier New"/>
+          <w:sz w:val="16"/>
+        </w:rPr>
+      </w:pPr>
+      <w:r>
+        <w:rPr>
+          <w:rFonts w:ascii="Courier New" w:eastAsia="Courier New" w:hAnsi="Courier New"/>
+          <w:sz w:val="16"/>
+        </w:rPr>
+        <w:t xml:space="preserve">    </w:t>
+      </w:r>
+      <w:proofErr w:type="gramStart"/>
+      <w:r>
+        <w:rPr>
+          <w:rFonts w:ascii="Courier New" w:eastAsia="Courier New" w:hAnsi="Courier New"/>
+          <w:sz w:val="16"/>
+        </w:rPr>
+        <w:t>std::</w:t>
+      </w:r>
+      <w:proofErr w:type="spellStart"/>
+      <w:proofErr w:type="gramEnd"/>
+      <w:r>
+        <w:rPr>
+          <w:rFonts w:ascii="Courier New" w:eastAsia="Courier New" w:hAnsi="Courier New"/>
+          <w:sz w:val="16"/>
+        </w:rPr>
+        <w:t>shared_ptr</w:t>
+      </w:r>
+      <w:proofErr w:type="spellEnd"/>
+      <w:r>
+        <w:rPr>
+          <w:rFonts w:ascii="Courier New" w:eastAsia="Courier New" w:hAnsi="Courier New"/>
+          <w:sz w:val="16"/>
+        </w:rPr>
+        <w:t>&lt;Data&lt;</w:t>
+      </w:r>
+      <w:proofErr w:type="spellStart"/>
+      <w:r>
+        <w:rPr>
+          <w:rFonts w:ascii="Courier New" w:eastAsia="Courier New" w:hAnsi="Courier New"/>
+          <w:sz w:val="16"/>
+        </w:rPr>
+        <w:t>AtomT</w:t>
+      </w:r>
+      <w:proofErr w:type="spellEnd"/>
+      <w:r>
+        <w:rPr>
+          <w:rFonts w:ascii="Courier New" w:eastAsia="Courier New" w:hAnsi="Courier New"/>
+          <w:sz w:val="16"/>
+        </w:rPr>
+        <w:t>&gt;&gt; data_;</w:t>
+      </w:r>
+    </w:p>
+    <w:p>
+      <w:pPr>
+        <w:spacing w:after="0" w:line="360" w:lineRule="auto"/>
+        <w:ind w:left="283" w:right="283"/>
+        <w:rPr>
+          <w:rFonts w:ascii="Courier New" w:eastAsia="Courier New" w:hAnsi="Courier New"/>
+          <w:sz w:val="16"/>
+        </w:rPr>
+      </w:pPr>
+      <w:r>
+        <w:rPr>
+          <w:rFonts w:ascii="Courier New" w:eastAsia="Courier New" w:hAnsi="Courier New"/>
+          <w:sz w:val="16"/>
+        </w:rPr>
+        <w:t xml:space="preserve">    </w:t>
+      </w:r>
+      <w:proofErr w:type="spellStart"/>
+      <w:r>
+        <w:rPr>
+          <w:rFonts w:ascii="Courier New" w:eastAsia="Courier New" w:hAnsi="Courier New"/>
+          <w:sz w:val="16"/>
+        </w:rPr>
+        <w:t>VectorView</w:t>
+      </w:r>
+      <w:proofErr w:type="spellEnd"/>
+      <w:r>
+        <w:rPr>
+          <w:rFonts w:ascii="Courier New" w:eastAsia="Courier New" w:hAnsi="Courier New"/>
+          <w:sz w:val="16"/>
+        </w:rPr>
+        <w:t>&lt;</w:t>
+      </w:r>
+      <w:proofErr w:type="spellStart"/>
+      <w:r>
+        <w:rPr>
+          <w:rFonts w:ascii="Courier New" w:eastAsia="Courier New" w:hAnsi="Courier New"/>
+          <w:sz w:val="16"/>
+        </w:rPr>
+        <w:t>AtomT</w:t>
+      </w:r>
+      <w:proofErr w:type="spellEnd"/>
+      <w:r>
+        <w:rPr>
+          <w:rFonts w:ascii="Courier New" w:eastAsia="Courier New" w:hAnsi="Courier New"/>
+          <w:sz w:val="16"/>
+        </w:rPr>
+        <w:t>&gt; view_;</w:t>
+      </w:r>
+    </w:p>
+    <w:p>
+      <w:pPr>
+        <w:spacing w:after="0" w:line="360" w:lineRule="auto"/>
+        <w:ind w:left="283" w:right="283"/>
+        <w:rPr>
+          <w:rFonts w:ascii="Courier New" w:eastAsia="Courier New" w:hAnsi="Courier New"/>
+          <w:sz w:val="16"/>
+        </w:rPr>
+      </w:pPr>
+      <w:r>
+        <w:rPr>
+          <w:rFonts w:ascii="Courier New" w:eastAsia="Courier New" w:hAnsi="Courier New"/>
+          <w:sz w:val="16"/>
+        </w:rPr>
+        <w:t>};</w:t>
+      </w:r>
+    </w:p>
+    <w:p>
+      <w:pPr>
+        <w:spacing w:after="0" w:line="360" w:lineRule="auto"/>
+        <w:ind w:left="283" w:right="283"/>
+        <w:rPr>
+          <w:rFonts w:ascii="Courier New" w:eastAsia="Courier New" w:hAnsi="Courier New"/>
+          <w:sz w:val="16"/>
+        </w:rPr>
+      </w:pPr>
+      <w:r>
+        <w:rPr>
+          <w:rFonts w:ascii="Courier New" w:eastAsia="Courier New" w:hAnsi="Courier New"/>
+          <w:sz w:val="16"/>
+        </w:rPr>
+        <w:t>template &lt;</w:t>
+      </w:r>
+      <w:proofErr w:type="spellStart"/>
+      <w:r>
+        <w:rPr>
+          <w:rFonts w:ascii="Courier New" w:eastAsia="Courier New" w:hAnsi="Courier New"/>
+          <w:sz w:val="16"/>
+        </w:rPr>
+        <w:t>typename</w:t>
+      </w:r>
+      <w:proofErr w:type="spellEnd"/>
+      <w:r>
+        <w:rPr>
+          <w:rFonts w:ascii="Courier New" w:eastAsia="Courier New" w:hAnsi="Courier New"/>
+          <w:sz w:val="16"/>
+        </w:rPr>
+        <w:t xml:space="preserve"> </w:t>
+      </w:r>
+      <w:proofErr w:type="spellStart"/>
+      <w:r>
+        <w:rPr>
+          <w:rFonts w:ascii="Courier New" w:eastAsia="Courier New" w:hAnsi="Courier New"/>
+          <w:sz w:val="16"/>
+        </w:rPr>
+        <w:t>AtomT</w:t>
+      </w:r>
+      <w:proofErr w:type="spellEnd"/>
+      <w:r>
+        <w:rPr>
+          <w:rFonts w:ascii="Courier New" w:eastAsia="Courier New" w:hAnsi="Courier New"/>
+          <w:sz w:val="16"/>
+        </w:rPr>
+        <w:t>&gt;</w:t>
+      </w:r>
+    </w:p>
+    <w:p>
+      <w:pPr>
+        <w:spacing w:after="0" w:line="360" w:lineRule="auto"/>
+        <w:ind w:left="283" w:right="283"/>
+        <w:rPr>
+          <w:rFonts w:ascii="Courier New" w:eastAsia="Courier New" w:hAnsi="Courier New"/>
+          <w:sz w:val="16"/>
+        </w:rPr>
+      </w:pPr>
+      <w:r>
+        <w:rPr>
+          <w:rFonts w:ascii="Courier New" w:eastAsia="Courier New" w:hAnsi="Courier New"/>
+          <w:sz w:val="16"/>
+        </w:rPr>
+        <w:t>Vector&lt;</w:t>
+      </w:r>
+      <w:proofErr w:type="spellStart"/>
+      <w:r>
+        <w:rPr>
+          <w:rFonts w:ascii="Courier New" w:eastAsia="Courier New" w:hAnsi="Courier New"/>
+          <w:sz w:val="16"/>
+        </w:rPr>
+        <w:t>AtomT</w:t>
+      </w:r>
+      <w:proofErr w:type="spellEnd"/>
+      <w:r>
+        <w:rPr>
+          <w:rFonts w:ascii="Courier New" w:eastAsia="Courier New" w:hAnsi="Courier New"/>
+          <w:sz w:val="16"/>
+        </w:rPr>
+        <w:t>&gt; operator</w:t>
+      </w:r>
+      <w:proofErr w:type="gramStart"/>
+      <w:r>
+        <w:rPr>
+          <w:rFonts w:ascii="Courier New" w:eastAsia="Courier New" w:hAnsi="Courier New"/>
+          <w:sz w:val="16"/>
+        </w:rPr>
+        <w:t>+(</w:t>
+      </w:r>
+      <w:proofErr w:type="gramEnd"/>
+      <w:r>
+        <w:rPr>
+          <w:rFonts w:ascii="Courier New" w:eastAsia="Courier New" w:hAnsi="Courier New"/>
+          <w:sz w:val="16"/>
+        </w:rPr>
+        <w:t>const Vector&lt;</w:t>
+      </w:r>
+      <w:proofErr w:type="spellStart"/>
+      <w:r>
+        <w:rPr>
+          <w:rFonts w:ascii="Courier New" w:eastAsia="Courier New" w:hAnsi="Courier New"/>
+          <w:sz w:val="16"/>
+        </w:rPr>
+        <w:t>AtomT</w:t>
+      </w:r>
+      <w:proofErr w:type="spellEnd"/>
+      <w:r>
+        <w:rPr>
+          <w:rFonts w:ascii="Courier New" w:eastAsia="Courier New" w:hAnsi="Courier New"/>
+          <w:sz w:val="16"/>
+        </w:rPr>
+        <w:t>&gt;&amp; a, const Vector&lt;</w:t>
+      </w:r>
+      <w:proofErr w:type="spellStart"/>
+      <w:r>
+        <w:rPr>
+          <w:rFonts w:ascii="Courier New" w:eastAsia="Courier New" w:hAnsi="Courier New"/>
+          <w:sz w:val="16"/>
+        </w:rPr>
+        <w:t>AtomT</w:t>
+      </w:r>
+      <w:proofErr w:type="spellEnd"/>
+      <w:r>
+        <w:rPr>
+          <w:rFonts w:ascii="Courier New" w:eastAsia="Courier New" w:hAnsi="Courier New"/>
+          <w:sz w:val="16"/>
+        </w:rPr>
+        <w:t>&gt;&amp; b) {</w:t>
+      </w:r>
+    </w:p>
+    <w:p>
+      <w:pPr>
+        <w:spacing w:after="0" w:line="360" w:lineRule="auto"/>
+        <w:ind w:left="283" w:right="283"/>
+        <w:rPr>
+          <w:rFonts w:ascii="Courier New" w:eastAsia="Courier New" w:hAnsi="Courier New"/>
+          <w:sz w:val="16"/>
+        </w:rPr>
+      </w:pPr>
+      <w:r>
+        <w:rPr>
+          <w:rFonts w:ascii="Courier New" w:eastAsia="Courier New" w:hAnsi="Courier New"/>
+          <w:sz w:val="16"/>
+        </w:rPr>
+        <w:t>    if (</w:t>
+      </w:r>
+      <w:proofErr w:type="spellStart"/>
+      <w:proofErr w:type="gramStart"/>
+      <w:r>
+        <w:rPr>
+          <w:rFonts w:ascii="Courier New" w:eastAsia="Courier New" w:hAnsi="Courier New"/>
+          <w:sz w:val="16"/>
+        </w:rPr>
+        <w:t>a.size</w:t>
+      </w:r>
+      <w:proofErr w:type="spellEnd"/>
+      <w:proofErr w:type="gramEnd"/>
+      <w:r>
+        <w:rPr>
+          <w:rFonts w:ascii="Courier New" w:eastAsia="Courier New" w:hAnsi="Courier New"/>
+          <w:sz w:val="16"/>
+        </w:rPr>
+        <w:t>(</w:t>
+      </w:r>
+      <w:proofErr w:type="gramStart"/>
+      <w:r>
+        <w:rPr>
+          <w:rFonts w:ascii="Courier New" w:eastAsia="Courier New" w:hAnsi="Courier New"/>
+          <w:sz w:val="16"/>
+        </w:rPr>
+        <w:t>) !</w:t>
+      </w:r>
+      <w:proofErr w:type="gramEnd"/>
+      <w:r>
+        <w:rPr>
+          <w:rFonts w:ascii="Courier New" w:eastAsia="Courier New" w:hAnsi="Courier New"/>
+          <w:sz w:val="16"/>
+        </w:rPr>
+        <w:t xml:space="preserve">= </w:t>
+      </w:r>
+      <w:proofErr w:type="spellStart"/>
+      <w:proofErr w:type="gramStart"/>
+      <w:r>
+        <w:rPr>
+          <w:rFonts w:ascii="Courier New" w:eastAsia="Courier New" w:hAnsi="Courier New"/>
+          <w:sz w:val="16"/>
+        </w:rPr>
+        <w:t>b.size</w:t>
+      </w:r>
+      <w:proofErr w:type="spellEnd"/>
+      <w:proofErr w:type="gramEnd"/>
+      <w:r>
+        <w:rPr>
+          <w:rFonts w:ascii="Courier New" w:eastAsia="Courier New" w:hAnsi="Courier New"/>
+          <w:sz w:val="16"/>
+        </w:rPr>
+        <w:t>()) {</w:t>
+      </w:r>
+    </w:p>
+    <w:p>
+      <w:pPr>
+        <w:spacing w:after="0" w:line="360" w:lineRule="auto"/>
+        <w:ind w:left="283" w:right="283"/>
+        <w:rPr>
+          <w:rFonts w:ascii="Courier New" w:eastAsia="Courier New" w:hAnsi="Courier New"/>
+          <w:sz w:val="16"/>
+        </w:rPr>
+      </w:pPr>
+      <w:r>
+        <w:rPr>
+          <w:rFonts w:ascii="Courier New" w:eastAsia="Courier New" w:hAnsi="Courier New"/>
+          <w:sz w:val="16"/>
+        </w:rPr>
+        <w:t xml:space="preserve">        throw </w:t>
+      </w:r>
+      <w:proofErr w:type="gramStart"/>
+      <w:r>
+        <w:rPr>
+          <w:rFonts w:ascii="Courier New" w:eastAsia="Courier New" w:hAnsi="Courier New"/>
+          <w:sz w:val="16"/>
+        </w:rPr>
+        <w:t>std::</w:t>
+      </w:r>
+      <w:proofErr w:type="spellStart"/>
+      <w:proofErr w:type="gramEnd"/>
+      <w:r>
+        <w:rPr>
+          <w:rFonts w:ascii="Courier New" w:eastAsia="Courier New" w:hAnsi="Courier New"/>
+          <w:sz w:val="16"/>
+        </w:rPr>
+        <w:t>invalid_</w:t>
+      </w:r>
+      <w:proofErr w:type="gramStart"/>
+      <w:r>
+        <w:rPr>
+          <w:rFonts w:ascii="Courier New" w:eastAsia="Courier New" w:hAnsi="Courier New"/>
+          <w:sz w:val="16"/>
+        </w:rPr>
+        <w:t>argument</w:t>
+      </w:r>
+      <w:proofErr w:type="spellEnd"/>
+      <w:r>
+        <w:rPr>
+          <w:rFonts w:ascii="Courier New" w:eastAsia="Courier New" w:hAnsi="Courier New"/>
+          <w:sz w:val="16"/>
+        </w:rPr>
+        <w:t>(</w:t>
+      </w:r>
+      <w:proofErr w:type="gramEnd"/>
+      <w:r>
+        <w:rPr>
+          <w:rFonts w:ascii="Courier New" w:eastAsia="Courier New" w:hAnsi="Courier New"/>
+          <w:sz w:val="16"/>
+        </w:rPr>
+        <w:t>"Vector sizes must match");</w:t>
+      </w:r>
+    </w:p>
+    <w:p>
+      <w:pPr>
+        <w:spacing w:after="0" w:line="360" w:lineRule="auto"/>
+        <w:ind w:left="283" w:right="283"/>
+        <w:rPr>
+          <w:rFonts w:ascii="Courier New" w:eastAsia="Courier New" w:hAnsi="Courier New"/>
+          <w:sz w:val="16"/>
+        </w:rPr>
+      </w:pPr>
+      <w:r>
+        <w:rPr>
+          <w:rFonts w:ascii="Courier New" w:eastAsia="Courier New" w:hAnsi="Courier New"/>
+          <w:sz w:val="16"/>
+        </w:rPr>
+        <w:t>    }</w:t>
+      </w:r>
+    </w:p>
+    <w:p>
+      <w:pPr>
+        <w:spacing w:after="0" w:line="360" w:lineRule="auto"/>
+        <w:ind w:left="283" w:right="283"/>
+        <w:rPr>
+          <w:rFonts w:ascii="Courier New" w:eastAsia="Courier New" w:hAnsi="Courier New"/>
+          <w:sz w:val="16"/>
+        </w:rPr>
+      </w:pPr>
+      <w:r>
+        <w:rPr>
+          <w:rFonts w:ascii="Courier New" w:eastAsia="Courier New" w:hAnsi="Courier New"/>
+          <w:sz w:val="16"/>
+        </w:rPr>
+        <w:t>    Vector&lt;</w:t>
+      </w:r>
+      <w:proofErr w:type="spellStart"/>
+      <w:r>
+        <w:rPr>
+          <w:rFonts w:ascii="Courier New" w:eastAsia="Courier New" w:hAnsi="Courier New"/>
+          <w:sz w:val="16"/>
+        </w:rPr>
+        <w:t>AtomT</w:t>
+      </w:r>
+      <w:proofErr w:type="spellEnd"/>
+      <w:r>
+        <w:rPr>
+          <w:rFonts w:ascii="Courier New" w:eastAsia="Courier New" w:hAnsi="Courier New"/>
+          <w:sz w:val="16"/>
+        </w:rPr>
+        <w:t>&gt; result(</w:t>
+      </w:r>
+      <w:proofErr w:type="spellStart"/>
+      <w:proofErr w:type="gramStart"/>
+      <w:r>
+        <w:rPr>
+          <w:rFonts w:ascii="Courier New" w:eastAsia="Courier New" w:hAnsi="Courier New"/>
+          <w:sz w:val="16"/>
+        </w:rPr>
+        <w:t>a.size</w:t>
+      </w:r>
+      <w:proofErr w:type="spellEnd"/>
+      <w:proofErr w:type="gramEnd"/>
+      <w:r>
+        <w:rPr>
+          <w:rFonts w:ascii="Courier New" w:eastAsia="Courier New" w:hAnsi="Courier New"/>
+          <w:sz w:val="16"/>
+        </w:rPr>
+        <w:t>());</w:t>
+      </w:r>
+    </w:p>
+    <w:p>
+      <w:pPr>
+        <w:spacing w:after="0" w:line="360" w:lineRule="auto"/>
+        <w:ind w:left="283" w:right="283"/>
+        <w:rPr>
+          <w:rFonts w:ascii="Courier New" w:eastAsia="Courier New" w:hAnsi="Courier New"/>
+          <w:sz w:val="16"/>
+        </w:rPr>
+      </w:pPr>
+      <w:r>
+        <w:rPr>
+          <w:rFonts w:ascii="Courier New" w:eastAsia="Courier New" w:hAnsi="Courier New"/>
+          <w:sz w:val="16"/>
+        </w:rPr>
+        <w:t xml:space="preserve">    </w:t>
+      </w:r>
+      <w:proofErr w:type="spellStart"/>
+      <w:r>
+        <w:rPr>
+          <w:rFonts w:ascii="Courier New" w:eastAsia="Courier New" w:hAnsi="Courier New"/>
+          <w:sz w:val="16"/>
+        </w:rPr>
+        <w:t>launch_</w:t>
+      </w:r>
+      <w:proofErr w:type="gramStart"/>
+      <w:r>
+        <w:rPr>
+          <w:rFonts w:ascii="Courier New" w:eastAsia="Courier New" w:hAnsi="Courier New"/>
+          <w:sz w:val="16"/>
+        </w:rPr>
+        <w:t>vecadd</w:t>
+      </w:r>
+      <w:proofErr w:type="spellEnd"/>
+      <w:r>
+        <w:rPr>
+          <w:rFonts w:ascii="Courier New" w:eastAsia="Courier New" w:hAnsi="Courier New"/>
+          <w:sz w:val="16"/>
+        </w:rPr>
+        <w:t>(</w:t>
+      </w:r>
+      <w:proofErr w:type="gramEnd"/>
+    </w:p>
+    <w:p>
+      <w:pPr>
+        <w:spacing w:after="0" w:line="360" w:lineRule="auto"/>
+        <w:ind w:left="283" w:right="283"/>
+        <w:rPr>
+          <w:rFonts w:ascii="Courier New" w:eastAsia="Courier New" w:hAnsi="Courier New"/>
+          <w:sz w:val="16"/>
+        </w:rPr>
+      </w:pPr>
+      <w:r>
+        <w:rPr>
+          <w:rFonts w:ascii="Courier New" w:eastAsia="Courier New" w:hAnsi="Courier New"/>
+          <w:sz w:val="16"/>
+        </w:rPr>
+        <w:t xml:space="preserve">        </w:t>
+      </w:r>
+      <w:proofErr w:type="spellStart"/>
+      <w:r>
+        <w:rPr>
+          <w:rFonts w:ascii="Courier New" w:eastAsia="Courier New" w:hAnsi="Courier New"/>
+          <w:sz w:val="16"/>
+        </w:rPr>
+        <w:t>VectorView</w:t>
+      </w:r>
+      <w:proofErr w:type="spellEnd"/>
+      <w:r>
+        <w:rPr>
+          <w:rFonts w:ascii="Courier New" w:eastAsia="Courier New" w:hAnsi="Courier New"/>
+          <w:sz w:val="16"/>
+        </w:rPr>
+        <w:t>&lt;</w:t>
+      </w:r>
+      <w:proofErr w:type="spellStart"/>
+      <w:r>
+        <w:rPr>
+          <w:rFonts w:ascii="Courier New" w:eastAsia="Courier New" w:hAnsi="Courier New"/>
+          <w:sz w:val="16"/>
+        </w:rPr>
+        <w:t>AtomT</w:t>
+      </w:r>
+      <w:proofErr w:type="spellEnd"/>
+      <w:r>
+        <w:rPr>
+          <w:rFonts w:ascii="Courier New" w:eastAsia="Courier New" w:hAnsi="Courier New"/>
+          <w:sz w:val="16"/>
+        </w:rPr>
+        <w:t>&gt;(</w:t>
+      </w:r>
+      <w:proofErr w:type="spellStart"/>
+      <w:r>
+        <w:rPr>
+          <w:rFonts w:ascii="Courier New" w:eastAsia="Courier New" w:hAnsi="Courier New"/>
+          <w:sz w:val="16"/>
+        </w:rPr>
+        <w:t>const_cast</w:t>
+      </w:r>
+      <w:proofErr w:type="spellEnd"/>
+      <w:r>
+        <w:rPr>
+          <w:rFonts w:ascii="Courier New" w:eastAsia="Courier New" w:hAnsi="Courier New"/>
+          <w:sz w:val="16"/>
+        </w:rPr>
+        <w:t>&lt;</w:t>
+      </w:r>
+      <w:proofErr w:type="spellStart"/>
+      <w:r>
+        <w:rPr>
+          <w:rFonts w:ascii="Courier New" w:eastAsia="Courier New" w:hAnsi="Courier New"/>
+          <w:sz w:val="16"/>
+        </w:rPr>
+        <w:t>AtomT</w:t>
+      </w:r>
+      <w:proofErr w:type="spellEnd"/>
+      <w:r>
+        <w:rPr>
+          <w:rFonts w:ascii="Courier New" w:eastAsia="Courier New" w:hAnsi="Courier New"/>
+          <w:sz w:val="16"/>
+        </w:rPr>
+        <w:t>*&gt;(</w:t>
+      </w:r>
+      <w:proofErr w:type="spellStart"/>
+      <w:r>
+        <w:rPr>
+          <w:rFonts w:ascii="Courier New" w:eastAsia="Courier New" w:hAnsi="Courier New"/>
+          <w:sz w:val="16"/>
+        </w:rPr>
+        <w:t>a.</w:t>
+      </w:r>
+      <w:proofErr w:type="gramStart"/>
+      <w:r>
+        <w:rPr>
+          <w:rFonts w:ascii="Courier New" w:eastAsia="Courier New" w:hAnsi="Courier New"/>
+          <w:sz w:val="16"/>
+        </w:rPr>
+        <w:t>data</w:t>
+      </w:r>
+      <w:proofErr w:type="spellEnd"/>
+      <w:r>
+        <w:rPr>
+          <w:rFonts w:ascii="Courier New" w:eastAsia="Courier New" w:hAnsi="Courier New"/>
+          <w:sz w:val="16"/>
+        </w:rPr>
+        <w:t>(</w:t>
+      </w:r>
+      <w:proofErr w:type="gramEnd"/>
+      <w:r>
+        <w:rPr>
+          <w:rFonts w:ascii="Courier New" w:eastAsia="Courier New" w:hAnsi="Courier New"/>
+          <w:sz w:val="16"/>
+        </w:rPr>
+        <w:t xml:space="preserve">)), </w:t>
+      </w:r>
+      <w:proofErr w:type="spellStart"/>
+      <w:proofErr w:type="gramStart"/>
+      <w:r>
+        <w:rPr>
+          <w:rFonts w:ascii="Courier New" w:eastAsia="Courier New" w:hAnsi="Courier New"/>
+          <w:sz w:val="16"/>
+        </w:rPr>
+        <w:t>a.size</w:t>
+      </w:r>
+      <w:proofErr w:type="spellEnd"/>
+      <w:proofErr w:type="gramEnd"/>
+      <w:r>
+        <w:rPr>
+          <w:rFonts w:ascii="Courier New" w:eastAsia="Courier New" w:hAnsi="Courier New"/>
+          <w:sz w:val="16"/>
+        </w:rPr>
+        <w:t>()),</w:t>
+      </w:r>
+    </w:p>
+    <w:p>
+      <w:pPr>
+        <w:spacing w:after="0" w:line="360" w:lineRule="auto"/>
+        <w:ind w:left="283" w:right="283"/>
+        <w:rPr>
+          <w:rFonts w:ascii="Courier New" w:eastAsia="Courier New" w:hAnsi="Courier New"/>
+          <w:sz w:val="16"/>
+        </w:rPr>
+      </w:pPr>
+      <w:r>
+        <w:rPr>
+          <w:rFonts w:ascii="Courier New" w:eastAsia="Courier New" w:hAnsi="Courier New"/>
+          <w:sz w:val="16"/>
+        </w:rPr>
+        <w:t xml:space="preserve">        </w:t>
+      </w:r>
+      <w:proofErr w:type="spellStart"/>
+      <w:r>
+        <w:rPr>
+          <w:rFonts w:ascii="Courier New" w:eastAsia="Courier New" w:hAnsi="Courier New"/>
+          <w:sz w:val="16"/>
+        </w:rPr>
+        <w:t>VectorView</w:t>
+      </w:r>
+      <w:proofErr w:type="spellEnd"/>
+      <w:r>
+        <w:rPr>
+          <w:rFonts w:ascii="Courier New" w:eastAsia="Courier New" w:hAnsi="Courier New"/>
+          <w:sz w:val="16"/>
+        </w:rPr>
+        <w:t>&lt;</w:t>
+      </w:r>
+      <w:proofErr w:type="spellStart"/>
+      <w:r>
+        <w:rPr>
+          <w:rFonts w:ascii="Courier New" w:eastAsia="Courier New" w:hAnsi="Courier New"/>
+          <w:sz w:val="16"/>
+        </w:rPr>
+        <w:t>AtomT</w:t>
+      </w:r>
+      <w:proofErr w:type="spellEnd"/>
+      <w:r>
+        <w:rPr>
+          <w:rFonts w:ascii="Courier New" w:eastAsia="Courier New" w:hAnsi="Courier New"/>
+          <w:sz w:val="16"/>
+        </w:rPr>
+        <w:t>&gt;(</w:t>
+      </w:r>
+      <w:proofErr w:type="spellStart"/>
+      <w:r>
+        <w:rPr>
+          <w:rFonts w:ascii="Courier New" w:eastAsia="Courier New" w:hAnsi="Courier New"/>
+          <w:sz w:val="16"/>
+        </w:rPr>
+        <w:t>const_cast</w:t>
+      </w:r>
+      <w:proofErr w:type="spellEnd"/>
+      <w:r>
+        <w:rPr>
+          <w:rFonts w:ascii="Courier New" w:eastAsia="Courier New" w:hAnsi="Courier New"/>
+          <w:sz w:val="16"/>
+        </w:rPr>
+        <w:t>&lt;</w:t>
+      </w:r>
+      <w:proofErr w:type="spellStart"/>
+      <w:r>
+        <w:rPr>
+          <w:rFonts w:ascii="Courier New" w:eastAsia="Courier New" w:hAnsi="Courier New"/>
+          <w:sz w:val="16"/>
+        </w:rPr>
+        <w:t>AtomT</w:t>
+      </w:r>
+      <w:proofErr w:type="spellEnd"/>
+      <w:r>
+        <w:rPr>
+          <w:rFonts w:ascii="Courier New" w:eastAsia="Courier New" w:hAnsi="Courier New"/>
+          <w:sz w:val="16"/>
+        </w:rPr>
+        <w:t>*&gt;(</w:t>
+      </w:r>
+      <w:proofErr w:type="spellStart"/>
+      <w:r>
+        <w:rPr>
+          <w:rFonts w:ascii="Courier New" w:eastAsia="Courier New" w:hAnsi="Courier New"/>
+          <w:sz w:val="16"/>
+        </w:rPr>
+        <w:t>b.</w:t>
+      </w:r>
+      <w:proofErr w:type="gramStart"/>
+      <w:r>
+        <w:rPr>
+          <w:rFonts w:ascii="Courier New" w:eastAsia="Courier New" w:hAnsi="Courier New"/>
+          <w:sz w:val="16"/>
+        </w:rPr>
+        <w:t>data</w:t>
+      </w:r>
+      <w:proofErr w:type="spellEnd"/>
+      <w:r>
+        <w:rPr>
+          <w:rFonts w:ascii="Courier New" w:eastAsia="Courier New" w:hAnsi="Courier New"/>
+          <w:sz w:val="16"/>
+        </w:rPr>
+        <w:t>(</w:t>
+      </w:r>
+      <w:proofErr w:type="gramEnd"/>
+      <w:r>
+        <w:rPr>
+          <w:rFonts w:ascii="Courier New" w:eastAsia="Courier New" w:hAnsi="Courier New"/>
+          <w:sz w:val="16"/>
+        </w:rPr>
+        <w:t xml:space="preserve">)), </w:t>
+      </w:r>
+      <w:proofErr w:type="spellStart"/>
+      <w:proofErr w:type="gramStart"/>
+      <w:r>
+        <w:rPr>
+          <w:rFonts w:ascii="Courier New" w:eastAsia="Courier New" w:hAnsi="Courier New"/>
+          <w:sz w:val="16"/>
+        </w:rPr>
+        <w:t>b.size</w:t>
+      </w:r>
+      <w:proofErr w:type="spellEnd"/>
+      <w:proofErr w:type="gramEnd"/>
+      <w:r>
+        <w:rPr>
+          <w:rFonts w:ascii="Courier New" w:eastAsia="Courier New" w:hAnsi="Courier New"/>
+          <w:sz w:val="16"/>
+        </w:rPr>
+        <w:t>()),</w:t>
+      </w:r>
+    </w:p>
+    <w:p>
+      <w:pPr>
+        <w:spacing w:after="0" w:line="360" w:lineRule="auto"/>
+        <w:ind w:left="283" w:right="283"/>
+        <w:rPr>
+          <w:rFonts w:ascii="Courier New" w:eastAsia="Courier New" w:hAnsi="Courier New"/>
+          <w:sz w:val="16"/>
+        </w:rPr>
+      </w:pPr>
+      <w:r>
+        <w:rPr>
+          <w:rFonts w:ascii="Courier New" w:eastAsia="Courier New" w:hAnsi="Courier New"/>
+          <w:sz w:val="16"/>
+        </w:rPr>
+        <w:t xml:space="preserve">        </w:t>
+      </w:r>
+      <w:proofErr w:type="spellStart"/>
+      <w:proofErr w:type="gramStart"/>
+      <w:r>
+        <w:rPr>
+          <w:rFonts w:ascii="Courier New" w:eastAsia="Courier New" w:hAnsi="Courier New"/>
+          <w:sz w:val="16"/>
+        </w:rPr>
+        <w:t>result.view</w:t>
+      </w:r>
+      <w:proofErr w:type="spellEnd"/>
+      <w:proofErr w:type="gramEnd"/>
+      <w:r>
+        <w:rPr>
+          <w:rFonts w:ascii="Courier New" w:eastAsia="Courier New" w:hAnsi="Courier New"/>
+          <w:sz w:val="16"/>
+        </w:rPr>
+        <w:t>()</w:t>
+      </w:r>
+    </w:p>
+    <w:p>
+      <w:pPr>
+        <w:spacing w:after="0" w:line="360" w:lineRule="auto"/>
+        <w:ind w:left="283" w:right="283"/>
+        <w:rPr>
+          <w:rFonts w:ascii="Courier New" w:eastAsia="Courier New" w:hAnsi="Courier New"/>
+          <w:sz w:val="16"/>
+        </w:rPr>
+      </w:pPr>
+      <w:r>
+        <w:rPr>
+          <w:rFonts w:ascii="Courier New" w:eastAsia="Courier New" w:hAnsi="Courier New"/>
+          <w:sz w:val="16"/>
+        </w:rPr>
+        <w:t>    );</w:t>
+      </w:r>
+    </w:p>
+    <w:p>
+      <w:pPr>
+        <w:spacing w:after="0" w:line="360" w:lineRule="auto"/>
+        <w:ind w:left="283" w:right="283"/>
+        <w:rPr>
+          <w:rFonts w:ascii="Courier New" w:eastAsia="Courier New" w:hAnsi="Courier New"/>
+          <w:sz w:val="16"/>
+        </w:rPr>
+      </w:pPr>
+      <w:r>
+        <w:rPr>
+          <w:rFonts w:ascii="Courier New" w:eastAsia="Courier New" w:hAnsi="Courier New"/>
+          <w:sz w:val="16"/>
+        </w:rPr>
         <w:t>    CUDA_</w:t>
       </w:r>
       <w:proofErr w:type="gramStart"/>
@@ -7855,7 +11330,7 @@
           <w:rFonts w:ascii="Courier New" w:eastAsia="Courier New" w:hAnsi="Courier New"/>
           <w:sz w:val="16"/>
         </w:rPr>
-        <w:t>cudaGetLastError</w:t>
+        <w:t>cudaDeviceSynchronize</w:t>
       </w:r>
       <w:proofErr w:type="spellEnd"/>
       <w:r>
@@ -7888,7 +11363,14 @@
           <w:rFonts w:ascii="Courier New" w:eastAsia="Courier New" w:hAnsi="Courier New"/>
           <w:sz w:val="16"/>
         </w:rPr>
-        <w:t>}</w:t>
+        <w:t xml:space="preserve">    </w:t>
+      </w:r>
+      <w:r>
+        <w:rPr>
+          <w:rFonts w:ascii="Courier New" w:eastAsia="Courier New" w:hAnsi="Courier New"/>
+          <w:sz w:val="16"/>
+        </w:rPr>
+        <w:t>return result;</w:t>
       </w:r>
     </w:p>
     <w:p>
@@ -7898,3355 +11380,7 @@
         <w:rPr>
           <w:rFonts w:ascii="Courier New" w:eastAsia="Courier New" w:hAnsi="Courier New"/>
           <w:sz w:val="16"/>
-        </w:rPr>
-      </w:pPr>
-      <w:r>
-        <w:rPr>
-          <w:rFonts w:ascii="Courier New" w:eastAsia="Courier New" w:hAnsi="Courier New"/>
-          <w:sz w:val="16"/>
-        </w:rPr>
-        <w:t>template &lt;</w:t>
-      </w:r>
-      <w:proofErr w:type="spellStart"/>
-      <w:r>
-        <w:rPr>
-          <w:rFonts w:ascii="Courier New" w:eastAsia="Courier New" w:hAnsi="Courier New"/>
-          <w:sz w:val="16"/>
-        </w:rPr>
-        <w:t>typename</w:t>
-      </w:r>
-      <w:proofErr w:type="spellEnd"/>
-      <w:r>
-        <w:rPr>
-          <w:rFonts w:ascii="Courier New" w:eastAsia="Courier New" w:hAnsi="Courier New"/>
-          <w:sz w:val="16"/>
-        </w:rPr>
-        <w:t xml:space="preserve"> </w:t>
-      </w:r>
-      <w:proofErr w:type="spellStart"/>
-      <w:r>
-        <w:rPr>
-          <w:rFonts w:ascii="Courier New" w:eastAsia="Courier New" w:hAnsi="Courier New"/>
-          <w:sz w:val="16"/>
-        </w:rPr>
-        <w:t>AtomT</w:t>
-      </w:r>
-      <w:proofErr w:type="spellEnd"/>
-      <w:r>
-        <w:rPr>
-          <w:rFonts w:ascii="Courier New" w:eastAsia="Courier New" w:hAnsi="Courier New"/>
-          <w:sz w:val="16"/>
-        </w:rPr>
-        <w:t>&gt;</w:t>
-      </w:r>
-    </w:p>
-    <w:p>
-      <w:pPr>
-        <w:spacing w:after="0" w:line="360" w:lineRule="auto"/>
-        <w:ind w:left="283" w:right="283"/>
-        <w:rPr>
-          <w:rFonts w:ascii="Courier New" w:eastAsia="Courier New" w:hAnsi="Courier New"/>
-          <w:sz w:val="16"/>
-        </w:rPr>
-      </w:pPr>
-      <w:r>
-        <w:rPr>
-          <w:rFonts w:ascii="Courier New" w:eastAsia="Courier New" w:hAnsi="Courier New"/>
-          <w:sz w:val="16"/>
-        </w:rPr>
-        <w:t>class Vector {</w:t>
-      </w:r>
-    </w:p>
-    <w:p>
-      <w:pPr>
-        <w:spacing w:after="0" w:line="360" w:lineRule="auto"/>
-        <w:ind w:left="283" w:right="283"/>
-        <w:rPr>
-          <w:rFonts w:ascii="Courier New" w:eastAsia="Courier New" w:hAnsi="Courier New"/>
-          <w:sz w:val="16"/>
-        </w:rPr>
-      </w:pPr>
-      <w:r>
-        <w:rPr>
-          <w:rFonts w:ascii="Courier New" w:eastAsia="Courier New" w:hAnsi="Courier New"/>
-          <w:sz w:val="16"/>
-        </w:rPr>
-        <w:t>public:</w:t>
-      </w:r>
-    </w:p>
-    <w:p>
-      <w:pPr>
-        <w:spacing w:after="0" w:line="360" w:lineRule="auto"/>
-        <w:ind w:left="283" w:right="283"/>
-        <w:rPr>
-          <w:rFonts w:ascii="Courier New" w:eastAsia="Courier New" w:hAnsi="Courier New"/>
-          <w:sz w:val="16"/>
-        </w:rPr>
-      </w:pPr>
-      <w:r>
-        <w:rPr>
-          <w:rFonts w:ascii="Courier New" w:eastAsia="Courier New" w:hAnsi="Courier New"/>
-          <w:sz w:val="16"/>
-        </w:rPr>
-        <w:t xml:space="preserve">    </w:t>
-      </w:r>
-      <w:proofErr w:type="gramStart"/>
-      <w:r>
-        <w:rPr>
-          <w:rFonts w:ascii="Courier New" w:eastAsia="Courier New" w:hAnsi="Courier New"/>
-          <w:sz w:val="16"/>
-        </w:rPr>
-        <w:t>Vector() :</w:t>
-      </w:r>
-      <w:proofErr w:type="gramEnd"/>
-      <w:r>
-        <w:rPr>
-          <w:rFonts w:ascii="Courier New" w:eastAsia="Courier New" w:hAnsi="Courier New"/>
-          <w:sz w:val="16"/>
-        </w:rPr>
-        <w:t xml:space="preserve"> data_(</w:t>
-      </w:r>
-      <w:proofErr w:type="gramStart"/>
-      <w:r>
-        <w:rPr>
-          <w:rFonts w:ascii="Courier New" w:eastAsia="Courier New" w:hAnsi="Courier New"/>
-          <w:sz w:val="16"/>
-        </w:rPr>
-        <w:t>std::</w:t>
-      </w:r>
-      <w:proofErr w:type="spellStart"/>
-      <w:proofErr w:type="gramEnd"/>
-      <w:r>
-        <w:rPr>
-          <w:rFonts w:ascii="Courier New" w:eastAsia="Courier New" w:hAnsi="Courier New"/>
-          <w:sz w:val="16"/>
-        </w:rPr>
-        <w:t>make_shared</w:t>
-      </w:r>
-      <w:proofErr w:type="spellEnd"/>
-      <w:r>
-        <w:rPr>
-          <w:rFonts w:ascii="Courier New" w:eastAsia="Courier New" w:hAnsi="Courier New"/>
-          <w:sz w:val="16"/>
-        </w:rPr>
-        <w:t>&lt;Data&lt;</w:t>
-      </w:r>
-      <w:proofErr w:type="spellStart"/>
-      <w:r>
-        <w:rPr>
-          <w:rFonts w:ascii="Courier New" w:eastAsia="Courier New" w:hAnsi="Courier New"/>
-          <w:sz w:val="16"/>
-        </w:rPr>
-        <w:t>AtomT</w:t>
-      </w:r>
-      <w:proofErr w:type="spellEnd"/>
-      <w:r>
-        <w:rPr>
-          <w:rFonts w:ascii="Courier New" w:eastAsia="Courier New" w:hAnsi="Courier New"/>
-          <w:sz w:val="16"/>
-        </w:rPr>
-        <w:t>&gt;</w:t>
-      </w:r>
-      <w:proofErr w:type="gramStart"/>
-      <w:r>
-        <w:rPr>
-          <w:rFonts w:ascii="Courier New" w:eastAsia="Courier New" w:hAnsi="Courier New"/>
-          <w:sz w:val="16"/>
-        </w:rPr>
-        <w:t>&gt;(</w:t>
-      </w:r>
-      <w:proofErr w:type="gramEnd"/>
-      <w:r>
-        <w:rPr>
-          <w:rFonts w:ascii="Courier New" w:eastAsia="Courier New" w:hAnsi="Courier New"/>
-          <w:sz w:val="16"/>
-        </w:rPr>
-        <w:t>)), view</w:t>
-      </w:r>
-      <w:proofErr w:type="gramStart"/>
-      <w:r>
-        <w:rPr>
-          <w:rFonts w:ascii="Courier New" w:eastAsia="Courier New" w:hAnsi="Courier New"/>
-          <w:sz w:val="16"/>
-        </w:rPr>
-        <w:t>_(</w:t>
-      </w:r>
-      <w:proofErr w:type="gramEnd"/>
-      <w:r>
-        <w:rPr>
-          <w:rFonts w:ascii="Courier New" w:eastAsia="Courier New" w:hAnsi="Courier New"/>
-          <w:sz w:val="16"/>
-        </w:rPr>
-        <w:t>) {}</w:t>
-      </w:r>
-    </w:p>
-    <w:p>
-      <w:pPr>
-        <w:spacing w:after="0" w:line="360" w:lineRule="auto"/>
-        <w:ind w:left="283" w:right="283"/>
-        <w:rPr>
-          <w:rFonts w:ascii="Courier New" w:eastAsia="Courier New" w:hAnsi="Courier New"/>
-          <w:sz w:val="16"/>
-        </w:rPr>
-      </w:pPr>
-      <w:r>
-        <w:rPr>
-          <w:rFonts w:ascii="Courier New" w:eastAsia="Courier New" w:hAnsi="Courier New"/>
-          <w:sz w:val="16"/>
-        </w:rPr>
-        <w:t xml:space="preserve">    explicit </w:t>
-      </w:r>
-      <w:proofErr w:type="gramStart"/>
-      <w:r>
-        <w:rPr>
-          <w:rFonts w:ascii="Courier New" w:eastAsia="Courier New" w:hAnsi="Courier New"/>
-          <w:sz w:val="16"/>
-        </w:rPr>
-        <w:t>Vector(std::</w:t>
-      </w:r>
-      <w:proofErr w:type="spellStart"/>
-      <w:proofErr w:type="gramEnd"/>
-      <w:r>
-        <w:rPr>
-          <w:rFonts w:ascii="Courier New" w:eastAsia="Courier New" w:hAnsi="Courier New"/>
-          <w:sz w:val="16"/>
-        </w:rPr>
-        <w:t>size_t</w:t>
-      </w:r>
-      <w:proofErr w:type="spellEnd"/>
-      <w:r>
-        <w:rPr>
-          <w:rFonts w:ascii="Courier New" w:eastAsia="Courier New" w:hAnsi="Courier New"/>
-          <w:sz w:val="16"/>
-        </w:rPr>
-        <w:t xml:space="preserve"> size)</w:t>
-      </w:r>
-    </w:p>
-    <w:p>
-      <w:pPr>
-        <w:spacing w:after="0" w:line="360" w:lineRule="auto"/>
-        <w:ind w:left="283" w:right="283"/>
-        <w:rPr>
-          <w:rFonts w:ascii="Courier New" w:eastAsia="Courier New" w:hAnsi="Courier New"/>
-          <w:sz w:val="16"/>
-        </w:rPr>
-      </w:pPr>
-      <w:r>
-        <w:rPr>
-          <w:rFonts w:ascii="Courier New" w:eastAsia="Courier New" w:hAnsi="Courier New"/>
-          <w:sz w:val="16"/>
-        </w:rPr>
-        <w:t>        : data_(</w:t>
-      </w:r>
-      <w:proofErr w:type="gramStart"/>
-      <w:r>
-        <w:rPr>
-          <w:rFonts w:ascii="Courier New" w:eastAsia="Courier New" w:hAnsi="Courier New"/>
-          <w:sz w:val="16"/>
-        </w:rPr>
-        <w:t>std::</w:t>
-      </w:r>
-      <w:proofErr w:type="spellStart"/>
-      <w:proofErr w:type="gramEnd"/>
-      <w:r>
-        <w:rPr>
-          <w:rFonts w:ascii="Courier New" w:eastAsia="Courier New" w:hAnsi="Courier New"/>
-          <w:sz w:val="16"/>
-        </w:rPr>
-        <w:t>make_shared</w:t>
-      </w:r>
-      <w:proofErr w:type="spellEnd"/>
-      <w:r>
-        <w:rPr>
-          <w:rFonts w:ascii="Courier New" w:eastAsia="Courier New" w:hAnsi="Courier New"/>
-          <w:sz w:val="16"/>
-        </w:rPr>
-        <w:t>&lt;Data&lt;</w:t>
-      </w:r>
-      <w:proofErr w:type="spellStart"/>
-      <w:r>
-        <w:rPr>
-          <w:rFonts w:ascii="Courier New" w:eastAsia="Courier New" w:hAnsi="Courier New"/>
-          <w:sz w:val="16"/>
-        </w:rPr>
-        <w:t>AtomT</w:t>
-      </w:r>
-      <w:proofErr w:type="spellEnd"/>
-      <w:r>
-        <w:rPr>
-          <w:rFonts w:ascii="Courier New" w:eastAsia="Courier New" w:hAnsi="Courier New"/>
-          <w:sz w:val="16"/>
-        </w:rPr>
-        <w:t>&gt;&gt;(size)),</w:t>
-      </w:r>
-    </w:p>
-    <w:p>
-      <w:pPr>
-        <w:spacing w:after="0" w:line="360" w:lineRule="auto"/>
-        <w:ind w:left="283" w:right="283"/>
-        <w:rPr>
-          <w:rFonts w:ascii="Courier New" w:eastAsia="Courier New" w:hAnsi="Courier New"/>
-          <w:sz w:val="16"/>
-        </w:rPr>
-      </w:pPr>
-      <w:r>
-        <w:rPr>
-          <w:rFonts w:ascii="Courier New" w:eastAsia="Courier New" w:hAnsi="Courier New"/>
-          <w:sz w:val="16"/>
-        </w:rPr>
-        <w:t>          view_(data_-&gt;</w:t>
-      </w:r>
-      <w:proofErr w:type="gramStart"/>
-      <w:r>
-        <w:rPr>
-          <w:rFonts w:ascii="Courier New" w:eastAsia="Courier New" w:hAnsi="Courier New"/>
-          <w:sz w:val="16"/>
-        </w:rPr>
-        <w:t>data(</w:t>
-      </w:r>
-      <w:proofErr w:type="gramEnd"/>
-      <w:r>
-        <w:rPr>
-          <w:rFonts w:ascii="Courier New" w:eastAsia="Courier New" w:hAnsi="Courier New"/>
-          <w:sz w:val="16"/>
-        </w:rPr>
-        <w:t>), size) {}</w:t>
-      </w:r>
-    </w:p>
-    <w:p>
-      <w:pPr>
-        <w:spacing w:after="0" w:line="360" w:lineRule="auto"/>
-        <w:ind w:left="283" w:right="283"/>
-        <w:rPr>
-          <w:rFonts w:ascii="Courier New" w:eastAsia="Courier New" w:hAnsi="Courier New"/>
-          <w:sz w:val="16"/>
-        </w:rPr>
-      </w:pPr>
-      <w:r>
-        <w:rPr>
-          <w:rFonts w:ascii="Courier New" w:eastAsia="Courier New" w:hAnsi="Courier New"/>
-          <w:sz w:val="16"/>
-        </w:rPr>
-        <w:t xml:space="preserve">    </w:t>
-      </w:r>
-      <w:proofErr w:type="gramStart"/>
-      <w:r>
-        <w:rPr>
-          <w:rFonts w:ascii="Courier New" w:eastAsia="Courier New" w:hAnsi="Courier New"/>
-          <w:sz w:val="16"/>
-        </w:rPr>
-        <w:t>Vector(</w:t>
-      </w:r>
-      <w:proofErr w:type="gramEnd"/>
-      <w:r>
-        <w:rPr>
-          <w:rFonts w:ascii="Courier New" w:eastAsia="Courier New" w:hAnsi="Courier New"/>
-          <w:sz w:val="16"/>
-        </w:rPr>
-        <w:t>const Vector&amp; other)</w:t>
-      </w:r>
-    </w:p>
-    <w:p>
-      <w:pPr>
-        <w:spacing w:after="0" w:line="360" w:lineRule="auto"/>
-        <w:ind w:left="283" w:right="283"/>
-        <w:rPr>
-          <w:rFonts w:ascii="Courier New" w:eastAsia="Courier New" w:hAnsi="Courier New"/>
-          <w:sz w:val="16"/>
-        </w:rPr>
-      </w:pPr>
-      <w:r>
-        <w:rPr>
-          <w:rFonts w:ascii="Courier New" w:eastAsia="Courier New" w:hAnsi="Courier New"/>
-          <w:sz w:val="16"/>
-        </w:rPr>
-        <w:t>        : data_(</w:t>
-      </w:r>
-      <w:proofErr w:type="spellStart"/>
-      <w:r>
-        <w:rPr>
-          <w:rFonts w:ascii="Courier New" w:eastAsia="Courier New" w:hAnsi="Courier New"/>
-          <w:sz w:val="16"/>
-        </w:rPr>
-        <w:t>other.data</w:t>
-      </w:r>
-      <w:proofErr w:type="spellEnd"/>
-      <w:r>
-        <w:rPr>
-          <w:rFonts w:ascii="Courier New" w:eastAsia="Courier New" w:hAnsi="Courier New"/>
-          <w:sz w:val="16"/>
-        </w:rPr>
-        <w:t>_), view_(data_-&gt;</w:t>
-      </w:r>
-      <w:proofErr w:type="gramStart"/>
-      <w:r>
-        <w:rPr>
-          <w:rFonts w:ascii="Courier New" w:eastAsia="Courier New" w:hAnsi="Courier New"/>
-          <w:sz w:val="16"/>
-        </w:rPr>
-        <w:t>data(</w:t>
-      </w:r>
-      <w:proofErr w:type="gramEnd"/>
-      <w:r>
-        <w:rPr>
-          <w:rFonts w:ascii="Courier New" w:eastAsia="Courier New" w:hAnsi="Courier New"/>
-          <w:sz w:val="16"/>
-        </w:rPr>
-        <w:t>), data_-&gt;</w:t>
-      </w:r>
-      <w:proofErr w:type="gramStart"/>
-      <w:r>
-        <w:rPr>
-          <w:rFonts w:ascii="Courier New" w:eastAsia="Courier New" w:hAnsi="Courier New"/>
-          <w:sz w:val="16"/>
-        </w:rPr>
-        <w:t>size(</w:t>
-      </w:r>
-      <w:proofErr w:type="gramEnd"/>
-      <w:r>
-        <w:rPr>
-          <w:rFonts w:ascii="Courier New" w:eastAsia="Courier New" w:hAnsi="Courier New"/>
-          <w:sz w:val="16"/>
-        </w:rPr>
-        <w:t>)) {}</w:t>
-      </w:r>
-    </w:p>
-    <w:p>
-      <w:pPr>
-        <w:spacing w:after="0" w:line="360" w:lineRule="auto"/>
-        <w:ind w:left="283" w:right="283"/>
-        <w:rPr>
-          <w:rFonts w:ascii="Courier New" w:eastAsia="Courier New" w:hAnsi="Courier New"/>
-          <w:sz w:val="16"/>
-        </w:rPr>
-      </w:pPr>
-      <w:r>
-        <w:rPr>
-          <w:rFonts w:ascii="Courier New" w:eastAsia="Courier New" w:hAnsi="Courier New"/>
-          <w:sz w:val="16"/>
-        </w:rPr>
-        <w:t xml:space="preserve">    </w:t>
-      </w:r>
-      <w:proofErr w:type="gramStart"/>
-      <w:r>
-        <w:rPr>
-          <w:rFonts w:ascii="Courier New" w:eastAsia="Courier New" w:hAnsi="Courier New"/>
-          <w:sz w:val="16"/>
-        </w:rPr>
-        <w:t>Vector(</w:t>
-      </w:r>
-      <w:proofErr w:type="gramEnd"/>
-      <w:r>
-        <w:rPr>
-          <w:rFonts w:ascii="Courier New" w:eastAsia="Courier New" w:hAnsi="Courier New"/>
-          <w:sz w:val="16"/>
-        </w:rPr>
-        <w:t xml:space="preserve">Vector&amp;&amp; other) </w:t>
-      </w:r>
-      <w:proofErr w:type="spellStart"/>
-      <w:r>
-        <w:rPr>
-          <w:rFonts w:ascii="Courier New" w:eastAsia="Courier New" w:hAnsi="Courier New"/>
-          <w:sz w:val="16"/>
-        </w:rPr>
-        <w:t>noexcept</w:t>
-      </w:r>
-      <w:proofErr w:type="spellEnd"/>
-    </w:p>
-    <w:p>
-      <w:pPr>
-        <w:spacing w:after="0" w:line="360" w:lineRule="auto"/>
-        <w:ind w:left="283" w:right="283"/>
-        <w:rPr>
-          <w:rFonts w:ascii="Courier New" w:eastAsia="Courier New" w:hAnsi="Courier New"/>
-          <w:sz w:val="16"/>
-        </w:rPr>
-      </w:pPr>
-      <w:r>
-        <w:rPr>
-          <w:rFonts w:ascii="Courier New" w:eastAsia="Courier New" w:hAnsi="Courier New"/>
-          <w:sz w:val="16"/>
-        </w:rPr>
-        <w:t>        : data_(</w:t>
-      </w:r>
-      <w:proofErr w:type="gramStart"/>
-      <w:r>
-        <w:rPr>
-          <w:rFonts w:ascii="Courier New" w:eastAsia="Courier New" w:hAnsi="Courier New"/>
-          <w:sz w:val="16"/>
-        </w:rPr>
-        <w:t>std::</w:t>
-      </w:r>
-      <w:proofErr w:type="gramEnd"/>
-      <w:r>
-        <w:rPr>
-          <w:rFonts w:ascii="Courier New" w:eastAsia="Courier New" w:hAnsi="Courier New"/>
-          <w:sz w:val="16"/>
-        </w:rPr>
-        <w:t>move(</w:t>
-      </w:r>
-      <w:proofErr w:type="spellStart"/>
-      <w:r>
-        <w:rPr>
-          <w:rFonts w:ascii="Courier New" w:eastAsia="Courier New" w:hAnsi="Courier New"/>
-          <w:sz w:val="16"/>
-        </w:rPr>
-        <w:t>other.data</w:t>
-      </w:r>
-      <w:proofErr w:type="spellEnd"/>
-      <w:r>
-        <w:rPr>
-          <w:rFonts w:ascii="Courier New" w:eastAsia="Courier New" w:hAnsi="Courier New"/>
-          <w:sz w:val="16"/>
-        </w:rPr>
-        <w:t>_)),</w:t>
-      </w:r>
-    </w:p>
-    <w:p>
-      <w:pPr>
-        <w:spacing w:after="0" w:line="360" w:lineRule="auto"/>
-        <w:ind w:left="283" w:right="283"/>
-        <w:rPr>
-          <w:rFonts w:ascii="Courier New" w:eastAsia="Courier New" w:hAnsi="Courier New"/>
-          <w:sz w:val="16"/>
-        </w:rPr>
-      </w:pPr>
-      <w:r>
-        <w:rPr>
-          <w:rFonts w:ascii="Courier New" w:eastAsia="Courier New" w:hAnsi="Courier New"/>
-          <w:sz w:val="16"/>
-        </w:rPr>
-        <w:t>          view</w:t>
-      </w:r>
-      <w:proofErr w:type="gramStart"/>
-      <w:r>
-        <w:rPr>
-          <w:rFonts w:ascii="Courier New" w:eastAsia="Courier New" w:hAnsi="Courier New"/>
-          <w:sz w:val="16"/>
-        </w:rPr>
-        <w:t>_(</w:t>
-      </w:r>
-      <w:proofErr w:type="gramEnd"/>
-      <w:r>
-        <w:rPr>
-          <w:rFonts w:ascii="Courier New" w:eastAsia="Courier New" w:hAnsi="Courier New"/>
-          <w:sz w:val="16"/>
-        </w:rPr>
-        <w:t>data</w:t>
-      </w:r>
-      <w:proofErr w:type="gramStart"/>
-      <w:r>
-        <w:rPr>
-          <w:rFonts w:ascii="Courier New" w:eastAsia="Courier New" w:hAnsi="Courier New"/>
-          <w:sz w:val="16"/>
-        </w:rPr>
-        <w:t>_ ?</w:t>
-      </w:r>
-      <w:proofErr w:type="gramEnd"/>
-      <w:r>
-        <w:rPr>
-          <w:rFonts w:ascii="Courier New" w:eastAsia="Courier New" w:hAnsi="Courier New"/>
-          <w:sz w:val="16"/>
-        </w:rPr>
-        <w:t xml:space="preserve"> </w:t>
-      </w:r>
-      <w:proofErr w:type="spellStart"/>
-      <w:r>
-        <w:rPr>
-          <w:rFonts w:ascii="Courier New" w:eastAsia="Courier New" w:hAnsi="Courier New"/>
-          <w:sz w:val="16"/>
-        </w:rPr>
-        <w:t>VectorView</w:t>
-      </w:r>
-      <w:proofErr w:type="spellEnd"/>
-      <w:r>
-        <w:rPr>
-          <w:rFonts w:ascii="Courier New" w:eastAsia="Courier New" w:hAnsi="Courier New"/>
-          <w:sz w:val="16"/>
-        </w:rPr>
-        <w:t>&lt;</w:t>
-      </w:r>
-      <w:proofErr w:type="spellStart"/>
-      <w:r>
-        <w:rPr>
-          <w:rFonts w:ascii="Courier New" w:eastAsia="Courier New" w:hAnsi="Courier New"/>
-          <w:sz w:val="16"/>
-        </w:rPr>
-        <w:t>AtomT</w:t>
-      </w:r>
-      <w:proofErr w:type="spellEnd"/>
-      <w:r>
-        <w:rPr>
-          <w:rFonts w:ascii="Courier New" w:eastAsia="Courier New" w:hAnsi="Courier New"/>
-          <w:sz w:val="16"/>
-        </w:rPr>
-        <w:t>&gt;(data_-&gt;</w:t>
-      </w:r>
-      <w:proofErr w:type="gramStart"/>
-      <w:r>
-        <w:rPr>
-          <w:rFonts w:ascii="Courier New" w:eastAsia="Courier New" w:hAnsi="Courier New"/>
-          <w:sz w:val="16"/>
-        </w:rPr>
-        <w:t>data(</w:t>
-      </w:r>
-      <w:proofErr w:type="gramEnd"/>
-      <w:r>
-        <w:rPr>
-          <w:rFonts w:ascii="Courier New" w:eastAsia="Courier New" w:hAnsi="Courier New"/>
-          <w:sz w:val="16"/>
-        </w:rPr>
-        <w:t>), data_-&gt;</w:t>
-      </w:r>
-      <w:proofErr w:type="gramStart"/>
-      <w:r>
-        <w:rPr>
-          <w:rFonts w:ascii="Courier New" w:eastAsia="Courier New" w:hAnsi="Courier New"/>
-          <w:sz w:val="16"/>
-        </w:rPr>
-        <w:t>size(</w:t>
-      </w:r>
-      <w:proofErr w:type="gramEnd"/>
-      <w:r>
-        <w:rPr>
-          <w:rFonts w:ascii="Courier New" w:eastAsia="Courier New" w:hAnsi="Courier New"/>
-          <w:sz w:val="16"/>
-        </w:rPr>
-        <w:t>))</w:t>
-      </w:r>
-    </w:p>
-    <w:p>
-      <w:pPr>
-        <w:spacing w:after="0" w:line="360" w:lineRule="auto"/>
-        <w:ind w:left="283" w:right="283"/>
-        <w:rPr>
-          <w:rFonts w:ascii="Courier New" w:eastAsia="Courier New" w:hAnsi="Courier New"/>
-          <w:sz w:val="16"/>
-        </w:rPr>
-      </w:pPr>
-      <w:r>
-        <w:rPr>
-          <w:rFonts w:ascii="Courier New" w:eastAsia="Courier New" w:hAnsi="Courier New"/>
-          <w:sz w:val="16"/>
-        </w:rPr>
-        <w:t xml:space="preserve">                      : </w:t>
-      </w:r>
-      <w:proofErr w:type="spellStart"/>
-      <w:r>
-        <w:rPr>
-          <w:rFonts w:ascii="Courier New" w:eastAsia="Courier New" w:hAnsi="Courier New"/>
-          <w:sz w:val="16"/>
-        </w:rPr>
-        <w:t>VectorView</w:t>
-      </w:r>
-      <w:proofErr w:type="spellEnd"/>
-      <w:r>
-        <w:rPr>
-          <w:rFonts w:ascii="Courier New" w:eastAsia="Courier New" w:hAnsi="Courier New"/>
-          <w:sz w:val="16"/>
-        </w:rPr>
-        <w:t>&lt;</w:t>
-      </w:r>
-      <w:proofErr w:type="spellStart"/>
-      <w:r>
-        <w:rPr>
-          <w:rFonts w:ascii="Courier New" w:eastAsia="Courier New" w:hAnsi="Courier New"/>
-          <w:sz w:val="16"/>
-        </w:rPr>
-        <w:t>AtomT</w:t>
-      </w:r>
-      <w:proofErr w:type="spellEnd"/>
-      <w:proofErr w:type="gramStart"/>
-      <w:r>
-        <w:rPr>
-          <w:rFonts w:ascii="Courier New" w:eastAsia="Courier New" w:hAnsi="Courier New"/>
-          <w:sz w:val="16"/>
-        </w:rPr>
-        <w:t>&gt;(</w:t>
-      </w:r>
-      <w:proofErr w:type="gramEnd"/>
-      <w:r>
-        <w:rPr>
-          <w:rFonts w:ascii="Courier New" w:eastAsia="Courier New" w:hAnsi="Courier New"/>
-          <w:sz w:val="16"/>
-        </w:rPr>
-        <w:t>)) {</w:t>
-      </w:r>
-    </w:p>
-    <w:p>
-      <w:pPr>
-        <w:spacing w:after="0" w:line="360" w:lineRule="auto"/>
-        <w:ind w:left="283" w:right="283"/>
-        <w:rPr>
-          <w:rFonts w:ascii="Courier New" w:eastAsia="Courier New" w:hAnsi="Courier New"/>
-          <w:sz w:val="16"/>
-        </w:rPr>
-      </w:pPr>
-      <w:r>
-        <w:rPr>
-          <w:rFonts w:ascii="Courier New" w:eastAsia="Courier New" w:hAnsi="Courier New"/>
-          <w:sz w:val="16"/>
-        </w:rPr>
-        <w:t xml:space="preserve">        </w:t>
-      </w:r>
-      <w:proofErr w:type="spellStart"/>
-      <w:proofErr w:type="gramStart"/>
-      <w:r>
-        <w:rPr>
-          <w:rFonts w:ascii="Courier New" w:eastAsia="Courier New" w:hAnsi="Courier New"/>
-          <w:sz w:val="16"/>
-        </w:rPr>
-        <w:t>other.view</w:t>
-      </w:r>
-      <w:proofErr w:type="spellEnd"/>
-      <w:proofErr w:type="gramEnd"/>
-      <w:r>
-        <w:rPr>
-          <w:rFonts w:ascii="Courier New" w:eastAsia="Courier New" w:hAnsi="Courier New"/>
-          <w:sz w:val="16"/>
-        </w:rPr>
-        <w:t xml:space="preserve">_ = </w:t>
-      </w:r>
-      <w:proofErr w:type="spellStart"/>
-      <w:r>
-        <w:rPr>
-          <w:rFonts w:ascii="Courier New" w:eastAsia="Courier New" w:hAnsi="Courier New"/>
-          <w:sz w:val="16"/>
-        </w:rPr>
-        <w:t>VectorView</w:t>
-      </w:r>
-      <w:proofErr w:type="spellEnd"/>
-      <w:r>
-        <w:rPr>
-          <w:rFonts w:ascii="Courier New" w:eastAsia="Courier New" w:hAnsi="Courier New"/>
-          <w:sz w:val="16"/>
-        </w:rPr>
-        <w:t>&lt;</w:t>
-      </w:r>
-      <w:proofErr w:type="spellStart"/>
-      <w:r>
-        <w:rPr>
-          <w:rFonts w:ascii="Courier New" w:eastAsia="Courier New" w:hAnsi="Courier New"/>
-          <w:sz w:val="16"/>
-        </w:rPr>
-        <w:t>AtomT</w:t>
-      </w:r>
-      <w:proofErr w:type="spellEnd"/>
-      <w:proofErr w:type="gramStart"/>
-      <w:r>
-        <w:rPr>
-          <w:rFonts w:ascii="Courier New" w:eastAsia="Courier New" w:hAnsi="Courier New"/>
-          <w:sz w:val="16"/>
-        </w:rPr>
-        <w:t>&gt;(</w:t>
-      </w:r>
-      <w:proofErr w:type="gramEnd"/>
-      <w:r>
-        <w:rPr>
-          <w:rFonts w:ascii="Courier New" w:eastAsia="Courier New" w:hAnsi="Courier New"/>
-          <w:sz w:val="16"/>
-        </w:rPr>
-        <w:t>);</w:t>
-      </w:r>
-    </w:p>
-    <w:p>
-      <w:pPr>
-        <w:spacing w:after="0" w:line="360" w:lineRule="auto"/>
-        <w:ind w:left="283" w:right="283"/>
-        <w:rPr>
-          <w:rFonts w:ascii="Courier New" w:eastAsia="Courier New" w:hAnsi="Courier New"/>
-          <w:sz w:val="16"/>
-        </w:rPr>
-      </w:pPr>
-      <w:r>
-        <w:rPr>
-          <w:rFonts w:ascii="Courier New" w:eastAsia="Courier New" w:hAnsi="Courier New"/>
-          <w:sz w:val="16"/>
-        </w:rPr>
-        <w:t>    }</w:t>
-      </w:r>
-    </w:p>
-    <w:p>
-      <w:pPr>
-        <w:spacing w:after="0" w:line="360" w:lineRule="auto"/>
-        <w:ind w:left="283" w:right="283"/>
-        <w:rPr>
-          <w:rFonts w:ascii="Courier New" w:eastAsia="Courier New" w:hAnsi="Courier New"/>
-          <w:sz w:val="16"/>
-        </w:rPr>
-      </w:pPr>
-      <w:r>
-        <w:rPr>
-          <w:rFonts w:ascii="Courier New" w:eastAsia="Courier New" w:hAnsi="Courier New"/>
-          <w:sz w:val="16"/>
-        </w:rPr>
-        <w:t>    Vector&amp; operator</w:t>
-      </w:r>
-      <w:proofErr w:type="gramStart"/>
-      <w:r>
-        <w:rPr>
-          <w:rFonts w:ascii="Courier New" w:eastAsia="Courier New" w:hAnsi="Courier New"/>
-          <w:sz w:val="16"/>
-        </w:rPr>
-        <w:t>=(</w:t>
-      </w:r>
-      <w:proofErr w:type="gramEnd"/>
-      <w:r>
-        <w:rPr>
-          <w:rFonts w:ascii="Courier New" w:eastAsia="Courier New" w:hAnsi="Courier New"/>
-          <w:sz w:val="16"/>
-        </w:rPr>
-        <w:t>const Vector&amp; other) {</w:t>
-      </w:r>
-    </w:p>
-    <w:p>
-      <w:pPr>
-        <w:spacing w:after="0" w:line="360" w:lineRule="auto"/>
-        <w:ind w:left="283" w:right="283"/>
-        <w:rPr>
-          <w:rFonts w:ascii="Courier New" w:eastAsia="Courier New" w:hAnsi="Courier New"/>
-          <w:sz w:val="16"/>
-        </w:rPr>
-      </w:pPr>
-      <w:r>
-        <w:rPr>
-          <w:rFonts w:ascii="Courier New" w:eastAsia="Courier New" w:hAnsi="Courier New"/>
-          <w:sz w:val="16"/>
-        </w:rPr>
-        <w:t>        if (</w:t>
-      </w:r>
-      <w:proofErr w:type="gramStart"/>
-      <w:r>
-        <w:rPr>
-          <w:rFonts w:ascii="Courier New" w:eastAsia="Courier New" w:hAnsi="Courier New"/>
-          <w:sz w:val="16"/>
-        </w:rPr>
-        <w:t>this !</w:t>
-      </w:r>
-      <w:proofErr w:type="gramEnd"/>
-      <w:r>
-        <w:rPr>
-          <w:rFonts w:ascii="Courier New" w:eastAsia="Courier New" w:hAnsi="Courier New"/>
-          <w:sz w:val="16"/>
-        </w:rPr>
-        <w:t>= &amp;other) {</w:t>
-      </w:r>
-    </w:p>
-    <w:p>
-      <w:pPr>
-        <w:spacing w:after="0" w:line="360" w:lineRule="auto"/>
-        <w:ind w:left="283" w:right="283"/>
-        <w:rPr>
-          <w:rFonts w:ascii="Courier New" w:eastAsia="Courier New" w:hAnsi="Courier New"/>
-          <w:sz w:val="16"/>
-        </w:rPr>
-      </w:pPr>
-      <w:r>
-        <w:rPr>
-          <w:rFonts w:ascii="Courier New" w:eastAsia="Courier New" w:hAnsi="Courier New"/>
-          <w:sz w:val="16"/>
-        </w:rPr>
-        <w:t xml:space="preserve">            data_ = </w:t>
-      </w:r>
-      <w:proofErr w:type="spellStart"/>
-      <w:r>
-        <w:rPr>
-          <w:rFonts w:ascii="Courier New" w:eastAsia="Courier New" w:hAnsi="Courier New"/>
-          <w:sz w:val="16"/>
-        </w:rPr>
-        <w:t>other.data</w:t>
-      </w:r>
-      <w:proofErr w:type="spellEnd"/>
-      <w:r>
-        <w:rPr>
-          <w:rFonts w:ascii="Courier New" w:eastAsia="Courier New" w:hAnsi="Courier New"/>
-          <w:sz w:val="16"/>
-        </w:rPr>
-        <w:t>_;</w:t>
-      </w:r>
-    </w:p>
-    <w:p>
-      <w:pPr>
-        <w:spacing w:after="0" w:line="360" w:lineRule="auto"/>
-        <w:ind w:left="283" w:right="283"/>
-        <w:rPr>
-          <w:rFonts w:ascii="Courier New" w:eastAsia="Courier New" w:hAnsi="Courier New"/>
-          <w:sz w:val="16"/>
-        </w:rPr>
-      </w:pPr>
-      <w:r>
-        <w:rPr>
-          <w:rFonts w:ascii="Courier New" w:eastAsia="Courier New" w:hAnsi="Courier New"/>
-          <w:sz w:val="16"/>
-        </w:rPr>
-        <w:t xml:space="preserve">            view_ = </w:t>
-      </w:r>
-      <w:proofErr w:type="spellStart"/>
-      <w:r>
-        <w:rPr>
-          <w:rFonts w:ascii="Courier New" w:eastAsia="Courier New" w:hAnsi="Courier New"/>
-          <w:sz w:val="16"/>
-        </w:rPr>
-        <w:t>VectorView</w:t>
-      </w:r>
-      <w:proofErr w:type="spellEnd"/>
-      <w:r>
-        <w:rPr>
-          <w:rFonts w:ascii="Courier New" w:eastAsia="Courier New" w:hAnsi="Courier New"/>
-          <w:sz w:val="16"/>
-        </w:rPr>
-        <w:t>&lt;</w:t>
-      </w:r>
-      <w:proofErr w:type="spellStart"/>
-      <w:r>
-        <w:rPr>
-          <w:rFonts w:ascii="Courier New" w:eastAsia="Courier New" w:hAnsi="Courier New"/>
-          <w:sz w:val="16"/>
-        </w:rPr>
-        <w:t>AtomT</w:t>
-      </w:r>
-      <w:proofErr w:type="spellEnd"/>
-      <w:r>
-        <w:rPr>
-          <w:rFonts w:ascii="Courier New" w:eastAsia="Courier New" w:hAnsi="Courier New"/>
-          <w:sz w:val="16"/>
-        </w:rPr>
-        <w:t>&gt;(data_-&gt;</w:t>
-      </w:r>
-      <w:proofErr w:type="gramStart"/>
-      <w:r>
-        <w:rPr>
-          <w:rFonts w:ascii="Courier New" w:eastAsia="Courier New" w:hAnsi="Courier New"/>
-          <w:sz w:val="16"/>
-        </w:rPr>
-        <w:t>data(</w:t>
-      </w:r>
-      <w:proofErr w:type="gramEnd"/>
-      <w:r>
-        <w:rPr>
-          <w:rFonts w:ascii="Courier New" w:eastAsia="Courier New" w:hAnsi="Courier New"/>
-          <w:sz w:val="16"/>
-        </w:rPr>
-        <w:t>), data_-&gt;</w:t>
-      </w:r>
-      <w:proofErr w:type="gramStart"/>
-      <w:r>
-        <w:rPr>
-          <w:rFonts w:ascii="Courier New" w:eastAsia="Courier New" w:hAnsi="Courier New"/>
-          <w:sz w:val="16"/>
-        </w:rPr>
-        <w:t>size(</w:t>
-      </w:r>
-      <w:proofErr w:type="gramEnd"/>
-      <w:r>
-        <w:rPr>
-          <w:rFonts w:ascii="Courier New" w:eastAsia="Courier New" w:hAnsi="Courier New"/>
-          <w:sz w:val="16"/>
-        </w:rPr>
-        <w:t>));</w:t>
-      </w:r>
-    </w:p>
-    <w:p>
-      <w:pPr>
-        <w:spacing w:after="0" w:line="360" w:lineRule="auto"/>
-        <w:ind w:left="283" w:right="283"/>
-        <w:rPr>
-          <w:rFonts w:ascii="Courier New" w:eastAsia="Courier New" w:hAnsi="Courier New"/>
-          <w:sz w:val="16"/>
-        </w:rPr>
-      </w:pPr>
-      <w:r>
-        <w:rPr>
-          <w:rFonts w:ascii="Courier New" w:eastAsia="Courier New" w:hAnsi="Courier New"/>
-          <w:sz w:val="16"/>
-        </w:rPr>
-        <w:t>        }</w:t>
-      </w:r>
-    </w:p>
-    <w:p>
-      <w:pPr>
-        <w:spacing w:after="0" w:line="360" w:lineRule="auto"/>
-        <w:ind w:left="283" w:right="283"/>
-        <w:rPr>
-          <w:rFonts w:ascii="Courier New" w:eastAsia="Courier New" w:hAnsi="Courier New"/>
-          <w:sz w:val="16"/>
-        </w:rPr>
-      </w:pPr>
-      <w:r>
-        <w:rPr>
-          <w:rFonts w:ascii="Courier New" w:eastAsia="Courier New" w:hAnsi="Courier New"/>
-          <w:sz w:val="16"/>
-        </w:rPr>
-        <w:t>        return *this;</w:t>
-      </w:r>
-    </w:p>
-    <w:p>
-      <w:pPr>
-        <w:spacing w:after="0" w:line="360" w:lineRule="auto"/>
-        <w:ind w:left="283" w:right="283"/>
-        <w:rPr>
-          <w:rFonts w:ascii="Courier New" w:eastAsia="Courier New" w:hAnsi="Courier New"/>
-          <w:sz w:val="16"/>
-        </w:rPr>
-      </w:pPr>
-      <w:r>
-        <w:rPr>
-          <w:rFonts w:ascii="Courier New" w:eastAsia="Courier New" w:hAnsi="Courier New"/>
-          <w:sz w:val="16"/>
-        </w:rPr>
-        <w:t>    }</w:t>
-      </w:r>
-    </w:p>
-    <w:p>
-      <w:pPr>
-        <w:spacing w:after="0" w:line="360" w:lineRule="auto"/>
-        <w:ind w:left="283" w:right="283"/>
-        <w:rPr>
-          <w:rFonts w:ascii="Courier New" w:eastAsia="Courier New" w:hAnsi="Courier New"/>
-          <w:sz w:val="16"/>
-        </w:rPr>
-      </w:pPr>
-      <w:r>
-        <w:rPr>
-          <w:rFonts w:ascii="Courier New" w:eastAsia="Courier New" w:hAnsi="Courier New"/>
-          <w:sz w:val="16"/>
-        </w:rPr>
-        <w:t>    Vector&amp; operator</w:t>
-      </w:r>
-      <w:proofErr w:type="gramStart"/>
-      <w:r>
-        <w:rPr>
-          <w:rFonts w:ascii="Courier New" w:eastAsia="Courier New" w:hAnsi="Courier New"/>
-          <w:sz w:val="16"/>
-        </w:rPr>
-        <w:t>=(</w:t>
-      </w:r>
-      <w:proofErr w:type="gramEnd"/>
-      <w:r>
-        <w:rPr>
-          <w:rFonts w:ascii="Courier New" w:eastAsia="Courier New" w:hAnsi="Courier New"/>
-          <w:sz w:val="16"/>
-        </w:rPr>
-        <w:t xml:space="preserve">Vector&amp;&amp; other) </w:t>
-      </w:r>
-      <w:proofErr w:type="spellStart"/>
-      <w:r>
-        <w:rPr>
-          <w:rFonts w:ascii="Courier New" w:eastAsia="Courier New" w:hAnsi="Courier New"/>
-          <w:sz w:val="16"/>
-        </w:rPr>
-        <w:t>noexcept</w:t>
-      </w:r>
-      <w:proofErr w:type="spellEnd"/>
-      <w:r>
-        <w:rPr>
-          <w:rFonts w:ascii="Courier New" w:eastAsia="Courier New" w:hAnsi="Courier New"/>
-          <w:sz w:val="16"/>
-        </w:rPr>
-        <w:t xml:space="preserve"> {</w:t>
-      </w:r>
-    </w:p>
-    <w:p>
-      <w:pPr>
-        <w:spacing w:after="0" w:line="360" w:lineRule="auto"/>
-        <w:ind w:left="283" w:right="283"/>
-        <w:rPr>
-          <w:rFonts w:ascii="Courier New" w:eastAsia="Courier New" w:hAnsi="Courier New"/>
-          <w:sz w:val="16"/>
-        </w:rPr>
-      </w:pPr>
-      <w:r>
-        <w:rPr>
-          <w:rFonts w:ascii="Courier New" w:eastAsia="Courier New" w:hAnsi="Courier New"/>
-          <w:sz w:val="16"/>
-        </w:rPr>
-        <w:t>        if (</w:t>
-      </w:r>
-      <w:proofErr w:type="gramStart"/>
-      <w:r>
-        <w:rPr>
-          <w:rFonts w:ascii="Courier New" w:eastAsia="Courier New" w:hAnsi="Courier New"/>
-          <w:sz w:val="16"/>
-        </w:rPr>
-        <w:t>this !</w:t>
-      </w:r>
-      <w:proofErr w:type="gramEnd"/>
-      <w:r>
-        <w:rPr>
-          <w:rFonts w:ascii="Courier New" w:eastAsia="Courier New" w:hAnsi="Courier New"/>
-          <w:sz w:val="16"/>
-        </w:rPr>
-        <w:t>= &amp;other) {</w:t>
-      </w:r>
-    </w:p>
-    <w:p>
-      <w:pPr>
-        <w:spacing w:after="0" w:line="360" w:lineRule="auto"/>
-        <w:ind w:left="283" w:right="283"/>
-        <w:rPr>
-          <w:rFonts w:ascii="Courier New" w:eastAsia="Courier New" w:hAnsi="Courier New"/>
-          <w:sz w:val="16"/>
-        </w:rPr>
-      </w:pPr>
-      <w:r>
-        <w:rPr>
-          <w:rFonts w:ascii="Courier New" w:eastAsia="Courier New" w:hAnsi="Courier New"/>
-          <w:sz w:val="16"/>
-        </w:rPr>
-        <w:t xml:space="preserve">            data_ = </w:t>
-      </w:r>
-      <w:proofErr w:type="gramStart"/>
-      <w:r>
-        <w:rPr>
-          <w:rFonts w:ascii="Courier New" w:eastAsia="Courier New" w:hAnsi="Courier New"/>
-          <w:sz w:val="16"/>
-        </w:rPr>
-        <w:t>std::</w:t>
-      </w:r>
-      <w:proofErr w:type="gramEnd"/>
-      <w:r>
-        <w:rPr>
-          <w:rFonts w:ascii="Courier New" w:eastAsia="Courier New" w:hAnsi="Courier New"/>
-          <w:sz w:val="16"/>
-        </w:rPr>
-        <w:t>move(</w:t>
-      </w:r>
-      <w:proofErr w:type="spellStart"/>
-      <w:r>
-        <w:rPr>
-          <w:rFonts w:ascii="Courier New" w:eastAsia="Courier New" w:hAnsi="Courier New"/>
-          <w:sz w:val="16"/>
-        </w:rPr>
-        <w:t>other.data</w:t>
-      </w:r>
-      <w:proofErr w:type="spellEnd"/>
-      <w:r>
-        <w:rPr>
-          <w:rFonts w:ascii="Courier New" w:eastAsia="Courier New" w:hAnsi="Courier New"/>
-          <w:sz w:val="16"/>
-        </w:rPr>
-        <w:t>_);</w:t>
-      </w:r>
-    </w:p>
-    <w:p>
-      <w:pPr>
-        <w:spacing w:after="0" w:line="360" w:lineRule="auto"/>
-        <w:ind w:left="283" w:right="283"/>
-        <w:rPr>
-          <w:rFonts w:ascii="Courier New" w:eastAsia="Courier New" w:hAnsi="Courier New"/>
-          <w:sz w:val="16"/>
-        </w:rPr>
-      </w:pPr>
-      <w:r>
-        <w:rPr>
-          <w:rFonts w:ascii="Courier New" w:eastAsia="Courier New" w:hAnsi="Courier New"/>
-          <w:sz w:val="16"/>
-        </w:rPr>
-        <w:t>            view_ = data_</w:t>
-      </w:r>
-    </w:p>
-    <w:p>
-      <w:pPr>
-        <w:spacing w:after="0" w:line="360" w:lineRule="auto"/>
-        <w:ind w:left="283" w:right="283"/>
-        <w:rPr>
-          <w:rFonts w:ascii="Courier New" w:eastAsia="Courier New" w:hAnsi="Courier New"/>
-          <w:sz w:val="16"/>
-        </w:rPr>
-      </w:pPr>
-      <w:r>
-        <w:rPr>
-          <w:rFonts w:ascii="Courier New" w:eastAsia="Courier New" w:hAnsi="Courier New"/>
-          <w:sz w:val="16"/>
-        </w:rPr>
-        <w:t xml:space="preserve">                ? </w:t>
-      </w:r>
-      <w:proofErr w:type="spellStart"/>
-      <w:r>
-        <w:rPr>
-          <w:rFonts w:ascii="Courier New" w:eastAsia="Courier New" w:hAnsi="Courier New"/>
-          <w:sz w:val="16"/>
-        </w:rPr>
-        <w:t>VectorView</w:t>
-      </w:r>
-      <w:proofErr w:type="spellEnd"/>
-      <w:r>
-        <w:rPr>
-          <w:rFonts w:ascii="Courier New" w:eastAsia="Courier New" w:hAnsi="Courier New"/>
-          <w:sz w:val="16"/>
-        </w:rPr>
-        <w:t>&lt;</w:t>
-      </w:r>
-      <w:proofErr w:type="spellStart"/>
-      <w:r>
-        <w:rPr>
-          <w:rFonts w:ascii="Courier New" w:eastAsia="Courier New" w:hAnsi="Courier New"/>
-          <w:sz w:val="16"/>
-        </w:rPr>
-        <w:t>AtomT</w:t>
-      </w:r>
-      <w:proofErr w:type="spellEnd"/>
-      <w:r>
-        <w:rPr>
-          <w:rFonts w:ascii="Courier New" w:eastAsia="Courier New" w:hAnsi="Courier New"/>
-          <w:sz w:val="16"/>
-        </w:rPr>
-        <w:t>&gt;(data_-&gt;</w:t>
-      </w:r>
-      <w:proofErr w:type="gramStart"/>
-      <w:r>
-        <w:rPr>
-          <w:rFonts w:ascii="Courier New" w:eastAsia="Courier New" w:hAnsi="Courier New"/>
-          <w:sz w:val="16"/>
-        </w:rPr>
-        <w:t>data(</w:t>
-      </w:r>
-      <w:proofErr w:type="gramEnd"/>
-      <w:r>
-        <w:rPr>
-          <w:rFonts w:ascii="Courier New" w:eastAsia="Courier New" w:hAnsi="Courier New"/>
-          <w:sz w:val="16"/>
-        </w:rPr>
-        <w:t>), data_-&gt;</w:t>
-      </w:r>
-      <w:proofErr w:type="gramStart"/>
-      <w:r>
-        <w:rPr>
-          <w:rFonts w:ascii="Courier New" w:eastAsia="Courier New" w:hAnsi="Courier New"/>
-          <w:sz w:val="16"/>
-        </w:rPr>
-        <w:t>size(</w:t>
-      </w:r>
-      <w:proofErr w:type="gramEnd"/>
-      <w:r>
-        <w:rPr>
-          <w:rFonts w:ascii="Courier New" w:eastAsia="Courier New" w:hAnsi="Courier New"/>
-          <w:sz w:val="16"/>
-        </w:rPr>
-        <w:t>))</w:t>
-      </w:r>
-    </w:p>
-    <w:p>
-      <w:pPr>
-        <w:spacing w:after="0" w:line="360" w:lineRule="auto"/>
-        <w:ind w:left="283" w:right="283"/>
-        <w:rPr>
-          <w:rFonts w:ascii="Courier New" w:eastAsia="Courier New" w:hAnsi="Courier New"/>
-          <w:sz w:val="16"/>
-        </w:rPr>
-      </w:pPr>
-      <w:r>
-        <w:rPr>
-          <w:rFonts w:ascii="Courier New" w:eastAsia="Courier New" w:hAnsi="Courier New"/>
-          <w:sz w:val="16"/>
-        </w:rPr>
-        <w:t xml:space="preserve">                : </w:t>
-      </w:r>
-      <w:proofErr w:type="spellStart"/>
-      <w:r>
-        <w:rPr>
-          <w:rFonts w:ascii="Courier New" w:eastAsia="Courier New" w:hAnsi="Courier New"/>
-          <w:sz w:val="16"/>
-        </w:rPr>
-        <w:t>VectorView</w:t>
-      </w:r>
-      <w:proofErr w:type="spellEnd"/>
-      <w:r>
-        <w:rPr>
-          <w:rFonts w:ascii="Courier New" w:eastAsia="Courier New" w:hAnsi="Courier New"/>
-          <w:sz w:val="16"/>
-        </w:rPr>
-        <w:t>&lt;</w:t>
-      </w:r>
-      <w:proofErr w:type="spellStart"/>
-      <w:r>
-        <w:rPr>
-          <w:rFonts w:ascii="Courier New" w:eastAsia="Courier New" w:hAnsi="Courier New"/>
-          <w:sz w:val="16"/>
-        </w:rPr>
-        <w:t>AtomT</w:t>
-      </w:r>
-      <w:proofErr w:type="spellEnd"/>
-      <w:proofErr w:type="gramStart"/>
-      <w:r>
-        <w:rPr>
-          <w:rFonts w:ascii="Courier New" w:eastAsia="Courier New" w:hAnsi="Courier New"/>
-          <w:sz w:val="16"/>
-        </w:rPr>
-        <w:t>&gt;(</w:t>
-      </w:r>
-      <w:proofErr w:type="gramEnd"/>
-      <w:r>
-        <w:rPr>
-          <w:rFonts w:ascii="Courier New" w:eastAsia="Courier New" w:hAnsi="Courier New"/>
-          <w:sz w:val="16"/>
-        </w:rPr>
-        <w:t>);</w:t>
-      </w:r>
-    </w:p>
-    <w:p>
-      <w:pPr>
-        <w:spacing w:after="0" w:line="360" w:lineRule="auto"/>
-        <w:ind w:left="283" w:right="283"/>
-        <w:rPr>
-          <w:rFonts w:ascii="Courier New" w:eastAsia="Courier New" w:hAnsi="Courier New"/>
-          <w:sz w:val="16"/>
-        </w:rPr>
-      </w:pPr>
-      <w:r>
-        <w:rPr>
-          <w:rFonts w:ascii="Courier New" w:eastAsia="Courier New" w:hAnsi="Courier New"/>
-          <w:sz w:val="16"/>
-        </w:rPr>
-        <w:t xml:space="preserve">            </w:t>
-      </w:r>
-      <w:proofErr w:type="spellStart"/>
-      <w:proofErr w:type="gramStart"/>
-      <w:r>
-        <w:rPr>
-          <w:rFonts w:ascii="Courier New" w:eastAsia="Courier New" w:hAnsi="Courier New"/>
-          <w:sz w:val="16"/>
-        </w:rPr>
-        <w:t>other.view</w:t>
-      </w:r>
-      <w:proofErr w:type="spellEnd"/>
-      <w:proofErr w:type="gramEnd"/>
-      <w:r>
-        <w:rPr>
-          <w:rFonts w:ascii="Courier New" w:eastAsia="Courier New" w:hAnsi="Courier New"/>
-          <w:sz w:val="16"/>
-        </w:rPr>
-        <w:t xml:space="preserve">_ = </w:t>
-      </w:r>
-      <w:proofErr w:type="spellStart"/>
-      <w:r>
-        <w:rPr>
-          <w:rFonts w:ascii="Courier New" w:eastAsia="Courier New" w:hAnsi="Courier New"/>
-          <w:sz w:val="16"/>
-        </w:rPr>
-        <w:t>VectorView</w:t>
-      </w:r>
-      <w:proofErr w:type="spellEnd"/>
-      <w:r>
-        <w:rPr>
-          <w:rFonts w:ascii="Courier New" w:eastAsia="Courier New" w:hAnsi="Courier New"/>
-          <w:sz w:val="16"/>
-        </w:rPr>
-        <w:t>&lt;</w:t>
-      </w:r>
-      <w:proofErr w:type="spellStart"/>
-      <w:r>
-        <w:rPr>
-          <w:rFonts w:ascii="Courier New" w:eastAsia="Courier New" w:hAnsi="Courier New"/>
-          <w:sz w:val="16"/>
-        </w:rPr>
-        <w:t>AtomT</w:t>
-      </w:r>
-      <w:proofErr w:type="spellEnd"/>
-      <w:proofErr w:type="gramStart"/>
-      <w:r>
-        <w:rPr>
-          <w:rFonts w:ascii="Courier New" w:eastAsia="Courier New" w:hAnsi="Courier New"/>
-          <w:sz w:val="16"/>
-        </w:rPr>
-        <w:t>&gt;(</w:t>
-      </w:r>
-      <w:proofErr w:type="gramEnd"/>
-      <w:r>
-        <w:rPr>
-          <w:rFonts w:ascii="Courier New" w:eastAsia="Courier New" w:hAnsi="Courier New"/>
-          <w:sz w:val="16"/>
-        </w:rPr>
-        <w:t>);</w:t>
-      </w:r>
-    </w:p>
-    <w:p>
-      <w:pPr>
-        <w:spacing w:after="0" w:line="360" w:lineRule="auto"/>
-        <w:ind w:left="283" w:right="283"/>
-        <w:rPr>
-          <w:rFonts w:ascii="Courier New" w:eastAsia="Courier New" w:hAnsi="Courier New"/>
-          <w:sz w:val="16"/>
-        </w:rPr>
-      </w:pPr>
-      <w:r>
-        <w:rPr>
-          <w:rFonts w:ascii="Courier New" w:eastAsia="Courier New" w:hAnsi="Courier New"/>
-          <w:sz w:val="16"/>
-        </w:rPr>
-        <w:t>        }</w:t>
-      </w:r>
-    </w:p>
-    <w:p>
-      <w:pPr>
-        <w:spacing w:after="0" w:line="360" w:lineRule="auto"/>
-        <w:ind w:left="283" w:right="283"/>
-        <w:rPr>
-          <w:rFonts w:ascii="Courier New" w:eastAsia="Courier New" w:hAnsi="Courier New"/>
-          <w:sz w:val="16"/>
-        </w:rPr>
-      </w:pPr>
-      <w:r>
-        <w:rPr>
-          <w:rFonts w:ascii="Courier New" w:eastAsia="Courier New" w:hAnsi="Courier New"/>
-          <w:sz w:val="16"/>
-        </w:rPr>
-        <w:t>        return *this;</w:t>
-      </w:r>
-    </w:p>
-    <w:p>
-      <w:pPr>
-        <w:spacing w:after="0" w:line="360" w:lineRule="auto"/>
-        <w:ind w:left="283" w:right="283"/>
-        <w:rPr>
-          <w:rFonts w:ascii="Courier New" w:eastAsia="Courier New" w:hAnsi="Courier New"/>
-          <w:sz w:val="16"/>
-        </w:rPr>
-      </w:pPr>
-      <w:r>
-        <w:rPr>
-          <w:rFonts w:ascii="Courier New" w:eastAsia="Courier New" w:hAnsi="Courier New"/>
-          <w:sz w:val="16"/>
-        </w:rPr>
-        <w:t>    }</w:t>
-      </w:r>
-    </w:p>
-    <w:p>
-      <w:pPr>
-        <w:spacing w:after="0" w:line="360" w:lineRule="auto"/>
-        <w:ind w:left="283" w:right="283"/>
-        <w:rPr>
-          <w:rFonts w:ascii="Courier New" w:eastAsia="Courier New" w:hAnsi="Courier New"/>
-          <w:sz w:val="16"/>
-        </w:rPr>
-      </w:pPr>
-      <w:r>
-        <w:rPr>
-          <w:rFonts w:ascii="Courier New" w:eastAsia="Courier New" w:hAnsi="Courier New"/>
-          <w:sz w:val="16"/>
-        </w:rPr>
-        <w:t xml:space="preserve">    </w:t>
-      </w:r>
-      <w:proofErr w:type="gramStart"/>
-      <w:r>
-        <w:rPr>
-          <w:rFonts w:ascii="Courier New" w:eastAsia="Courier New" w:hAnsi="Courier New"/>
-          <w:sz w:val="16"/>
-        </w:rPr>
-        <w:t>std::</w:t>
-      </w:r>
-      <w:proofErr w:type="spellStart"/>
-      <w:proofErr w:type="gramEnd"/>
-      <w:r>
-        <w:rPr>
-          <w:rFonts w:ascii="Courier New" w:eastAsia="Courier New" w:hAnsi="Courier New"/>
-          <w:sz w:val="16"/>
-        </w:rPr>
-        <w:t>size_t</w:t>
-      </w:r>
-      <w:proofErr w:type="spellEnd"/>
-      <w:r>
-        <w:rPr>
-          <w:rFonts w:ascii="Courier New" w:eastAsia="Courier New" w:hAnsi="Courier New"/>
-          <w:sz w:val="16"/>
-        </w:rPr>
-        <w:t xml:space="preserve"> </w:t>
-      </w:r>
-      <w:proofErr w:type="gramStart"/>
-      <w:r>
-        <w:rPr>
-          <w:rFonts w:ascii="Courier New" w:eastAsia="Courier New" w:hAnsi="Courier New"/>
-          <w:sz w:val="16"/>
-        </w:rPr>
-        <w:t>size(</w:t>
-      </w:r>
-      <w:proofErr w:type="gramEnd"/>
-      <w:r>
-        <w:rPr>
-          <w:rFonts w:ascii="Courier New" w:eastAsia="Courier New" w:hAnsi="Courier New"/>
-          <w:sz w:val="16"/>
-        </w:rPr>
-        <w:t xml:space="preserve">) const </w:t>
-      </w:r>
-      <w:proofErr w:type="spellStart"/>
-      <w:r>
-        <w:rPr>
-          <w:rFonts w:ascii="Courier New" w:eastAsia="Courier New" w:hAnsi="Courier New"/>
-          <w:sz w:val="16"/>
-        </w:rPr>
-        <w:t>noexcept</w:t>
-      </w:r>
-      <w:proofErr w:type="spellEnd"/>
-      <w:r>
-        <w:rPr>
-          <w:rFonts w:ascii="Courier New" w:eastAsia="Courier New" w:hAnsi="Courier New"/>
-          <w:sz w:val="16"/>
-        </w:rPr>
-        <w:t xml:space="preserve"> {</w:t>
-      </w:r>
-    </w:p>
-    <w:p>
-      <w:pPr>
-        <w:spacing w:after="0" w:line="360" w:lineRule="auto"/>
-        <w:ind w:left="283" w:right="283"/>
-        <w:rPr>
-          <w:rFonts w:ascii="Courier New" w:eastAsia="Courier New" w:hAnsi="Courier New"/>
-          <w:sz w:val="16"/>
-        </w:rPr>
-      </w:pPr>
-      <w:r>
-        <w:rPr>
-          <w:rFonts w:ascii="Courier New" w:eastAsia="Courier New" w:hAnsi="Courier New"/>
-          <w:sz w:val="16"/>
-        </w:rPr>
-        <w:t>        return data_-&gt;</w:t>
-      </w:r>
-      <w:proofErr w:type="gramStart"/>
-      <w:r>
-        <w:rPr>
-          <w:rFonts w:ascii="Courier New" w:eastAsia="Courier New" w:hAnsi="Courier New"/>
-          <w:sz w:val="16"/>
-        </w:rPr>
-        <w:t>size(</w:t>
-      </w:r>
-      <w:proofErr w:type="gramEnd"/>
-      <w:r>
-        <w:rPr>
-          <w:rFonts w:ascii="Courier New" w:eastAsia="Courier New" w:hAnsi="Courier New"/>
-          <w:sz w:val="16"/>
-        </w:rPr>
-        <w:t>);</w:t>
-      </w:r>
-    </w:p>
-    <w:p>
-      <w:pPr>
-        <w:spacing w:after="0" w:line="360" w:lineRule="auto"/>
-        <w:ind w:left="283" w:right="283"/>
-        <w:rPr>
-          <w:rFonts w:ascii="Courier New" w:eastAsia="Courier New" w:hAnsi="Courier New"/>
-          <w:sz w:val="16"/>
-        </w:rPr>
-      </w:pPr>
-      <w:r>
-        <w:rPr>
-          <w:rFonts w:ascii="Courier New" w:eastAsia="Courier New" w:hAnsi="Courier New"/>
-          <w:sz w:val="16"/>
-        </w:rPr>
-        <w:t>    }</w:t>
-      </w:r>
-    </w:p>
-    <w:p>
-      <w:pPr>
-        <w:spacing w:after="0" w:line="360" w:lineRule="auto"/>
-        <w:ind w:left="283" w:right="283"/>
-        <w:rPr>
-          <w:rFonts w:ascii="Courier New" w:eastAsia="Courier New" w:hAnsi="Courier New"/>
-          <w:sz w:val="16"/>
-        </w:rPr>
-      </w:pPr>
-      <w:r>
-        <w:rPr>
-          <w:rFonts w:ascii="Courier New" w:eastAsia="Courier New" w:hAnsi="Courier New"/>
-          <w:sz w:val="16"/>
-        </w:rPr>
-        <w:t xml:space="preserve">    </w:t>
-      </w:r>
-      <w:proofErr w:type="spellStart"/>
-      <w:r>
-        <w:rPr>
-          <w:rFonts w:ascii="Courier New" w:eastAsia="Courier New" w:hAnsi="Courier New"/>
-          <w:sz w:val="16"/>
-        </w:rPr>
-        <w:t>AtomT</w:t>
-      </w:r>
-      <w:proofErr w:type="spellEnd"/>
-      <w:r>
-        <w:rPr>
-          <w:rFonts w:ascii="Courier New" w:eastAsia="Courier New" w:hAnsi="Courier New"/>
-          <w:sz w:val="16"/>
-        </w:rPr>
-        <w:t xml:space="preserve">* </w:t>
-      </w:r>
-      <w:proofErr w:type="gramStart"/>
-      <w:r>
-        <w:rPr>
-          <w:rFonts w:ascii="Courier New" w:eastAsia="Courier New" w:hAnsi="Courier New"/>
-          <w:sz w:val="16"/>
-        </w:rPr>
-        <w:t>data(</w:t>
-      </w:r>
-      <w:proofErr w:type="gramEnd"/>
-      <w:r>
-        <w:rPr>
-          <w:rFonts w:ascii="Courier New" w:eastAsia="Courier New" w:hAnsi="Courier New"/>
-          <w:sz w:val="16"/>
-        </w:rPr>
-        <w:t xml:space="preserve">) </w:t>
-      </w:r>
-      <w:proofErr w:type="spellStart"/>
-      <w:r>
-        <w:rPr>
-          <w:rFonts w:ascii="Courier New" w:eastAsia="Courier New" w:hAnsi="Courier New"/>
-          <w:sz w:val="16"/>
-        </w:rPr>
-        <w:t>noexcept</w:t>
-      </w:r>
-      <w:proofErr w:type="spellEnd"/>
-      <w:r>
-        <w:rPr>
-          <w:rFonts w:ascii="Courier New" w:eastAsia="Courier New" w:hAnsi="Courier New"/>
-          <w:sz w:val="16"/>
-        </w:rPr>
-        <w:t xml:space="preserve"> {</w:t>
-      </w:r>
-    </w:p>
-    <w:p>
-      <w:pPr>
-        <w:spacing w:after="0" w:line="360" w:lineRule="auto"/>
-        <w:ind w:left="283" w:right="283"/>
-        <w:rPr>
-          <w:rFonts w:ascii="Courier New" w:eastAsia="Courier New" w:hAnsi="Courier New"/>
-          <w:sz w:val="16"/>
-        </w:rPr>
-      </w:pPr>
-      <w:r>
-        <w:rPr>
-          <w:rFonts w:ascii="Courier New" w:eastAsia="Courier New" w:hAnsi="Courier New"/>
-          <w:sz w:val="16"/>
-        </w:rPr>
-        <w:t>        return data_-&gt;</w:t>
-      </w:r>
-      <w:proofErr w:type="gramStart"/>
-      <w:r>
-        <w:rPr>
-          <w:rFonts w:ascii="Courier New" w:eastAsia="Courier New" w:hAnsi="Courier New"/>
-          <w:sz w:val="16"/>
-        </w:rPr>
-        <w:t>data(</w:t>
-      </w:r>
-      <w:proofErr w:type="gramEnd"/>
-      <w:r>
-        <w:rPr>
-          <w:rFonts w:ascii="Courier New" w:eastAsia="Courier New" w:hAnsi="Courier New"/>
-          <w:sz w:val="16"/>
-        </w:rPr>
-        <w:t>);</w:t>
-      </w:r>
-    </w:p>
-    <w:p>
-      <w:pPr>
-        <w:spacing w:after="0" w:line="360" w:lineRule="auto"/>
-        <w:ind w:left="283" w:right="283"/>
-        <w:rPr>
-          <w:rFonts w:ascii="Courier New" w:eastAsia="Courier New" w:hAnsi="Courier New"/>
-          <w:sz w:val="16"/>
-        </w:rPr>
-      </w:pPr>
-      <w:r>
-        <w:rPr>
-          <w:rFonts w:ascii="Courier New" w:eastAsia="Courier New" w:hAnsi="Courier New"/>
-          <w:sz w:val="16"/>
-        </w:rPr>
-        <w:t>    }</w:t>
-      </w:r>
-    </w:p>
-    <w:p>
-      <w:pPr>
-        <w:spacing w:after="0" w:line="360" w:lineRule="auto"/>
-        <w:ind w:left="283" w:right="283"/>
-        <w:rPr>
-          <w:rFonts w:ascii="Courier New" w:eastAsia="Courier New" w:hAnsi="Courier New"/>
-          <w:sz w:val="16"/>
-        </w:rPr>
-      </w:pPr>
-      <w:r>
-        <w:rPr>
-          <w:rFonts w:ascii="Courier New" w:eastAsia="Courier New" w:hAnsi="Courier New"/>
-          <w:sz w:val="16"/>
-        </w:rPr>
-        <w:t xml:space="preserve">    const </w:t>
-      </w:r>
-      <w:proofErr w:type="spellStart"/>
-      <w:r>
-        <w:rPr>
-          <w:rFonts w:ascii="Courier New" w:eastAsia="Courier New" w:hAnsi="Courier New"/>
-          <w:sz w:val="16"/>
-        </w:rPr>
-        <w:t>AtomT</w:t>
-      </w:r>
-      <w:proofErr w:type="spellEnd"/>
-      <w:r>
-        <w:rPr>
-          <w:rFonts w:ascii="Courier New" w:eastAsia="Courier New" w:hAnsi="Courier New"/>
-          <w:sz w:val="16"/>
-        </w:rPr>
-        <w:t xml:space="preserve">* </w:t>
-      </w:r>
-      <w:proofErr w:type="gramStart"/>
-      <w:r>
-        <w:rPr>
-          <w:rFonts w:ascii="Courier New" w:eastAsia="Courier New" w:hAnsi="Courier New"/>
-          <w:sz w:val="16"/>
-        </w:rPr>
-        <w:t>data(</w:t>
-      </w:r>
-      <w:proofErr w:type="gramEnd"/>
-      <w:r>
-        <w:rPr>
-          <w:rFonts w:ascii="Courier New" w:eastAsia="Courier New" w:hAnsi="Courier New"/>
-          <w:sz w:val="16"/>
-        </w:rPr>
-        <w:t xml:space="preserve">) const </w:t>
-      </w:r>
-      <w:proofErr w:type="spellStart"/>
-      <w:r>
-        <w:rPr>
-          <w:rFonts w:ascii="Courier New" w:eastAsia="Courier New" w:hAnsi="Courier New"/>
-          <w:sz w:val="16"/>
-        </w:rPr>
-        <w:t>noexcept</w:t>
-      </w:r>
-      <w:proofErr w:type="spellEnd"/>
-      <w:r>
-        <w:rPr>
-          <w:rFonts w:ascii="Courier New" w:eastAsia="Courier New" w:hAnsi="Courier New"/>
-          <w:sz w:val="16"/>
-        </w:rPr>
-        <w:t xml:space="preserve"> {</w:t>
-      </w:r>
-    </w:p>
-    <w:p>
-      <w:pPr>
-        <w:spacing w:after="0" w:line="360" w:lineRule="auto"/>
-        <w:ind w:left="283" w:right="283"/>
-        <w:rPr>
-          <w:rFonts w:ascii="Courier New" w:eastAsia="Courier New" w:hAnsi="Courier New"/>
-          <w:sz w:val="16"/>
-        </w:rPr>
-      </w:pPr>
-      <w:r>
-        <w:rPr>
-          <w:rFonts w:ascii="Courier New" w:eastAsia="Courier New" w:hAnsi="Courier New"/>
-          <w:sz w:val="16"/>
-        </w:rPr>
-        <w:t>        return data_-&gt;</w:t>
-      </w:r>
-      <w:proofErr w:type="gramStart"/>
-      <w:r>
-        <w:rPr>
-          <w:rFonts w:ascii="Courier New" w:eastAsia="Courier New" w:hAnsi="Courier New"/>
-          <w:sz w:val="16"/>
-        </w:rPr>
-        <w:t>data(</w:t>
-      </w:r>
-      <w:proofErr w:type="gramEnd"/>
-      <w:r>
-        <w:rPr>
-          <w:rFonts w:ascii="Courier New" w:eastAsia="Courier New" w:hAnsi="Courier New"/>
-          <w:sz w:val="16"/>
-        </w:rPr>
-        <w:t>);</w:t>
-      </w:r>
-    </w:p>
-    <w:p>
-      <w:pPr>
-        <w:spacing w:after="0" w:line="360" w:lineRule="auto"/>
-        <w:ind w:left="283" w:right="283"/>
-        <w:rPr>
-          <w:rFonts w:ascii="Courier New" w:eastAsia="Courier New" w:hAnsi="Courier New"/>
-          <w:sz w:val="16"/>
-        </w:rPr>
-      </w:pPr>
-      <w:r>
-        <w:rPr>
-          <w:rFonts w:ascii="Courier New" w:eastAsia="Courier New" w:hAnsi="Courier New"/>
-          <w:sz w:val="16"/>
-        </w:rPr>
-        <w:t>    }</w:t>
-      </w:r>
-    </w:p>
-    <w:p>
-      <w:pPr>
-        <w:spacing w:after="0" w:line="360" w:lineRule="auto"/>
-        <w:ind w:left="283" w:right="283"/>
-        <w:rPr>
-          <w:rFonts w:ascii="Courier New" w:eastAsia="Courier New" w:hAnsi="Courier New"/>
-          <w:sz w:val="16"/>
-        </w:rPr>
-      </w:pPr>
-      <w:r>
-        <w:rPr>
-          <w:rFonts w:ascii="Courier New" w:eastAsia="Courier New" w:hAnsi="Courier New"/>
-          <w:sz w:val="16"/>
-        </w:rPr>
-        <w:t xml:space="preserve">    </w:t>
-      </w:r>
-      <w:proofErr w:type="spellStart"/>
-      <w:r>
-        <w:rPr>
-          <w:rFonts w:ascii="Courier New" w:eastAsia="Courier New" w:hAnsi="Courier New"/>
-          <w:sz w:val="16"/>
-        </w:rPr>
-        <w:t>VectorView</w:t>
-      </w:r>
-      <w:proofErr w:type="spellEnd"/>
-      <w:r>
-        <w:rPr>
-          <w:rFonts w:ascii="Courier New" w:eastAsia="Courier New" w:hAnsi="Courier New"/>
-          <w:sz w:val="16"/>
-        </w:rPr>
-        <w:t>&lt;</w:t>
-      </w:r>
-      <w:proofErr w:type="spellStart"/>
-      <w:r>
-        <w:rPr>
-          <w:rFonts w:ascii="Courier New" w:eastAsia="Courier New" w:hAnsi="Courier New"/>
-          <w:sz w:val="16"/>
-        </w:rPr>
-        <w:t>AtomT</w:t>
-      </w:r>
-      <w:proofErr w:type="spellEnd"/>
-      <w:r>
-        <w:rPr>
-          <w:rFonts w:ascii="Courier New" w:eastAsia="Courier New" w:hAnsi="Courier New"/>
-          <w:sz w:val="16"/>
-        </w:rPr>
-        <w:t xml:space="preserve">&gt; </w:t>
-      </w:r>
-      <w:proofErr w:type="gramStart"/>
-      <w:r>
-        <w:rPr>
-          <w:rFonts w:ascii="Courier New" w:eastAsia="Courier New" w:hAnsi="Courier New"/>
-          <w:sz w:val="16"/>
-        </w:rPr>
-        <w:t>view(</w:t>
-      </w:r>
-      <w:proofErr w:type="gramEnd"/>
-      <w:r>
-        <w:rPr>
-          <w:rFonts w:ascii="Courier New" w:eastAsia="Courier New" w:hAnsi="Courier New"/>
-          <w:sz w:val="16"/>
-        </w:rPr>
-        <w:t xml:space="preserve">) </w:t>
-      </w:r>
-      <w:proofErr w:type="spellStart"/>
-      <w:r>
-        <w:rPr>
-          <w:rFonts w:ascii="Courier New" w:eastAsia="Courier New" w:hAnsi="Courier New"/>
-          <w:sz w:val="16"/>
-        </w:rPr>
-        <w:t>noexcept</w:t>
-      </w:r>
-      <w:proofErr w:type="spellEnd"/>
-      <w:r>
-        <w:rPr>
-          <w:rFonts w:ascii="Courier New" w:eastAsia="Courier New" w:hAnsi="Courier New"/>
-          <w:sz w:val="16"/>
-        </w:rPr>
-        <w:t xml:space="preserve"> {</w:t>
-      </w:r>
-    </w:p>
-    <w:p>
-      <w:pPr>
-        <w:spacing w:after="0" w:line="360" w:lineRule="auto"/>
-        <w:ind w:left="283" w:right="283"/>
-        <w:rPr>
-          <w:rFonts w:ascii="Courier New" w:eastAsia="Courier New" w:hAnsi="Courier New"/>
-          <w:sz w:val="16"/>
-        </w:rPr>
-      </w:pPr>
-      <w:r>
-        <w:rPr>
-          <w:rFonts w:ascii="Courier New" w:eastAsia="Courier New" w:hAnsi="Courier New"/>
-          <w:sz w:val="16"/>
-        </w:rPr>
-        <w:t>        return view_;</w:t>
-      </w:r>
-    </w:p>
-    <w:p>
-      <w:pPr>
-        <w:spacing w:after="0" w:line="360" w:lineRule="auto"/>
-        <w:ind w:left="283" w:right="283"/>
-        <w:rPr>
-          <w:rFonts w:ascii="Courier New" w:eastAsia="Courier New" w:hAnsi="Courier New"/>
-          <w:sz w:val="16"/>
-        </w:rPr>
-      </w:pPr>
-      <w:r>
-        <w:rPr>
-          <w:rFonts w:ascii="Courier New" w:eastAsia="Courier New" w:hAnsi="Courier New"/>
-          <w:sz w:val="16"/>
-        </w:rPr>
-        <w:t>    }</w:t>
-      </w:r>
-    </w:p>
-    <w:p>
-      <w:pPr>
-        <w:spacing w:after="0" w:line="360" w:lineRule="auto"/>
-        <w:ind w:left="283" w:right="283"/>
-        <w:rPr>
-          <w:rFonts w:ascii="Courier New" w:eastAsia="Courier New" w:hAnsi="Courier New"/>
-          <w:sz w:val="16"/>
-        </w:rPr>
-      </w:pPr>
-      <w:r>
-        <w:rPr>
-          <w:rFonts w:ascii="Courier New" w:eastAsia="Courier New" w:hAnsi="Courier New"/>
-          <w:sz w:val="16"/>
-        </w:rPr>
-        <w:t xml:space="preserve">    </w:t>
-      </w:r>
-      <w:proofErr w:type="spellStart"/>
-      <w:r>
-        <w:rPr>
-          <w:rFonts w:ascii="Courier New" w:eastAsia="Courier New" w:hAnsi="Courier New"/>
-          <w:sz w:val="16"/>
-        </w:rPr>
-        <w:t>VectorView</w:t>
-      </w:r>
-      <w:proofErr w:type="spellEnd"/>
-      <w:r>
-        <w:rPr>
-          <w:rFonts w:ascii="Courier New" w:eastAsia="Courier New" w:hAnsi="Courier New"/>
-          <w:sz w:val="16"/>
-        </w:rPr>
-        <w:t xml:space="preserve">&lt;const </w:t>
-      </w:r>
-      <w:proofErr w:type="spellStart"/>
-      <w:r>
-        <w:rPr>
-          <w:rFonts w:ascii="Courier New" w:eastAsia="Courier New" w:hAnsi="Courier New"/>
-          <w:sz w:val="16"/>
-        </w:rPr>
-        <w:t>AtomT</w:t>
-      </w:r>
-      <w:proofErr w:type="spellEnd"/>
-      <w:r>
-        <w:rPr>
-          <w:rFonts w:ascii="Courier New" w:eastAsia="Courier New" w:hAnsi="Courier New"/>
-          <w:sz w:val="16"/>
-        </w:rPr>
-        <w:t xml:space="preserve">&gt; </w:t>
-      </w:r>
-      <w:proofErr w:type="gramStart"/>
-      <w:r>
-        <w:rPr>
-          <w:rFonts w:ascii="Courier New" w:eastAsia="Courier New" w:hAnsi="Courier New"/>
-          <w:sz w:val="16"/>
-        </w:rPr>
-        <w:t>view(</w:t>
-      </w:r>
-      <w:proofErr w:type="gramEnd"/>
-      <w:r>
-        <w:rPr>
-          <w:rFonts w:ascii="Courier New" w:eastAsia="Courier New" w:hAnsi="Courier New"/>
-          <w:sz w:val="16"/>
-        </w:rPr>
-        <w:t xml:space="preserve">) const </w:t>
-      </w:r>
-      <w:proofErr w:type="spellStart"/>
-      <w:r>
-        <w:rPr>
-          <w:rFonts w:ascii="Courier New" w:eastAsia="Courier New" w:hAnsi="Courier New"/>
-          <w:sz w:val="16"/>
-        </w:rPr>
-        <w:t>noexcept</w:t>
-      </w:r>
-      <w:proofErr w:type="spellEnd"/>
-      <w:r>
-        <w:rPr>
-          <w:rFonts w:ascii="Courier New" w:eastAsia="Courier New" w:hAnsi="Courier New"/>
-          <w:sz w:val="16"/>
-        </w:rPr>
-        <w:t xml:space="preserve"> {</w:t>
-      </w:r>
-    </w:p>
-    <w:p>
-      <w:pPr>
-        <w:spacing w:after="0" w:line="360" w:lineRule="auto"/>
-        <w:ind w:left="283" w:right="283"/>
-        <w:rPr>
-          <w:rFonts w:ascii="Courier New" w:eastAsia="Courier New" w:hAnsi="Courier New"/>
-          <w:sz w:val="16"/>
-        </w:rPr>
-      </w:pPr>
-      <w:r>
-        <w:rPr>
-          <w:rFonts w:ascii="Courier New" w:eastAsia="Courier New" w:hAnsi="Courier New"/>
-          <w:sz w:val="16"/>
-        </w:rPr>
-        <w:t xml:space="preserve">        return </w:t>
-      </w:r>
-      <w:proofErr w:type="spellStart"/>
-      <w:r>
-        <w:rPr>
-          <w:rFonts w:ascii="Courier New" w:eastAsia="Courier New" w:hAnsi="Courier New"/>
-          <w:sz w:val="16"/>
-        </w:rPr>
-        <w:t>VectorView</w:t>
-      </w:r>
-      <w:proofErr w:type="spellEnd"/>
-      <w:r>
-        <w:rPr>
-          <w:rFonts w:ascii="Courier New" w:eastAsia="Courier New" w:hAnsi="Courier New"/>
-          <w:sz w:val="16"/>
-        </w:rPr>
-        <w:t xml:space="preserve">&lt;const </w:t>
-      </w:r>
-      <w:proofErr w:type="spellStart"/>
-      <w:r>
-        <w:rPr>
-          <w:rFonts w:ascii="Courier New" w:eastAsia="Courier New" w:hAnsi="Courier New"/>
-          <w:sz w:val="16"/>
-        </w:rPr>
-        <w:t>AtomT</w:t>
-      </w:r>
-      <w:proofErr w:type="spellEnd"/>
-      <w:proofErr w:type="gramStart"/>
-      <w:r>
-        <w:rPr>
-          <w:rFonts w:ascii="Courier New" w:eastAsia="Courier New" w:hAnsi="Courier New"/>
-          <w:sz w:val="16"/>
-        </w:rPr>
-        <w:t>&gt;(</w:t>
-      </w:r>
-      <w:proofErr w:type="gramEnd"/>
-    </w:p>
-    <w:p>
-      <w:pPr>
-        <w:spacing w:after="0" w:line="360" w:lineRule="auto"/>
-        <w:ind w:left="283" w:right="283"/>
-        <w:rPr>
-          <w:rFonts w:ascii="Courier New" w:eastAsia="Courier New" w:hAnsi="Courier New"/>
-          <w:sz w:val="16"/>
-        </w:rPr>
-      </w:pPr>
-      <w:r>
-        <w:rPr>
-          <w:rFonts w:ascii="Courier New" w:eastAsia="Courier New" w:hAnsi="Courier New"/>
-          <w:sz w:val="16"/>
-        </w:rPr>
-        <w:t xml:space="preserve">            </w:t>
-      </w:r>
-      <w:proofErr w:type="spellStart"/>
-      <w:r>
-        <w:rPr>
-          <w:rFonts w:ascii="Courier New" w:eastAsia="Courier New" w:hAnsi="Courier New"/>
-          <w:sz w:val="16"/>
-        </w:rPr>
-        <w:t>const_cast</w:t>
-      </w:r>
-      <w:proofErr w:type="spellEnd"/>
-      <w:r>
-        <w:rPr>
-          <w:rFonts w:ascii="Courier New" w:eastAsia="Courier New" w:hAnsi="Courier New"/>
-          <w:sz w:val="16"/>
-        </w:rPr>
-        <w:t>&lt;</w:t>
-      </w:r>
-      <w:proofErr w:type="spellStart"/>
-      <w:r>
-        <w:rPr>
-          <w:rFonts w:ascii="Courier New" w:eastAsia="Courier New" w:hAnsi="Courier New"/>
-          <w:sz w:val="16"/>
-        </w:rPr>
-        <w:t>AtomT</w:t>
-      </w:r>
-      <w:proofErr w:type="spellEnd"/>
-      <w:r>
-        <w:rPr>
-          <w:rFonts w:ascii="Courier New" w:eastAsia="Courier New" w:hAnsi="Courier New"/>
-          <w:sz w:val="16"/>
-        </w:rPr>
-        <w:t>*&gt;(data_-&gt;</w:t>
-      </w:r>
-      <w:proofErr w:type="gramStart"/>
-      <w:r>
-        <w:rPr>
-          <w:rFonts w:ascii="Courier New" w:eastAsia="Courier New" w:hAnsi="Courier New"/>
-          <w:sz w:val="16"/>
-        </w:rPr>
-        <w:t>data(</w:t>
-      </w:r>
-      <w:proofErr w:type="gramEnd"/>
-      <w:r>
-        <w:rPr>
-          <w:rFonts w:ascii="Courier New" w:eastAsia="Courier New" w:hAnsi="Courier New"/>
-          <w:sz w:val="16"/>
-        </w:rPr>
-        <w:t>)), data_-&gt;</w:t>
-      </w:r>
-      <w:proofErr w:type="gramStart"/>
-      <w:r>
-        <w:rPr>
-          <w:rFonts w:ascii="Courier New" w:eastAsia="Courier New" w:hAnsi="Courier New"/>
-          <w:sz w:val="16"/>
-        </w:rPr>
-        <w:t>size(</w:t>
-      </w:r>
-      <w:proofErr w:type="gramEnd"/>
-      <w:r>
-        <w:rPr>
-          <w:rFonts w:ascii="Courier New" w:eastAsia="Courier New" w:hAnsi="Courier New"/>
-          <w:sz w:val="16"/>
-        </w:rPr>
-        <w:t>)</w:t>
-      </w:r>
-    </w:p>
-    <w:p>
-      <w:pPr>
-        <w:spacing w:after="0" w:line="360" w:lineRule="auto"/>
-        <w:ind w:left="283" w:right="283"/>
-        <w:rPr>
-          <w:rFonts w:ascii="Courier New" w:eastAsia="Courier New" w:hAnsi="Courier New"/>
-          <w:sz w:val="16"/>
-        </w:rPr>
-      </w:pPr>
-      <w:r>
-        <w:rPr>
-          <w:rFonts w:ascii="Courier New" w:eastAsia="Courier New" w:hAnsi="Courier New"/>
-          <w:sz w:val="16"/>
-        </w:rPr>
-        <w:lastRenderedPageBreak/>
-        <w:t>        );</w:t>
-      </w:r>
-    </w:p>
-    <w:p>
-      <w:pPr>
-        <w:spacing w:after="0" w:line="360" w:lineRule="auto"/>
-        <w:ind w:left="283" w:right="283"/>
-        <w:rPr>
-          <w:rFonts w:ascii="Courier New" w:eastAsia="Courier New" w:hAnsi="Courier New"/>
-          <w:sz w:val="16"/>
-        </w:rPr>
-      </w:pPr>
-      <w:r>
-        <w:rPr>
-          <w:rFonts w:ascii="Courier New" w:eastAsia="Courier New" w:hAnsi="Courier New"/>
-          <w:sz w:val="16"/>
-        </w:rPr>
-        <w:t>    }</w:t>
-      </w:r>
-    </w:p>
-    <w:p>
-      <w:pPr>
-        <w:spacing w:after="0" w:line="360" w:lineRule="auto"/>
-        <w:ind w:left="283" w:right="283"/>
-        <w:rPr>
-          <w:rFonts w:ascii="Courier New" w:eastAsia="Courier New" w:hAnsi="Courier New"/>
-          <w:sz w:val="16"/>
-        </w:rPr>
-      </w:pPr>
-      <w:r>
-        <w:rPr>
-          <w:rFonts w:ascii="Courier New" w:eastAsia="Courier New" w:hAnsi="Courier New"/>
-          <w:sz w:val="16"/>
-        </w:rPr>
-        <w:t xml:space="preserve">    void </w:t>
-      </w:r>
-      <w:proofErr w:type="spellStart"/>
-      <w:r>
-        <w:rPr>
-          <w:rFonts w:ascii="Courier New" w:eastAsia="Courier New" w:hAnsi="Courier New"/>
-          <w:sz w:val="16"/>
-        </w:rPr>
-        <w:t>copy_from_</w:t>
-      </w:r>
-      <w:proofErr w:type="gramStart"/>
-      <w:r>
-        <w:rPr>
-          <w:rFonts w:ascii="Courier New" w:eastAsia="Courier New" w:hAnsi="Courier New"/>
-          <w:sz w:val="16"/>
-        </w:rPr>
-        <w:t>host</w:t>
-      </w:r>
-      <w:proofErr w:type="spellEnd"/>
-      <w:r>
-        <w:rPr>
-          <w:rFonts w:ascii="Courier New" w:eastAsia="Courier New" w:hAnsi="Courier New"/>
-          <w:sz w:val="16"/>
-        </w:rPr>
-        <w:t>(</w:t>
-      </w:r>
-      <w:proofErr w:type="gramEnd"/>
-      <w:r>
-        <w:rPr>
-          <w:rFonts w:ascii="Courier New" w:eastAsia="Courier New" w:hAnsi="Courier New"/>
-          <w:sz w:val="16"/>
-        </w:rPr>
-        <w:t xml:space="preserve">const </w:t>
-      </w:r>
-      <w:proofErr w:type="spellStart"/>
-      <w:r>
-        <w:rPr>
-          <w:rFonts w:ascii="Courier New" w:eastAsia="Courier New" w:hAnsi="Courier New"/>
-          <w:sz w:val="16"/>
-        </w:rPr>
-        <w:t>AtomT</w:t>
-      </w:r>
-      <w:proofErr w:type="spellEnd"/>
-      <w:r>
-        <w:rPr>
-          <w:rFonts w:ascii="Courier New" w:eastAsia="Courier New" w:hAnsi="Courier New"/>
-          <w:sz w:val="16"/>
-        </w:rPr>
-        <w:t xml:space="preserve">* </w:t>
-      </w:r>
-      <w:proofErr w:type="spellStart"/>
-      <w:r>
-        <w:rPr>
-          <w:rFonts w:ascii="Courier New" w:eastAsia="Courier New" w:hAnsi="Courier New"/>
-          <w:sz w:val="16"/>
-        </w:rPr>
-        <w:t>host_data</w:t>
-      </w:r>
-      <w:proofErr w:type="spellEnd"/>
-      <w:r>
-        <w:rPr>
-          <w:rFonts w:ascii="Courier New" w:eastAsia="Courier New" w:hAnsi="Courier New"/>
-          <w:sz w:val="16"/>
-        </w:rPr>
-        <w:t>) {</w:t>
-      </w:r>
-    </w:p>
-    <w:p>
-      <w:pPr>
-        <w:spacing w:after="0" w:line="360" w:lineRule="auto"/>
-        <w:ind w:left="283" w:right="283"/>
-        <w:rPr>
-          <w:rFonts w:ascii="Courier New" w:eastAsia="Courier New" w:hAnsi="Courier New"/>
-          <w:sz w:val="16"/>
-        </w:rPr>
-      </w:pPr>
-      <w:r>
-        <w:rPr>
-          <w:rFonts w:ascii="Courier New" w:eastAsia="Courier New" w:hAnsi="Courier New"/>
-          <w:sz w:val="16"/>
-        </w:rPr>
-        <w:t>        data_-&gt;</w:t>
-      </w:r>
-      <w:proofErr w:type="spellStart"/>
-      <w:r>
-        <w:rPr>
-          <w:rFonts w:ascii="Courier New" w:eastAsia="Courier New" w:hAnsi="Courier New"/>
-          <w:sz w:val="16"/>
-        </w:rPr>
-        <w:t>copy_from_host</w:t>
-      </w:r>
-      <w:proofErr w:type="spellEnd"/>
-      <w:r>
-        <w:rPr>
-          <w:rFonts w:ascii="Courier New" w:eastAsia="Courier New" w:hAnsi="Courier New"/>
-          <w:sz w:val="16"/>
-        </w:rPr>
-        <w:t>(</w:t>
-      </w:r>
-      <w:proofErr w:type="spellStart"/>
-      <w:r>
-        <w:rPr>
-          <w:rFonts w:ascii="Courier New" w:eastAsia="Courier New" w:hAnsi="Courier New"/>
-          <w:sz w:val="16"/>
-        </w:rPr>
-        <w:t>host_data</w:t>
-      </w:r>
-      <w:proofErr w:type="spellEnd"/>
-      <w:r>
-        <w:rPr>
-          <w:rFonts w:ascii="Courier New" w:eastAsia="Courier New" w:hAnsi="Courier New"/>
-          <w:sz w:val="16"/>
-        </w:rPr>
-        <w:t>);</w:t>
-      </w:r>
-    </w:p>
-    <w:p>
-      <w:pPr>
-        <w:spacing w:after="0" w:line="360" w:lineRule="auto"/>
-        <w:ind w:left="283" w:right="283"/>
-        <w:rPr>
-          <w:rFonts w:ascii="Courier New" w:eastAsia="Courier New" w:hAnsi="Courier New"/>
-          <w:sz w:val="16"/>
-        </w:rPr>
-      </w:pPr>
-      <w:r>
-        <w:rPr>
-          <w:rFonts w:ascii="Courier New" w:eastAsia="Courier New" w:hAnsi="Courier New"/>
-          <w:sz w:val="16"/>
-        </w:rPr>
-        <w:t>    }</w:t>
-      </w:r>
-    </w:p>
-    <w:p>
-      <w:pPr>
-        <w:spacing w:after="0" w:line="360" w:lineRule="auto"/>
-        <w:ind w:left="283" w:right="283"/>
-        <w:rPr>
-          <w:rFonts w:ascii="Courier New" w:eastAsia="Courier New" w:hAnsi="Courier New"/>
-          <w:sz w:val="16"/>
-        </w:rPr>
-      </w:pPr>
-      <w:r>
-        <w:rPr>
-          <w:rFonts w:ascii="Courier New" w:eastAsia="Courier New" w:hAnsi="Courier New"/>
-          <w:sz w:val="16"/>
-        </w:rPr>
-        <w:t xml:space="preserve">    void </w:t>
-      </w:r>
-      <w:proofErr w:type="spellStart"/>
-      <w:r>
-        <w:rPr>
-          <w:rFonts w:ascii="Courier New" w:eastAsia="Courier New" w:hAnsi="Courier New"/>
-          <w:sz w:val="16"/>
-        </w:rPr>
-        <w:t>copy_to_</w:t>
-      </w:r>
-      <w:proofErr w:type="gramStart"/>
-      <w:r>
-        <w:rPr>
-          <w:rFonts w:ascii="Courier New" w:eastAsia="Courier New" w:hAnsi="Courier New"/>
-          <w:sz w:val="16"/>
-        </w:rPr>
-        <w:t>host</w:t>
-      </w:r>
-      <w:proofErr w:type="spellEnd"/>
-      <w:r>
-        <w:rPr>
-          <w:rFonts w:ascii="Courier New" w:eastAsia="Courier New" w:hAnsi="Courier New"/>
-          <w:sz w:val="16"/>
-        </w:rPr>
-        <w:t>(</w:t>
-      </w:r>
-      <w:proofErr w:type="spellStart"/>
-      <w:proofErr w:type="gramEnd"/>
-      <w:r>
-        <w:rPr>
-          <w:rFonts w:ascii="Courier New" w:eastAsia="Courier New" w:hAnsi="Courier New"/>
-          <w:sz w:val="16"/>
-        </w:rPr>
-        <w:t>AtomT</w:t>
-      </w:r>
-      <w:proofErr w:type="spellEnd"/>
-      <w:r>
-        <w:rPr>
-          <w:rFonts w:ascii="Courier New" w:eastAsia="Courier New" w:hAnsi="Courier New"/>
-          <w:sz w:val="16"/>
-        </w:rPr>
-        <w:t xml:space="preserve">* </w:t>
-      </w:r>
-      <w:proofErr w:type="spellStart"/>
-      <w:r>
-        <w:rPr>
-          <w:rFonts w:ascii="Courier New" w:eastAsia="Courier New" w:hAnsi="Courier New"/>
-          <w:sz w:val="16"/>
-        </w:rPr>
-        <w:t>host_data</w:t>
-      </w:r>
-      <w:proofErr w:type="spellEnd"/>
-      <w:r>
-        <w:rPr>
-          <w:rFonts w:ascii="Courier New" w:eastAsia="Courier New" w:hAnsi="Courier New"/>
-          <w:sz w:val="16"/>
-        </w:rPr>
-        <w:t>) const {</w:t>
-      </w:r>
-    </w:p>
-    <w:p>
-      <w:pPr>
-        <w:spacing w:after="0" w:line="360" w:lineRule="auto"/>
-        <w:ind w:left="283" w:right="283"/>
-        <w:rPr>
-          <w:rFonts w:ascii="Courier New" w:eastAsia="Courier New" w:hAnsi="Courier New"/>
-          <w:sz w:val="16"/>
-        </w:rPr>
-      </w:pPr>
-      <w:r>
-        <w:rPr>
-          <w:rFonts w:ascii="Courier New" w:eastAsia="Courier New" w:hAnsi="Courier New"/>
-          <w:sz w:val="16"/>
-        </w:rPr>
-        <w:t>        data_-&gt;</w:t>
-      </w:r>
-      <w:proofErr w:type="spellStart"/>
-      <w:r>
-        <w:rPr>
-          <w:rFonts w:ascii="Courier New" w:eastAsia="Courier New" w:hAnsi="Courier New"/>
-          <w:sz w:val="16"/>
-        </w:rPr>
-        <w:t>copy_to_host</w:t>
-      </w:r>
-      <w:proofErr w:type="spellEnd"/>
-      <w:r>
-        <w:rPr>
-          <w:rFonts w:ascii="Courier New" w:eastAsia="Courier New" w:hAnsi="Courier New"/>
-          <w:sz w:val="16"/>
-        </w:rPr>
-        <w:t>(</w:t>
-      </w:r>
-      <w:proofErr w:type="spellStart"/>
-      <w:r>
-        <w:rPr>
-          <w:rFonts w:ascii="Courier New" w:eastAsia="Courier New" w:hAnsi="Courier New"/>
-          <w:sz w:val="16"/>
-        </w:rPr>
-        <w:t>host_data</w:t>
-      </w:r>
-      <w:proofErr w:type="spellEnd"/>
-      <w:r>
-        <w:rPr>
-          <w:rFonts w:ascii="Courier New" w:eastAsia="Courier New" w:hAnsi="Courier New"/>
-          <w:sz w:val="16"/>
-        </w:rPr>
-        <w:t>);</w:t>
-      </w:r>
-    </w:p>
-    <w:p>
-      <w:pPr>
-        <w:spacing w:after="0" w:line="360" w:lineRule="auto"/>
-        <w:ind w:left="283" w:right="283"/>
-        <w:rPr>
-          <w:rFonts w:ascii="Courier New" w:eastAsia="Courier New" w:hAnsi="Courier New"/>
-          <w:sz w:val="16"/>
-        </w:rPr>
-      </w:pPr>
-      <w:r>
-        <w:rPr>
-          <w:rFonts w:ascii="Courier New" w:eastAsia="Courier New" w:hAnsi="Courier New"/>
-          <w:sz w:val="16"/>
-        </w:rPr>
-        <w:t>    }</w:t>
-      </w:r>
-    </w:p>
-    <w:p>
-      <w:pPr>
-        <w:spacing w:after="0" w:line="360" w:lineRule="auto"/>
-        <w:ind w:left="283" w:right="283"/>
-        <w:rPr>
-          <w:rFonts w:ascii="Courier New" w:eastAsia="Courier New" w:hAnsi="Courier New"/>
-          <w:sz w:val="16"/>
-        </w:rPr>
-      </w:pPr>
-      <w:r>
-        <w:rPr>
-          <w:rFonts w:ascii="Courier New" w:eastAsia="Courier New" w:hAnsi="Courier New"/>
-          <w:sz w:val="16"/>
-        </w:rPr>
-        <w:t>private:</w:t>
-      </w:r>
-    </w:p>
-    <w:p>
-      <w:pPr>
-        <w:spacing w:after="0" w:line="360" w:lineRule="auto"/>
-        <w:ind w:left="283" w:right="283"/>
-        <w:rPr>
-          <w:rFonts w:ascii="Courier New" w:eastAsia="Courier New" w:hAnsi="Courier New"/>
-          <w:sz w:val="16"/>
-        </w:rPr>
-      </w:pPr>
-      <w:r>
-        <w:rPr>
-          <w:rFonts w:ascii="Courier New" w:eastAsia="Courier New" w:hAnsi="Courier New"/>
-          <w:sz w:val="16"/>
-        </w:rPr>
-        <w:t xml:space="preserve">    </w:t>
-      </w:r>
-      <w:proofErr w:type="gramStart"/>
-      <w:r>
-        <w:rPr>
-          <w:rFonts w:ascii="Courier New" w:eastAsia="Courier New" w:hAnsi="Courier New"/>
-          <w:sz w:val="16"/>
-        </w:rPr>
-        <w:t>std::</w:t>
-      </w:r>
-      <w:proofErr w:type="spellStart"/>
-      <w:proofErr w:type="gramEnd"/>
-      <w:r>
-        <w:rPr>
-          <w:rFonts w:ascii="Courier New" w:eastAsia="Courier New" w:hAnsi="Courier New"/>
-          <w:sz w:val="16"/>
-        </w:rPr>
-        <w:t>shared_ptr</w:t>
-      </w:r>
-      <w:proofErr w:type="spellEnd"/>
-      <w:r>
-        <w:rPr>
-          <w:rFonts w:ascii="Courier New" w:eastAsia="Courier New" w:hAnsi="Courier New"/>
-          <w:sz w:val="16"/>
-        </w:rPr>
-        <w:t>&lt;Data&lt;</w:t>
-      </w:r>
-      <w:proofErr w:type="spellStart"/>
-      <w:r>
-        <w:rPr>
-          <w:rFonts w:ascii="Courier New" w:eastAsia="Courier New" w:hAnsi="Courier New"/>
-          <w:sz w:val="16"/>
-        </w:rPr>
-        <w:t>AtomT</w:t>
-      </w:r>
-      <w:proofErr w:type="spellEnd"/>
-      <w:r>
-        <w:rPr>
-          <w:rFonts w:ascii="Courier New" w:eastAsia="Courier New" w:hAnsi="Courier New"/>
-          <w:sz w:val="16"/>
-        </w:rPr>
-        <w:t>&gt;&gt; data_;</w:t>
-      </w:r>
-    </w:p>
-    <w:p>
-      <w:pPr>
-        <w:spacing w:after="0" w:line="360" w:lineRule="auto"/>
-        <w:ind w:left="283" w:right="283"/>
-        <w:rPr>
-          <w:rFonts w:ascii="Courier New" w:eastAsia="Courier New" w:hAnsi="Courier New"/>
-          <w:sz w:val="16"/>
-        </w:rPr>
-      </w:pPr>
-      <w:r>
-        <w:rPr>
-          <w:rFonts w:ascii="Courier New" w:eastAsia="Courier New" w:hAnsi="Courier New"/>
-          <w:sz w:val="16"/>
-        </w:rPr>
-        <w:t xml:space="preserve">    </w:t>
-      </w:r>
-      <w:proofErr w:type="spellStart"/>
-      <w:r>
-        <w:rPr>
-          <w:rFonts w:ascii="Courier New" w:eastAsia="Courier New" w:hAnsi="Courier New"/>
-          <w:sz w:val="16"/>
-        </w:rPr>
-        <w:t>VectorView</w:t>
-      </w:r>
-      <w:proofErr w:type="spellEnd"/>
-      <w:r>
-        <w:rPr>
-          <w:rFonts w:ascii="Courier New" w:eastAsia="Courier New" w:hAnsi="Courier New"/>
-          <w:sz w:val="16"/>
-        </w:rPr>
-        <w:t>&lt;</w:t>
-      </w:r>
-      <w:proofErr w:type="spellStart"/>
-      <w:r>
-        <w:rPr>
-          <w:rFonts w:ascii="Courier New" w:eastAsia="Courier New" w:hAnsi="Courier New"/>
-          <w:sz w:val="16"/>
-        </w:rPr>
-        <w:t>AtomT</w:t>
-      </w:r>
-      <w:proofErr w:type="spellEnd"/>
-      <w:r>
-        <w:rPr>
-          <w:rFonts w:ascii="Courier New" w:eastAsia="Courier New" w:hAnsi="Courier New"/>
-          <w:sz w:val="16"/>
-        </w:rPr>
-        <w:t>&gt; view_;</w:t>
-      </w:r>
-    </w:p>
-    <w:p>
-      <w:pPr>
-        <w:spacing w:after="0" w:line="360" w:lineRule="auto"/>
-        <w:ind w:left="283" w:right="283"/>
-        <w:rPr>
-          <w:rFonts w:ascii="Courier New" w:eastAsia="Courier New" w:hAnsi="Courier New"/>
-          <w:sz w:val="16"/>
-        </w:rPr>
-      </w:pPr>
-      <w:r>
-        <w:rPr>
-          <w:rFonts w:ascii="Courier New" w:eastAsia="Courier New" w:hAnsi="Courier New"/>
-          <w:sz w:val="16"/>
-        </w:rPr>
-        <w:t>};</w:t>
-      </w:r>
-    </w:p>
-    <w:p>
-      <w:pPr>
-        <w:spacing w:after="0" w:line="360" w:lineRule="auto"/>
-        <w:ind w:left="283" w:right="283"/>
-        <w:rPr>
-          <w:rFonts w:ascii="Courier New" w:eastAsia="Courier New" w:hAnsi="Courier New"/>
-          <w:sz w:val="16"/>
-        </w:rPr>
-      </w:pPr>
-      <w:r>
-        <w:rPr>
-          <w:rFonts w:ascii="Courier New" w:eastAsia="Courier New" w:hAnsi="Courier New"/>
-          <w:sz w:val="16"/>
-        </w:rPr>
-        <w:t>template &lt;</w:t>
-      </w:r>
-      <w:proofErr w:type="spellStart"/>
-      <w:r>
-        <w:rPr>
-          <w:rFonts w:ascii="Courier New" w:eastAsia="Courier New" w:hAnsi="Courier New"/>
-          <w:sz w:val="16"/>
-        </w:rPr>
-        <w:t>typename</w:t>
-      </w:r>
-      <w:proofErr w:type="spellEnd"/>
-      <w:r>
-        <w:rPr>
-          <w:rFonts w:ascii="Courier New" w:eastAsia="Courier New" w:hAnsi="Courier New"/>
-          <w:sz w:val="16"/>
-        </w:rPr>
-        <w:t xml:space="preserve"> </w:t>
-      </w:r>
-      <w:proofErr w:type="spellStart"/>
-      <w:r>
-        <w:rPr>
-          <w:rFonts w:ascii="Courier New" w:eastAsia="Courier New" w:hAnsi="Courier New"/>
-          <w:sz w:val="16"/>
-        </w:rPr>
-        <w:t>AtomT</w:t>
-      </w:r>
-      <w:proofErr w:type="spellEnd"/>
-      <w:r>
-        <w:rPr>
-          <w:rFonts w:ascii="Courier New" w:eastAsia="Courier New" w:hAnsi="Courier New"/>
-          <w:sz w:val="16"/>
-        </w:rPr>
-        <w:t>&gt;</w:t>
-      </w:r>
-    </w:p>
-    <w:p>
-      <w:pPr>
-        <w:spacing w:after="0" w:line="360" w:lineRule="auto"/>
-        <w:ind w:left="283" w:right="283"/>
-        <w:rPr>
-          <w:rFonts w:ascii="Courier New" w:eastAsia="Courier New" w:hAnsi="Courier New"/>
-          <w:sz w:val="16"/>
-        </w:rPr>
-      </w:pPr>
-      <w:r>
-        <w:rPr>
-          <w:rFonts w:ascii="Courier New" w:eastAsia="Courier New" w:hAnsi="Courier New"/>
-          <w:sz w:val="16"/>
-        </w:rPr>
-        <w:t>Vector&lt;</w:t>
-      </w:r>
-      <w:proofErr w:type="spellStart"/>
-      <w:r>
-        <w:rPr>
-          <w:rFonts w:ascii="Courier New" w:eastAsia="Courier New" w:hAnsi="Courier New"/>
-          <w:sz w:val="16"/>
-        </w:rPr>
-        <w:t>AtomT</w:t>
-      </w:r>
-      <w:proofErr w:type="spellEnd"/>
-      <w:r>
-        <w:rPr>
-          <w:rFonts w:ascii="Courier New" w:eastAsia="Courier New" w:hAnsi="Courier New"/>
-          <w:sz w:val="16"/>
-        </w:rPr>
-        <w:t>&gt; operator</w:t>
-      </w:r>
-      <w:proofErr w:type="gramStart"/>
-      <w:r>
-        <w:rPr>
-          <w:rFonts w:ascii="Courier New" w:eastAsia="Courier New" w:hAnsi="Courier New"/>
-          <w:sz w:val="16"/>
-        </w:rPr>
-        <w:t>+(</w:t>
-      </w:r>
-      <w:proofErr w:type="gramEnd"/>
-      <w:r>
-        <w:rPr>
-          <w:rFonts w:ascii="Courier New" w:eastAsia="Courier New" w:hAnsi="Courier New"/>
-          <w:sz w:val="16"/>
-        </w:rPr>
-        <w:t>const Vector&lt;</w:t>
-      </w:r>
-      <w:proofErr w:type="spellStart"/>
-      <w:r>
-        <w:rPr>
-          <w:rFonts w:ascii="Courier New" w:eastAsia="Courier New" w:hAnsi="Courier New"/>
-          <w:sz w:val="16"/>
-        </w:rPr>
-        <w:t>AtomT</w:t>
-      </w:r>
-      <w:proofErr w:type="spellEnd"/>
-      <w:r>
-        <w:rPr>
-          <w:rFonts w:ascii="Courier New" w:eastAsia="Courier New" w:hAnsi="Courier New"/>
-          <w:sz w:val="16"/>
-        </w:rPr>
-        <w:t>&gt;&amp; a, const Vector&lt;</w:t>
-      </w:r>
-      <w:proofErr w:type="spellStart"/>
-      <w:r>
-        <w:rPr>
-          <w:rFonts w:ascii="Courier New" w:eastAsia="Courier New" w:hAnsi="Courier New"/>
-          <w:sz w:val="16"/>
-        </w:rPr>
-        <w:t>AtomT</w:t>
-      </w:r>
-      <w:proofErr w:type="spellEnd"/>
-      <w:r>
-        <w:rPr>
-          <w:rFonts w:ascii="Courier New" w:eastAsia="Courier New" w:hAnsi="Courier New"/>
-          <w:sz w:val="16"/>
-        </w:rPr>
-        <w:t>&gt;&amp; b) {</w:t>
-      </w:r>
-    </w:p>
-    <w:p>
-      <w:pPr>
-        <w:spacing w:after="0" w:line="360" w:lineRule="auto"/>
-        <w:ind w:left="283" w:right="283"/>
-        <w:rPr>
-          <w:rFonts w:ascii="Courier New" w:eastAsia="Courier New" w:hAnsi="Courier New"/>
-          <w:sz w:val="16"/>
-        </w:rPr>
-      </w:pPr>
-      <w:r>
-        <w:rPr>
-          <w:rFonts w:ascii="Courier New" w:eastAsia="Courier New" w:hAnsi="Courier New"/>
-          <w:sz w:val="16"/>
-        </w:rPr>
-        <w:t>    if (</w:t>
-      </w:r>
-      <w:proofErr w:type="spellStart"/>
-      <w:proofErr w:type="gramStart"/>
-      <w:r>
-        <w:rPr>
-          <w:rFonts w:ascii="Courier New" w:eastAsia="Courier New" w:hAnsi="Courier New"/>
-          <w:sz w:val="16"/>
-        </w:rPr>
-        <w:t>a.size</w:t>
-      </w:r>
-      <w:proofErr w:type="spellEnd"/>
-      <w:proofErr w:type="gramEnd"/>
-      <w:r>
-        <w:rPr>
-          <w:rFonts w:ascii="Courier New" w:eastAsia="Courier New" w:hAnsi="Courier New"/>
-          <w:sz w:val="16"/>
-        </w:rPr>
-        <w:t>(</w:t>
-      </w:r>
-      <w:proofErr w:type="gramStart"/>
-      <w:r>
-        <w:rPr>
-          <w:rFonts w:ascii="Courier New" w:eastAsia="Courier New" w:hAnsi="Courier New"/>
-          <w:sz w:val="16"/>
-        </w:rPr>
-        <w:t>) !</w:t>
-      </w:r>
-      <w:proofErr w:type="gramEnd"/>
-      <w:r>
-        <w:rPr>
-          <w:rFonts w:ascii="Courier New" w:eastAsia="Courier New" w:hAnsi="Courier New"/>
-          <w:sz w:val="16"/>
-        </w:rPr>
-        <w:t xml:space="preserve">= </w:t>
-      </w:r>
-      <w:proofErr w:type="spellStart"/>
-      <w:proofErr w:type="gramStart"/>
-      <w:r>
-        <w:rPr>
-          <w:rFonts w:ascii="Courier New" w:eastAsia="Courier New" w:hAnsi="Courier New"/>
-          <w:sz w:val="16"/>
-        </w:rPr>
-        <w:t>b.size</w:t>
-      </w:r>
-      <w:proofErr w:type="spellEnd"/>
-      <w:proofErr w:type="gramEnd"/>
-      <w:r>
-        <w:rPr>
-          <w:rFonts w:ascii="Courier New" w:eastAsia="Courier New" w:hAnsi="Courier New"/>
-          <w:sz w:val="16"/>
-        </w:rPr>
-        <w:t>()) {</w:t>
-      </w:r>
-    </w:p>
-    <w:p>
-      <w:pPr>
-        <w:spacing w:after="0" w:line="360" w:lineRule="auto"/>
-        <w:ind w:left="283" w:right="283"/>
-        <w:rPr>
-          <w:rFonts w:ascii="Courier New" w:eastAsia="Courier New" w:hAnsi="Courier New"/>
-          <w:sz w:val="16"/>
-        </w:rPr>
-      </w:pPr>
-      <w:r>
-        <w:rPr>
-          <w:rFonts w:ascii="Courier New" w:eastAsia="Courier New" w:hAnsi="Courier New"/>
-          <w:sz w:val="16"/>
-        </w:rPr>
-        <w:t xml:space="preserve">        throw </w:t>
-      </w:r>
-      <w:proofErr w:type="gramStart"/>
-      <w:r>
-        <w:rPr>
-          <w:rFonts w:ascii="Courier New" w:eastAsia="Courier New" w:hAnsi="Courier New"/>
-          <w:sz w:val="16"/>
-        </w:rPr>
-        <w:t>std::</w:t>
-      </w:r>
-      <w:proofErr w:type="spellStart"/>
-      <w:proofErr w:type="gramEnd"/>
-      <w:r>
-        <w:rPr>
-          <w:rFonts w:ascii="Courier New" w:eastAsia="Courier New" w:hAnsi="Courier New"/>
-          <w:sz w:val="16"/>
-        </w:rPr>
-        <w:t>invalid_</w:t>
-      </w:r>
-      <w:proofErr w:type="gramStart"/>
-      <w:r>
-        <w:rPr>
-          <w:rFonts w:ascii="Courier New" w:eastAsia="Courier New" w:hAnsi="Courier New"/>
-          <w:sz w:val="16"/>
-        </w:rPr>
-        <w:t>argument</w:t>
-      </w:r>
-      <w:proofErr w:type="spellEnd"/>
-      <w:r>
-        <w:rPr>
-          <w:rFonts w:ascii="Courier New" w:eastAsia="Courier New" w:hAnsi="Courier New"/>
-          <w:sz w:val="16"/>
-        </w:rPr>
-        <w:t>(</w:t>
-      </w:r>
-      <w:proofErr w:type="gramEnd"/>
-      <w:r>
-        <w:rPr>
-          <w:rFonts w:ascii="Courier New" w:eastAsia="Courier New" w:hAnsi="Courier New"/>
-          <w:sz w:val="16"/>
-        </w:rPr>
-        <w:t>"Vector sizes must match");</w:t>
-      </w:r>
-    </w:p>
-    <w:p>
-      <w:pPr>
-        <w:spacing w:after="0" w:line="360" w:lineRule="auto"/>
-        <w:ind w:left="283" w:right="283"/>
-        <w:rPr>
-          <w:rFonts w:ascii="Courier New" w:eastAsia="Courier New" w:hAnsi="Courier New"/>
-          <w:sz w:val="16"/>
-        </w:rPr>
-      </w:pPr>
-      <w:r>
-        <w:rPr>
-          <w:rFonts w:ascii="Courier New" w:eastAsia="Courier New" w:hAnsi="Courier New"/>
-          <w:sz w:val="16"/>
-        </w:rPr>
-        <w:t>    }</w:t>
-      </w:r>
-    </w:p>
-    <w:p>
-      <w:pPr>
-        <w:spacing w:after="0" w:line="360" w:lineRule="auto"/>
-        <w:ind w:left="283" w:right="283"/>
-        <w:rPr>
-          <w:rFonts w:ascii="Courier New" w:eastAsia="Courier New" w:hAnsi="Courier New"/>
-          <w:sz w:val="16"/>
-        </w:rPr>
-      </w:pPr>
-      <w:r>
-        <w:rPr>
-          <w:rFonts w:ascii="Courier New" w:eastAsia="Courier New" w:hAnsi="Courier New"/>
-          <w:sz w:val="16"/>
-        </w:rPr>
-        <w:t>    Vector&lt;</w:t>
-      </w:r>
-      <w:proofErr w:type="spellStart"/>
-      <w:r>
-        <w:rPr>
-          <w:rFonts w:ascii="Courier New" w:eastAsia="Courier New" w:hAnsi="Courier New"/>
-          <w:sz w:val="16"/>
-        </w:rPr>
-        <w:t>AtomT</w:t>
-      </w:r>
-      <w:proofErr w:type="spellEnd"/>
-      <w:r>
-        <w:rPr>
-          <w:rFonts w:ascii="Courier New" w:eastAsia="Courier New" w:hAnsi="Courier New"/>
-          <w:sz w:val="16"/>
-        </w:rPr>
-        <w:t>&gt; result(</w:t>
-      </w:r>
-      <w:proofErr w:type="spellStart"/>
-      <w:proofErr w:type="gramStart"/>
-      <w:r>
-        <w:rPr>
-          <w:rFonts w:ascii="Courier New" w:eastAsia="Courier New" w:hAnsi="Courier New"/>
-          <w:sz w:val="16"/>
-        </w:rPr>
-        <w:t>a.size</w:t>
-      </w:r>
-      <w:proofErr w:type="spellEnd"/>
-      <w:proofErr w:type="gramEnd"/>
-      <w:r>
-        <w:rPr>
-          <w:rFonts w:ascii="Courier New" w:eastAsia="Courier New" w:hAnsi="Courier New"/>
-          <w:sz w:val="16"/>
-        </w:rPr>
-        <w:t>());</w:t>
-      </w:r>
-    </w:p>
-    <w:p>
-      <w:pPr>
-        <w:spacing w:after="0" w:line="360" w:lineRule="auto"/>
-        <w:ind w:left="283" w:right="283"/>
-        <w:rPr>
-          <w:rFonts w:ascii="Courier New" w:eastAsia="Courier New" w:hAnsi="Courier New"/>
-          <w:sz w:val="16"/>
-        </w:rPr>
-      </w:pPr>
-      <w:r>
-        <w:rPr>
-          <w:rFonts w:ascii="Courier New" w:eastAsia="Courier New" w:hAnsi="Courier New"/>
-          <w:sz w:val="16"/>
-        </w:rPr>
-        <w:t xml:space="preserve">    </w:t>
-      </w:r>
-      <w:proofErr w:type="spellStart"/>
-      <w:r>
-        <w:rPr>
-          <w:rFonts w:ascii="Courier New" w:eastAsia="Courier New" w:hAnsi="Courier New"/>
-          <w:sz w:val="16"/>
-        </w:rPr>
-        <w:t>launch_</w:t>
-      </w:r>
-      <w:proofErr w:type="gramStart"/>
-      <w:r>
-        <w:rPr>
-          <w:rFonts w:ascii="Courier New" w:eastAsia="Courier New" w:hAnsi="Courier New"/>
-          <w:sz w:val="16"/>
-        </w:rPr>
-        <w:t>vecadd</w:t>
-      </w:r>
-      <w:proofErr w:type="spellEnd"/>
-      <w:r>
-        <w:rPr>
-          <w:rFonts w:ascii="Courier New" w:eastAsia="Courier New" w:hAnsi="Courier New"/>
-          <w:sz w:val="16"/>
-        </w:rPr>
-        <w:t>(</w:t>
-      </w:r>
-      <w:proofErr w:type="gramEnd"/>
-    </w:p>
-    <w:p>
-      <w:pPr>
-        <w:spacing w:after="0" w:line="360" w:lineRule="auto"/>
-        <w:ind w:left="283" w:right="283"/>
-        <w:rPr>
-          <w:rFonts w:ascii="Courier New" w:eastAsia="Courier New" w:hAnsi="Courier New"/>
-          <w:sz w:val="16"/>
-        </w:rPr>
-      </w:pPr>
-      <w:r>
-        <w:rPr>
-          <w:rFonts w:ascii="Courier New" w:eastAsia="Courier New" w:hAnsi="Courier New"/>
-          <w:sz w:val="16"/>
-        </w:rPr>
-        <w:t xml:space="preserve">        </w:t>
-      </w:r>
-      <w:proofErr w:type="spellStart"/>
-      <w:r>
-        <w:rPr>
-          <w:rFonts w:ascii="Courier New" w:eastAsia="Courier New" w:hAnsi="Courier New"/>
-          <w:sz w:val="16"/>
-        </w:rPr>
-        <w:t>VectorView</w:t>
-      </w:r>
-      <w:proofErr w:type="spellEnd"/>
-      <w:r>
-        <w:rPr>
-          <w:rFonts w:ascii="Courier New" w:eastAsia="Courier New" w:hAnsi="Courier New"/>
-          <w:sz w:val="16"/>
-        </w:rPr>
-        <w:t>&lt;</w:t>
-      </w:r>
-      <w:proofErr w:type="spellStart"/>
-      <w:r>
-        <w:rPr>
-          <w:rFonts w:ascii="Courier New" w:eastAsia="Courier New" w:hAnsi="Courier New"/>
-          <w:sz w:val="16"/>
-        </w:rPr>
-        <w:t>AtomT</w:t>
-      </w:r>
-      <w:proofErr w:type="spellEnd"/>
-      <w:r>
-        <w:rPr>
-          <w:rFonts w:ascii="Courier New" w:eastAsia="Courier New" w:hAnsi="Courier New"/>
-          <w:sz w:val="16"/>
-        </w:rPr>
-        <w:t>&gt;(</w:t>
-      </w:r>
-      <w:proofErr w:type="spellStart"/>
-      <w:r>
-        <w:rPr>
-          <w:rFonts w:ascii="Courier New" w:eastAsia="Courier New" w:hAnsi="Courier New"/>
-          <w:sz w:val="16"/>
-        </w:rPr>
-        <w:t>const_cast</w:t>
-      </w:r>
-      <w:proofErr w:type="spellEnd"/>
-      <w:r>
-        <w:rPr>
-          <w:rFonts w:ascii="Courier New" w:eastAsia="Courier New" w:hAnsi="Courier New"/>
-          <w:sz w:val="16"/>
-        </w:rPr>
-        <w:t>&lt;</w:t>
-      </w:r>
-      <w:proofErr w:type="spellStart"/>
-      <w:r>
-        <w:rPr>
-          <w:rFonts w:ascii="Courier New" w:eastAsia="Courier New" w:hAnsi="Courier New"/>
-          <w:sz w:val="16"/>
-        </w:rPr>
-        <w:t>AtomT</w:t>
-      </w:r>
-      <w:proofErr w:type="spellEnd"/>
-      <w:r>
-        <w:rPr>
-          <w:rFonts w:ascii="Courier New" w:eastAsia="Courier New" w:hAnsi="Courier New"/>
-          <w:sz w:val="16"/>
-        </w:rPr>
-        <w:t>*&gt;(</w:t>
-      </w:r>
-      <w:proofErr w:type="spellStart"/>
-      <w:r>
-        <w:rPr>
-          <w:rFonts w:ascii="Courier New" w:eastAsia="Courier New" w:hAnsi="Courier New"/>
-          <w:sz w:val="16"/>
-        </w:rPr>
-        <w:t>a.</w:t>
-      </w:r>
-      <w:proofErr w:type="gramStart"/>
-      <w:r>
-        <w:rPr>
-          <w:rFonts w:ascii="Courier New" w:eastAsia="Courier New" w:hAnsi="Courier New"/>
-          <w:sz w:val="16"/>
-        </w:rPr>
-        <w:t>data</w:t>
-      </w:r>
-      <w:proofErr w:type="spellEnd"/>
-      <w:r>
-        <w:rPr>
-          <w:rFonts w:ascii="Courier New" w:eastAsia="Courier New" w:hAnsi="Courier New"/>
-          <w:sz w:val="16"/>
-        </w:rPr>
-        <w:t>(</w:t>
-      </w:r>
-      <w:proofErr w:type="gramEnd"/>
-      <w:r>
-        <w:rPr>
-          <w:rFonts w:ascii="Courier New" w:eastAsia="Courier New" w:hAnsi="Courier New"/>
-          <w:sz w:val="16"/>
-        </w:rPr>
-        <w:t xml:space="preserve">)), </w:t>
-      </w:r>
-      <w:proofErr w:type="spellStart"/>
-      <w:proofErr w:type="gramStart"/>
-      <w:r>
-        <w:rPr>
-          <w:rFonts w:ascii="Courier New" w:eastAsia="Courier New" w:hAnsi="Courier New"/>
-          <w:sz w:val="16"/>
-        </w:rPr>
-        <w:t>a.size</w:t>
-      </w:r>
-      <w:proofErr w:type="spellEnd"/>
-      <w:proofErr w:type="gramEnd"/>
-      <w:r>
-        <w:rPr>
-          <w:rFonts w:ascii="Courier New" w:eastAsia="Courier New" w:hAnsi="Courier New"/>
-          <w:sz w:val="16"/>
-        </w:rPr>
-        <w:t>()),</w:t>
-      </w:r>
-    </w:p>
-    <w:p>
-      <w:pPr>
-        <w:spacing w:after="0" w:line="360" w:lineRule="auto"/>
-        <w:ind w:left="283" w:right="283"/>
-        <w:rPr>
-          <w:rFonts w:ascii="Courier New" w:eastAsia="Courier New" w:hAnsi="Courier New"/>
-          <w:sz w:val="16"/>
-        </w:rPr>
-      </w:pPr>
-      <w:r>
-        <w:rPr>
-          <w:rFonts w:ascii="Courier New" w:eastAsia="Courier New" w:hAnsi="Courier New"/>
-          <w:sz w:val="16"/>
-        </w:rPr>
-        <w:t xml:space="preserve">        </w:t>
-      </w:r>
-      <w:proofErr w:type="spellStart"/>
-      <w:r>
-        <w:rPr>
-          <w:rFonts w:ascii="Courier New" w:eastAsia="Courier New" w:hAnsi="Courier New"/>
-          <w:sz w:val="16"/>
-        </w:rPr>
-        <w:t>VectorView</w:t>
-      </w:r>
-      <w:proofErr w:type="spellEnd"/>
-      <w:r>
-        <w:rPr>
-          <w:rFonts w:ascii="Courier New" w:eastAsia="Courier New" w:hAnsi="Courier New"/>
-          <w:sz w:val="16"/>
-        </w:rPr>
-        <w:t>&lt;</w:t>
-      </w:r>
-      <w:proofErr w:type="spellStart"/>
-      <w:r>
-        <w:rPr>
-          <w:rFonts w:ascii="Courier New" w:eastAsia="Courier New" w:hAnsi="Courier New"/>
-          <w:sz w:val="16"/>
-        </w:rPr>
-        <w:t>AtomT</w:t>
-      </w:r>
-      <w:proofErr w:type="spellEnd"/>
-      <w:r>
-        <w:rPr>
-          <w:rFonts w:ascii="Courier New" w:eastAsia="Courier New" w:hAnsi="Courier New"/>
-          <w:sz w:val="16"/>
-        </w:rPr>
-        <w:t>&gt;(</w:t>
-      </w:r>
-      <w:proofErr w:type="spellStart"/>
-      <w:r>
-        <w:rPr>
-          <w:rFonts w:ascii="Courier New" w:eastAsia="Courier New" w:hAnsi="Courier New"/>
-          <w:sz w:val="16"/>
-        </w:rPr>
-        <w:t>const_cast</w:t>
-      </w:r>
-      <w:proofErr w:type="spellEnd"/>
-      <w:r>
-        <w:rPr>
-          <w:rFonts w:ascii="Courier New" w:eastAsia="Courier New" w:hAnsi="Courier New"/>
-          <w:sz w:val="16"/>
-        </w:rPr>
-        <w:t>&lt;</w:t>
-      </w:r>
-      <w:proofErr w:type="spellStart"/>
-      <w:r>
-        <w:rPr>
-          <w:rFonts w:ascii="Courier New" w:eastAsia="Courier New" w:hAnsi="Courier New"/>
-          <w:sz w:val="16"/>
-        </w:rPr>
-        <w:t>AtomT</w:t>
-      </w:r>
-      <w:proofErr w:type="spellEnd"/>
-      <w:r>
-        <w:rPr>
-          <w:rFonts w:ascii="Courier New" w:eastAsia="Courier New" w:hAnsi="Courier New"/>
-          <w:sz w:val="16"/>
-        </w:rPr>
-        <w:t>*&gt;(</w:t>
-      </w:r>
-      <w:proofErr w:type="spellStart"/>
-      <w:r>
-        <w:rPr>
-          <w:rFonts w:ascii="Courier New" w:eastAsia="Courier New" w:hAnsi="Courier New"/>
-          <w:sz w:val="16"/>
-        </w:rPr>
-        <w:t>b.</w:t>
-      </w:r>
-      <w:proofErr w:type="gramStart"/>
-      <w:r>
-        <w:rPr>
-          <w:rFonts w:ascii="Courier New" w:eastAsia="Courier New" w:hAnsi="Courier New"/>
-          <w:sz w:val="16"/>
-        </w:rPr>
-        <w:t>data</w:t>
-      </w:r>
-      <w:proofErr w:type="spellEnd"/>
-      <w:r>
-        <w:rPr>
-          <w:rFonts w:ascii="Courier New" w:eastAsia="Courier New" w:hAnsi="Courier New"/>
-          <w:sz w:val="16"/>
-        </w:rPr>
-        <w:t>(</w:t>
-      </w:r>
-      <w:proofErr w:type="gramEnd"/>
-      <w:r>
-        <w:rPr>
-          <w:rFonts w:ascii="Courier New" w:eastAsia="Courier New" w:hAnsi="Courier New"/>
-          <w:sz w:val="16"/>
-        </w:rPr>
-        <w:t xml:space="preserve">)), </w:t>
-      </w:r>
-      <w:proofErr w:type="spellStart"/>
-      <w:proofErr w:type="gramStart"/>
-      <w:r>
-        <w:rPr>
-          <w:rFonts w:ascii="Courier New" w:eastAsia="Courier New" w:hAnsi="Courier New"/>
-          <w:sz w:val="16"/>
-        </w:rPr>
-        <w:t>b.size</w:t>
-      </w:r>
-      <w:proofErr w:type="spellEnd"/>
-      <w:proofErr w:type="gramEnd"/>
-      <w:r>
-        <w:rPr>
-          <w:rFonts w:ascii="Courier New" w:eastAsia="Courier New" w:hAnsi="Courier New"/>
-          <w:sz w:val="16"/>
-        </w:rPr>
-        <w:t>()),</w:t>
-      </w:r>
-    </w:p>
-    <w:p>
-      <w:pPr>
-        <w:spacing w:after="0" w:line="360" w:lineRule="auto"/>
-        <w:ind w:left="283" w:right="283"/>
-        <w:rPr>
-          <w:rFonts w:ascii="Courier New" w:eastAsia="Courier New" w:hAnsi="Courier New"/>
-          <w:sz w:val="16"/>
-        </w:rPr>
-      </w:pPr>
-      <w:r>
-        <w:rPr>
-          <w:rFonts w:ascii="Courier New" w:eastAsia="Courier New" w:hAnsi="Courier New"/>
-          <w:sz w:val="16"/>
-        </w:rPr>
-        <w:t xml:space="preserve">        </w:t>
-      </w:r>
-      <w:proofErr w:type="spellStart"/>
-      <w:proofErr w:type="gramStart"/>
-      <w:r>
-        <w:rPr>
-          <w:rFonts w:ascii="Courier New" w:eastAsia="Courier New" w:hAnsi="Courier New"/>
-          <w:sz w:val="16"/>
-        </w:rPr>
-        <w:t>result.view</w:t>
-      </w:r>
-      <w:proofErr w:type="spellEnd"/>
-      <w:proofErr w:type="gramEnd"/>
-      <w:r>
-        <w:rPr>
-          <w:rFonts w:ascii="Courier New" w:eastAsia="Courier New" w:hAnsi="Courier New"/>
-          <w:sz w:val="16"/>
-        </w:rPr>
-        <w:t>()</w:t>
-      </w:r>
-    </w:p>
-    <w:p>
-      <w:pPr>
-        <w:spacing w:after="0" w:line="360" w:lineRule="auto"/>
-        <w:ind w:left="283" w:right="283"/>
-        <w:rPr>
-          <w:rFonts w:ascii="Courier New" w:eastAsia="Courier New" w:hAnsi="Courier New"/>
-          <w:sz w:val="16"/>
-        </w:rPr>
-      </w:pPr>
-      <w:r>
-        <w:rPr>
-          <w:rFonts w:ascii="Courier New" w:eastAsia="Courier New" w:hAnsi="Courier New"/>
-          <w:sz w:val="16"/>
-        </w:rPr>
-        <w:t>    );</w:t>
-      </w:r>
-    </w:p>
-    <w:p>
-      <w:pPr>
-        <w:spacing w:after="0" w:line="360" w:lineRule="auto"/>
-        <w:ind w:left="283" w:right="283"/>
-        <w:rPr>
-          <w:rFonts w:ascii="Courier New" w:eastAsia="Courier New" w:hAnsi="Courier New"/>
-          <w:sz w:val="16"/>
-        </w:rPr>
-      </w:pPr>
-      <w:r>
-        <w:rPr>
-          <w:rFonts w:ascii="Courier New" w:eastAsia="Courier New" w:hAnsi="Courier New"/>
-          <w:sz w:val="16"/>
-        </w:rPr>
-        <w:t>    CUDA_</w:t>
-      </w:r>
-      <w:proofErr w:type="gramStart"/>
-      <w:r>
-        <w:rPr>
-          <w:rFonts w:ascii="Courier New" w:eastAsia="Courier New" w:hAnsi="Courier New"/>
-          <w:sz w:val="16"/>
-        </w:rPr>
-        <w:t>CHECK(</w:t>
-      </w:r>
-      <w:proofErr w:type="spellStart"/>
-      <w:r>
-        <w:rPr>
-          <w:rFonts w:ascii="Courier New" w:eastAsia="Courier New" w:hAnsi="Courier New"/>
-          <w:sz w:val="16"/>
-        </w:rPr>
-        <w:t>cudaDeviceSynchronize</w:t>
-      </w:r>
-      <w:proofErr w:type="spellEnd"/>
-      <w:r>
-        <w:rPr>
-          <w:rFonts w:ascii="Courier New" w:eastAsia="Courier New" w:hAnsi="Courier New"/>
-          <w:sz w:val="16"/>
-        </w:rPr>
-        <w:t>(</w:t>
-      </w:r>
-      <w:proofErr w:type="gramEnd"/>
-      <w:r>
-        <w:rPr>
-          <w:rFonts w:ascii="Courier New" w:eastAsia="Courier New" w:hAnsi="Courier New"/>
-          <w:sz w:val="16"/>
-        </w:rPr>
-        <w:t>));</w:t>
-      </w:r>
-    </w:p>
-    <w:p>
-      <w:pPr>
-        <w:spacing w:after="0" w:line="360" w:lineRule="auto"/>
-        <w:ind w:left="283" w:right="283"/>
-        <w:rPr>
-          <w:rFonts w:ascii="Courier New" w:eastAsia="Courier New" w:hAnsi="Courier New"/>
-          <w:sz w:val="16"/>
           <w:lang w:val="ru-RU"/>
-        </w:rPr>
-      </w:pPr>
-      <w:r>
-        <w:rPr>
-          <w:rFonts w:ascii="Courier New" w:eastAsia="Courier New" w:hAnsi="Courier New"/>
-          <w:sz w:val="16"/>
-        </w:rPr>
-        <w:t xml:space="preserve">    </w:t>
-      </w:r>
-      <w:proofErr w:type="spellStart"/>
-      <w:r>
-        <w:rPr>
-          <w:rFonts w:ascii="Courier New" w:eastAsia="Courier New" w:hAnsi="Courier New"/>
-          <w:sz w:val="16"/>
-          <w:lang w:val="ru-RU"/>
-        </w:rPr>
-        <w:t>return</w:t>
-      </w:r>
-      <w:proofErr w:type="spellEnd"/>
-      <w:r>
-        <w:rPr>
-          <w:rFonts w:ascii="Courier New" w:eastAsia="Courier New" w:hAnsi="Courier New"/>
-          <w:sz w:val="16"/>
-          <w:lang w:val="ru-RU"/>
-        </w:rPr>
-        <w:t xml:space="preserve"> </w:t>
-      </w:r>
-      <w:proofErr w:type="spellStart"/>
-      <w:r>
-        <w:rPr>
-          <w:rFonts w:ascii="Courier New" w:eastAsia="Courier New" w:hAnsi="Courier New"/>
-          <w:sz w:val="16"/>
-          <w:lang w:val="ru-RU"/>
-        </w:rPr>
-        <w:t>result</w:t>
-      </w:r>
-      <w:proofErr w:type="spellEnd"/>
-      <w:r>
-        <w:rPr>
-          <w:rFonts w:ascii="Courier New" w:eastAsia="Courier New" w:hAnsi="Courier New"/>
-          <w:sz w:val="16"/>
-          <w:lang w:val="ru-RU"/>
-        </w:rPr>
-        <w:t>;</w:t>
-      </w:r>
-    </w:p>
-    <w:p>
-      <w:pPr>
-        <w:spacing w:after="0" w:line="360" w:lineRule="auto"/>
-        <w:ind w:left="283" w:right="283"/>
-        <w:rPr>
-          <w:rFonts w:ascii="Courier New" w:eastAsia="Courier New" w:hAnsi="Courier New"/>
-          <w:sz w:val="16"/>
         </w:rPr>
       </w:pPr>
       <w:r>
@@ -11644,6 +11778,7 @@
           <w:rFonts w:ascii="Courier New" w:eastAsia="Courier New" w:hAnsi="Courier New"/>
           <w:sz w:val="16"/>
         </w:rPr>
+        <w:lastRenderedPageBreak/>
         <w:t xml:space="preserve">            </w:t>
       </w:r>
       <w:proofErr w:type="gramStart"/>
@@ -11835,7 +11970,6 @@
           <w:b/>
           <w:lang w:val="ru-RU"/>
         </w:rPr>
-        <w:lastRenderedPageBreak/>
         <w:t>2 Тестирование корректности</w:t>
       </w:r>
     </w:p>
@@ -11994,6 +12128,7 @@
         <w:rPr>
           <w:b/>
         </w:rPr>
+        <w:lastRenderedPageBreak/>
         <w:t xml:space="preserve">3.1 </w:t>
       </w:r>
       <w:proofErr w:type="spellStart"/>
@@ -12052,6 +12187,9 @@
         <w:jc w:val="center"/>
       </w:pPr>
       <w:r>
+        <w:rPr>
+          <w:noProof/>
+        </w:rPr>
         <w:drawing>
           <wp:inline distT="0" distB="0" distL="0" distR="0" wp14:anchorId="43C7100D" wp14:editId="70EDE43D">
             <wp:extent cx="5979795" cy="4483047"/>
@@ -12156,6 +12294,9 @@
         <w:jc w:val="center"/>
       </w:pPr>
       <w:r>
+        <w:rPr>
+          <w:noProof/>
+        </w:rPr>
         <w:drawing>
           <wp:inline distT="0" distB="0" distL="0" distR="0" wp14:anchorId="1ADC0477" wp14:editId="23468578">
             <wp:extent cx="6332220" cy="4840605"/>
@@ -12355,6 +12496,11 @@
       </w:r>
     </w:p>
     <w:p>
+      <w:pPr>
+        <w:rPr>
+          <w:lang w:val="ru-RU"/>
+        </w:rPr>
+      </w:pPr>
       <w:r>
         <w:rPr>
           <w:lang w:val="ru-RU"/>
@@ -12514,6 +12660,11 @@
       </w:r>
     </w:p>
     <w:p>
+      <w:pPr>
+        <w:rPr>
+          <w:lang w:val="ru-RU"/>
+        </w:rPr>
+      </w:pPr>
       <w:r>
         <w:rPr>
           <w:lang w:val="ru-RU"/>
